--- a/downloads/student/ai-1-week-10.docx
+++ b/downloads/student/ai-1-week-10.docx
@@ -1864,6 +1864,16 @@
     <w:p>
       <w:r>
         <w:t>A large reported value need not mean the true branch ran; branch choice depends on the earlier value.</w:t>
+      </w:r>
+    </w:p>
+    <w:p>
+      <w:r>
+        <w:t>Read the labelled picture: Which input detects the difference between the two written conditions? Explain its entire run.</w:t>
+      </w:r>
+    </w:p>
+    <w:p>
+      <w:r>
+        <w:t>Change one thing: Replace at least 6 with above 6. Predict the result before checking the explanation. What remains the same?</w:t>
       </w:r>
     </w:p>
     <w:p>
@@ -3593,6 +3603,187 @@
     <w:p>
       <w:r>
         <w:t>Attempt the independent case before hints. Record whether you worked alone, used a hint or followed a model. After feedback, fix the first unsupported step and explain why it changed. A later check uses a changed case, not a copied answer.</w:t>
+      </w:r>
+    </w:p>
+    <w:p>
+      <w:pPr>
+        <w:pStyle w:val="Heading1"/>
+      </w:pPr>
+      <w:r>
+        <w:t>15. Your lesson route</w:t>
+      </w:r>
+    </w:p>
+    <w:p>
+      <w:r>
+        <w:t>Start with this question: A fictional counter begins with a number, adds 2, then chooses one branch.</w:t>
+      </w:r>
+    </w:p>
+    <w:tbl>
+      <w:tblPr>
+        <w:tblStyle w:val="LightShading-Accent1"/>
+        <w:tblW w:type="auto" w:w="0"/>
+        <w:tblLook w:firstColumn="1" w:firstRow="1" w:lastColumn="0" w:lastRow="0" w:noHBand="0" w:noVBand="1" w:val="04A0"/>
+      </w:tblPr>
+      <w:tblGrid>
+        <w:gridCol w:w="5112"/>
+        <w:gridCol w:w="5112"/>
+      </w:tblGrid>
+      <w:tr>
+        <w:trPr>
+          <w:tblHeader/>
+        </w:trPr>
+        <w:tc>
+          <w:tcPr>
+            <w:tcW w:type="dxa" w:w="5112"/>
+          </w:tcPr>
+          <w:p>
+            <w:r>
+              <w:t>By the end, I can</w:t>
+            </w:r>
+          </w:p>
+        </w:tc>
+        <w:tc>
+          <w:tcPr>
+            <w:tcW w:type="dxa" w:w="5112"/>
+          </w:tcPr>
+          <w:p>
+            <w:r>
+              <w:t>How I will show it</w:t>
+            </w:r>
+          </w:p>
+        </w:tc>
+      </w:tr>
+      <w:tr>
+        <w:tc>
+          <w:tcPr>
+            <w:tcW w:type="dxa" w:w="5112"/>
+          </w:tcPr>
+          <w:p>
+            <w:r>
+              <w:t>Evaluate a condition using the current state and trace only the selected branch</w:t>
+            </w:r>
+          </w:p>
+        </w:tc>
+        <w:tc>
+          <w:tcPr>
+            <w:tcW w:type="dxa" w:w="5112"/>
+          </w:tcPr>
+          <w:p>
+            <w:r>
+              <w:t>Explain the deciding step, show a trace or test, and state one limit.</w:t>
+            </w:r>
+          </w:p>
+        </w:tc>
+      </w:tr>
+      <w:tr>
+        <w:tc>
+          <w:tcPr>
+            <w:tcW w:type="dxa" w:w="5112"/>
+          </w:tcPr>
+          <w:p>
+            <w:r>
+              <w:t>Distinguish inclusive and strict boundaries using values below, at and above a threshold</w:t>
+            </w:r>
+          </w:p>
+        </w:tc>
+        <w:tc>
+          <w:tcPr>
+            <w:tcW w:type="dxa" w:w="5112"/>
+          </w:tcPr>
+          <w:p>
+            <w:r>
+              <w:t>Explain the deciding step, show a trace or test, and state one limit.</w:t>
+            </w:r>
+          </w:p>
+        </w:tc>
+      </w:tr>
+      <w:tr>
+        <w:tc>
+          <w:tcPr>
+            <w:tcW w:type="dxa" w:w="5112"/>
+          </w:tcPr>
+          <w:p>
+            <w:r>
+              <w:t>Design a boundary test and handle an unknown input without silently treating it as false</w:t>
+            </w:r>
+          </w:p>
+        </w:tc>
+        <w:tc>
+          <w:tcPr>
+            <w:tcW w:type="dxa" w:w="5112"/>
+          </w:tcPr>
+          <w:p>
+            <w:r>
+              <w:t>Explain the deciding step, show a trace or test, and state one limit.</w:t>
+            </w:r>
+          </w:p>
+        </w:tc>
+      </w:tr>
+    </w:tbl>
+    <w:p>
+      <w:r>
+        <w:t>Remember → watch and explain → try with help → investigate → try independently → keep project evidence. Your teacher may spread this lesson across several classes.</w:t>
+      </w:r>
+    </w:p>
+    <w:p>
+      <w:r>
+        <w:t>Keep your first prediction. Compare it with what the evidence shows and explain any change.</w:t>
+      </w:r>
+    </w:p>
+    <w:p>
+      <w:pPr>
+        <w:pStyle w:val="Heading1"/>
+      </w:pPr>
+      <w:r>
+        <w:t>16. Finish and return</w:t>
+      </w:r>
+    </w:p>
+    <w:p>
+      <w:r>
+        <w:t>Close your notes. Explain this goal in your own words: Evaluate a condition using the current state and trace only the selected branch</w:t>
+      </w:r>
+    </w:p>
+    <w:p>
+      <w:pPr>
+        <w:pStyle w:val="Heading3"/>
+      </w:pPr>
+      <w:r>
+        <w:t>My deciding step, evidence and one remaining question</w:t>
+      </w:r>
+    </w:p>
+    <w:p>
+      <w:r>
+        <w:t>________________________________________________________________</w:t>
+      </w:r>
+    </w:p>
+    <w:p>
+      <w:r>
+        <w:t>________________________________________________________________</w:t>
+      </w:r>
+    </w:p>
+    <w:p>
+      <w:r>
+        <w:t>________________________________________________________________</w:t>
+      </w:r>
+    </w:p>
+    <w:p>
+      <w:r>
+        <w:t>________________________________________________________________</w:t>
+      </w:r>
+    </w:p>
+    <w:p>
+      <w:r>
+        <w:t>________________________________________________________________</w:t>
+      </w:r>
+    </w:p>
+    <w:p>
+      <w:r>
+        <w:t>If you are unsure, return to the worked picture and explain one arrow. If you are ready, change an input or assumption and justify your prediction.</w:t>
+      </w:r>
+    </w:p>
+    <w:p>
+      <w:r>
+        <w:t>Save your workbook evidence. At the next review, try a different case before opening your old answer.</w:t>
       </w:r>
     </w:p>
     <w:sectPr>

--- a/downloads/student/ai-1-week-10.docx
+++ b/downloads/student/ai-1-week-10.docx
@@ -3784,6 +3784,207 @@
     <w:p>
       <w:r>
         <w:t>Save your workbook evidence. At the next review, try a different case before opening your old answer.</w:t>
+      </w:r>
+    </w:p>
+    <w:p>
+      <w:pPr>
+        <w:pStyle w:val="Heading1"/>
+      </w:pPr>
+      <w:r>
+        <w:t>17. Supported practice, repair and portfolio</w:t>
+      </w:r>
+    </w:p>
+    <w:p>
+      <w:r>
+        <w:t>Use this supported practice once, in the browser or on paper. Keep the reserved independent assessment for a separate first attempt before teacher feedback.</w:t>
+      </w:r>
+    </w:p>
+    <w:p>
+      <w:r>
+        <w:t>A fictional counter begins with a number, adds 2, then chooses one branch.</w:t>
+      </w:r>
+    </w:p>
+    <w:p>
+      <w:pPr>
+        <w:pStyle w:val="Heading3"/>
+      </w:pPr>
+      <w:r>
+        <w:t>Practice 1: explain the deciding evidence</w:t>
+      </w:r>
+    </w:p>
+    <w:p>
+      <w:r>
+        <w:t>Which labelled step matches this detail? The three independent runs report 10,5,6.</w:t>
+      </w:r>
+    </w:p>
+    <w:p>
+      <w:r>
+        <w:t>1. Update first</w:t>
+      </w:r>
+    </w:p>
+    <w:p>
+      <w:r>
+        <w:t>2. Report</w:t>
+      </w:r>
+    </w:p>
+    <w:p>
+      <w:r>
+        <w:t>3. Choose one branch</w:t>
+      </w:r>
+    </w:p>
+    <w:p>
+      <w:r>
+        <w:t>4. Test current value</w:t>
+      </w:r>
+    </w:p>
+    <w:p>
+      <w:pPr>
+        <w:pStyle w:val="Heading3"/>
+      </w:pPr>
+      <w:r>
+        <w:t>My selected conclusion, deciding fact and explanation</w:t>
+      </w:r>
+    </w:p>
+    <w:p>
+      <w:r>
+        <w:t>________________________________________________________________</w:t>
+      </w:r>
+    </w:p>
+    <w:p>
+      <w:r>
+        <w:t>________________________________________________________________</w:t>
+      </w:r>
+    </w:p>
+    <w:p>
+      <w:r>
+        <w:t>________________________________________________________________</w:t>
+      </w:r>
+    </w:p>
+    <w:p>
+      <w:r>
+        <w:t>________________________________________________________________</w:t>
+      </w:r>
+    </w:p>
+    <w:p>
+      <w:r>
+        <w:t>________________________________________________________________</w:t>
+      </w:r>
+    </w:p>
+    <w:p>
+      <w:r>
+        <w:t>Hint if needed: Read the steps in the pictorial case. Match the supplied detail to the stage that performs or records it.</w:t>
+      </w:r>
+    </w:p>
+    <w:p>
+      <w:r>
+        <w:t>After your attempt, compare with the supported explanation: Report The three independent runs report 10,5,6. The condition is evaluated after adding 2. Equality belongs to the at-least branch, so starting at 4 checks the boundary. Once a branch finishes, the program reports; it does not reconsider the condition just because doubling 5 produced 10.</w:t>
+      </w:r>
+    </w:p>
+    <w:p>
+      <w:pPr>
+        <w:pStyle w:val="Heading3"/>
+      </w:pPr>
+      <w:r>
+        <w:t>Practice 2: explain the deciding evidence</w:t>
+      </w:r>
+    </w:p>
+    <w:p>
+      <w:r>
+        <w:t>Changed-case practice: Replace at least 6 with above 6. Which conclusion is supported by the supplied facts?</w:t>
+      </w:r>
+    </w:p>
+    <w:p>
+      <w:r>
+        <w:t>1. This one example guarantees correct results for every future input.</w:t>
+      </w:r>
+    </w:p>
+    <w:p>
+      <w:r>
+        <w:t>2. Only the run starting at 4 changes: it reports 12.</w:t>
+      </w:r>
+    </w:p>
+    <w:p>
+      <w:r>
+        <w:t>3. We can decide the result without examining the changed input or the procedure.</w:t>
+      </w:r>
+    </w:p>
+    <w:p>
+      <w:pPr>
+        <w:pStyle w:val="Heading3"/>
+      </w:pPr>
+      <w:r>
+        <w:t>My selected conclusion, deciding fact and explanation</w:t>
+      </w:r>
+    </w:p>
+    <w:p>
+      <w:r>
+        <w:t>________________________________________________________________</w:t>
+      </w:r>
+    </w:p>
+    <w:p>
+      <w:r>
+        <w:t>________________________________________________________________</w:t>
+      </w:r>
+    </w:p>
+    <w:p>
+      <w:r>
+        <w:t>________________________________________________________________</w:t>
+      </w:r>
+    </w:p>
+    <w:p>
+      <w:r>
+        <w:t>________________________________________________________________</w:t>
+      </w:r>
+    </w:p>
+    <w:p>
+      <w:r>
+        <w:t>________________________________________________________________</w:t>
+      </w:r>
+    </w:p>
+    <w:p>
+      <w:r>
+        <w:t>Hint if needed: Use the changed condition and the deciding step in the pictorial trace. The answer must say what follows from those facts.</w:t>
+      </w:r>
+    </w:p>
+    <w:p>
+      <w:r>
+        <w:t>After your attempt, compare with the supported explanation: Only the run starting at 4 changes: it reports 12. Updated value 6 fails a strict above comparison and is doubled.</w:t>
+      </w:r>
+    </w:p>
+    <w:p>
+      <w:pPr>
+        <w:pStyle w:val="Heading3"/>
+      </w:pPr>
+      <w:r>
+        <w:t>Repair a missing building block</w:t>
+      </w:r>
+    </w:p>
+    <w:p>
+      <w:r>
+        <w:t>Review Algorithms as Recipes (ai-1/9). Goal: Trace an ordered algorithm using the current value after every instruction. Short practice: Use the arrows to explain where the two zero-start runs first differ.. Return to this week and explain what you changed.</w:t>
+      </w:r>
+    </w:p>
+    <w:p>
+      <w:r>
+        <w:t>Review Categories and Labels (ai-1/7). Goal: Apply a category definition using explicit evidence and boundary rules. Short practice: Explain why B originally was revise rather than review, then label its changed version.. Return to this week and explain what you changed.</w:t>
+      </w:r>
+    </w:p>
+    <w:p>
+      <w:r>
+        <w:t>Review Rules or Learned Patterns? (ai-1/4). Goal: Execute a stated rule including its boundary. Short practice: Show which stage used labels and which stage used only the new measurement.. Return to this week and explain what you changed.</w:t>
+      </w:r>
+    </w:p>
+    <w:p>
+      <w:pPr>
+        <w:pStyle w:val="Heading3"/>
+      </w:pPr>
+      <w:r>
+        <w:t>Keep your completed work</w:t>
+      </w:r>
+    </w:p>
+    <w:p>
+      <w:r>
+        <w:t>Use Download completed work in the hosted lesson to export your answers, reflections, practice feedback and code-run evidence. Open the HTML copy to read or print it. Drafts stay in this browser when storage is available; clear drafts on a shared device.</w:t>
       </w:r>
     </w:p>
     <w:sectPr>

--- a/downloads/student/ai-1-week-10.docx
+++ b/downloads/student/ai-1-week-10.docx
@@ -42,6 +42,11 @@
       </w:r>
     </w:p>
     <w:p>
+      <w:r>
+        <w:t>Start with the target: Evaluate a condition using the current state and trace only the selected branch. Try the recall before opening notes.</w:t>
+      </w:r>
+    </w:p>
+    <w:p>
       <w:pPr>
         <w:pStyle w:val="Heading3"/>
       </w:pPr>
@@ -50,18 +55,96 @@
       </w:r>
     </w:p>
     <w:p>
-      <w:r>
-        <w:t>I can evaluate a condition using the current state and trace only the selected branch.</w:t>
-      </w:r>
-    </w:p>
-    <w:p>
-      <w:r>
-        <w:t>I can distinguish inclusive and strict boundaries using values below, at and above a threshold.</w:t>
-      </w:r>
-    </w:p>
-    <w:p>
-      <w:r>
-        <w:t>I can design a boundary test and handle an unknown input without silently treating it as false.</w:t>
+      <w:pPr>
+        <w:spacing w:line="336" w:lineRule="auto" w:after="180"/>
+      </w:pPr>
+      <w:r>
+        <w:rPr>
+          <w:b w:val="0"/>
+        </w:rPr>
+        <w:t xml:space="preserve">I can evaluate a </w:t>
+      </w:r>
+      <w:r>
+        <w:rPr>
+          <w:b/>
+        </w:rPr>
+        <w:t>condition</w:t>
+      </w:r>
+      <w:r>
+        <w:rPr>
+          <w:b w:val="0"/>
+        </w:rPr>
+        <w:t xml:space="preserve"> using the current state and trace only the selected </w:t>
+      </w:r>
+      <w:r>
+        <w:rPr>
+          <w:b/>
+        </w:rPr>
+        <w:t>branch</w:t>
+      </w:r>
+      <w:r>
+        <w:rPr>
+          <w:b w:val="0"/>
+        </w:rPr>
+        <w:t>.</w:t>
+      </w:r>
+    </w:p>
+    <w:p>
+      <w:pPr>
+        <w:spacing w:line="336" w:lineRule="auto" w:after="180"/>
+      </w:pPr>
+      <w:r>
+        <w:rPr>
+          <w:b w:val="0"/>
+        </w:rPr>
+        <w:t xml:space="preserve">I can distinguish inclusive and strict boundaries using values below, at and above a </w:t>
+      </w:r>
+      <w:r>
+        <w:rPr>
+          <w:b/>
+        </w:rPr>
+        <w:t>threshold</w:t>
+      </w:r>
+      <w:r>
+        <w:rPr>
+          <w:b w:val="0"/>
+        </w:rPr>
+        <w:t>.</w:t>
+      </w:r>
+    </w:p>
+    <w:p>
+      <w:pPr>
+        <w:spacing w:line="336" w:lineRule="auto" w:after="180"/>
+      </w:pPr>
+      <w:r>
+        <w:rPr>
+          <w:b w:val="0"/>
+        </w:rPr>
+        <w:t xml:space="preserve">I can design a </w:t>
+      </w:r>
+      <w:r>
+        <w:rPr>
+          <w:b/>
+        </w:rPr>
+        <w:t>boundary test</w:t>
+      </w:r>
+      <w:r>
+        <w:rPr>
+          <w:b w:val="0"/>
+        </w:rPr>
+        <w:t xml:space="preserve"> and handle an unknown </w:t>
+      </w:r>
+      <w:r>
+        <w:rPr>
+          <w:b/>
+        </w:rPr>
+        <w:t>input</w:t>
+      </w:r>
+      <w:r>
+        <w:rPr>
+          <w:b w:val="0"/>
+        </w:rPr>
+        <w:t xml:space="preserve"> without silently treating it as false.</w:t>
       </w:r>
     </w:p>
     <w:p>
@@ -73,33 +156,99 @@
       </w:r>
     </w:p>
     <w:p>
-      <w:r>
+      <w:pPr>
+        <w:spacing w:line="336" w:lineRule="auto" w:after="180"/>
+      </w:pPr>
+      <w:r>
+        <w:rPr>
+          <w:b w:val="0"/>
+        </w:rPr>
         <w:t>Close your notes first. A rough first answer helps us choose the right starting point; it is not a score for your ability.</w:t>
       </w:r>
     </w:p>
     <w:p>
-      <w:r>
+      <w:pPr>
+        <w:spacing w:line="336" w:lineRule="auto" w:after="180"/>
+      </w:pPr>
+      <w:r>
+        <w:rPr>
+          <w:b w:val="0"/>
+        </w:rPr>
         <w:t>Without opening the old lesson, explain one key idea from Algorithms as Recipes. Give an example and a mistake that the idea helps you avoid.</w:t>
       </w:r>
     </w:p>
     <w:p>
-      <w:r>
+      <w:pPr>
+        <w:spacing w:line="336" w:lineRule="auto" w:after="180"/>
+      </w:pPr>
+      <w:r>
+        <w:rPr>
+          <w:b w:val="0"/>
+        </w:rPr>
         <w:t>Without opening the old lesson, explain one key idea from Categories and Labels. Give an example and a mistake that the idea helps you avoid.</w:t>
       </w:r>
     </w:p>
     <w:p>
-      <w:r>
+      <w:pPr>
+        <w:spacing w:line="336" w:lineRule="auto" w:after="180"/>
+      </w:pPr>
+      <w:r>
+        <w:rPr>
+          <w:b w:val="0"/>
+        </w:rPr>
         <w:t>Without opening the old lesson, explain one key idea from Rules or Learned Patterns?. Give an example and a mistake that the idea helps you avoid.</w:t>
       </w:r>
     </w:p>
     <w:p>
-      <w:r>
-        <w:t>After trying, check the relevant lesson or ask your teacher. Change the part of your explanation that the evidence shows was wrong.</w:t>
-      </w:r>
-    </w:p>
-    <w:p>
-      <w:r>
-        <w:t>Conditions make an algorithm branch when information changes.</w:t>
+      <w:pPr>
+        <w:spacing w:line="336" w:lineRule="auto" w:after="180"/>
+      </w:pPr>
+      <w:r>
+        <w:rPr>
+          <w:b w:val="0"/>
+        </w:rPr>
+        <w:t xml:space="preserve">After trying, check the relevant lesson or ask your teacher. Change the part of your explanation that the </w:t>
+      </w:r>
+      <w:r>
+        <w:rPr>
+          <w:b/>
+        </w:rPr>
+        <w:t>evidence</w:t>
+      </w:r>
+      <w:r>
+        <w:rPr>
+          <w:b w:val="0"/>
+        </w:rPr>
+        <w:t xml:space="preserve"> shows was wrong.</w:t>
+      </w:r>
+    </w:p>
+    <w:p>
+      <w:pPr>
+        <w:spacing w:line="336" w:lineRule="auto" w:after="180"/>
+      </w:pPr>
+      <w:r>
+        <w:rPr>
+          <w:b/>
+        </w:rPr>
+        <w:t>Condition</w:t>
+      </w:r>
+      <w:r>
+        <w:rPr>
+          <w:b w:val="0"/>
+        </w:rPr>
+        <w:t xml:space="preserve">s make an algorithm </w:t>
+      </w:r>
+      <w:r>
+        <w:rPr>
+          <w:b/>
+        </w:rPr>
+        <w:t>branch</w:t>
+      </w:r>
+      <w:r>
+        <w:rPr>
+          <w:b w:val="0"/>
+        </w:rPr>
+        <w:t xml:space="preserve"> when information changes.</w:t>
       </w:r>
     </w:p>
     <w:p>
@@ -139,12 +288,33 @@
       </w:r>
     </w:p>
     <w:p>
-      <w:r>
+      <w:pPr>
+        <w:pStyle w:val="Heading3"/>
+      </w:pPr>
+      <w:r>
+        <w:t>Your target</w:t>
+      </w:r>
+    </w:p>
+    <w:p>
+      <w:pPr>
+        <w:spacing w:line="336" w:lineRule="auto" w:after="180"/>
+        <w:shd w:fill="EDF7F3"/>
+      </w:pPr>
+      <w:r>
+        <w:rPr>
+          <w:b w:val="0"/>
+        </w:rPr>
         <w:t>LEARNING TARGET  A club admits a visitor if they have a ticket AND an accompanying adult. Test all four yes/no combinations. A student changes AND to OR. Which outcomes change?</w:t>
       </w:r>
     </w:p>
     <w:p>
-      <w:r>
+      <w:pPr>
+        <w:spacing w:line="336" w:lineRule="auto" w:after="180"/>
+      </w:pPr>
+      <w:r>
+        <w:rPr>
+          <w:b w:val="0"/>
+        </w:rPr>
         <w:t>Learner name:</w:t>
       </w:r>
     </w:p>
@@ -157,7 +327,14 @@
       </w:r>
     </w:p>
     <w:p>
-      <w:r>
+      <w:pPr>
+        <w:spacing w:line="336" w:lineRule="auto" w:after="180"/>
+        <w:shd w:fill="F5F1FB"/>
+      </w:pPr>
+      <w:r>
+        <w:rPr>
+          <w:b w:val="0"/>
+        </w:rPr>
         <w:t>Score starts at 4. Add 2 to score, then double it. Which value is doubled, and what is the final score?</w:t>
       </w:r>
     </w:p>
@@ -170,8 +347,26 @@
       </w:r>
     </w:p>
     <w:p>
-      <w:r>
-        <w:t>By the end, I can trace exactly one branch and test an including equality boundary.</w:t>
+      <w:pPr>
+        <w:spacing w:line="336" w:lineRule="auto" w:after="180"/>
+      </w:pPr>
+      <w:r>
+        <w:rPr>
+          <w:b w:val="0"/>
+        </w:rPr>
+        <w:t xml:space="preserve">By the end, I can trace exactly one </w:t>
+      </w:r>
+      <w:r>
+        <w:rPr>
+          <w:b/>
+        </w:rPr>
+        <w:t>branch</w:t>
+      </w:r>
+      <w:r>
+        <w:rPr>
+          <w:b w:val="0"/>
+        </w:rPr>
+        <w:t xml:space="preserve"> and test an including equality boundary.</w:t>
       </w:r>
     </w:p>
     <w:p>
@@ -184,6 +379,17 @@
     </w:p>
     <w:p>
       <w:r>
+        <w:t>Investigate the supplied If/Then Decisions case. Separate observations, given facts and assumptions before choosing an explanation.</w:t>
+      </w:r>
+    </w:p>
+    <w:p>
+      <w:pPr>
+        <w:spacing w:line="336" w:lineRule="auto" w:after="180"/>
+      </w:pPr>
+      <w:r>
+        <w:rPr>
+          <w:b/>
+        </w:rPr>
         <w:t>PICTURE STORY</w:t>
       </w:r>
     </w:p>
@@ -196,8 +402,26 @@
       </w:r>
     </w:p>
     <w:p>
-      <w:r>
-        <w:t>Pictures give clues; evidence tells us what the clues mean.</w:t>
+      <w:pPr>
+        <w:spacing w:line="336" w:lineRule="auto" w:after="180"/>
+      </w:pPr>
+      <w:r>
+        <w:rPr>
+          <w:b w:val="0"/>
+        </w:rPr>
+        <w:t xml:space="preserve">Pictures give clues; </w:t>
+      </w:r>
+      <w:r>
+        <w:rPr>
+          <w:b/>
+        </w:rPr>
+        <w:t>evidence</w:t>
+      </w:r>
+      <w:r>
+        <w:rPr>
+          <w:b w:val="0"/>
+        </w:rPr>
+        <w:t xml:space="preserve"> tells us what the clues mean.</w:t>
       </w:r>
     </w:p>
     <w:p>
@@ -237,46 +461,146 @@
       </w:r>
     </w:p>
     <w:p>
-      <w:r>
-        <w:t>MYSTERY  A clothing helper follows different paths depending on temperature, rain, and wind conditions.</w:t>
-      </w:r>
-    </w:p>
-    <w:p>
       <w:pPr>
         <w:pStyle w:val="Heading3"/>
       </w:pPr>
       <w:r>
+        <w:t>Start with this puzzle</w:t>
+      </w:r>
+    </w:p>
+    <w:p>
+      <w:pPr>
+        <w:spacing w:line="336" w:lineRule="auto" w:after="180"/>
+        <w:shd w:fill="F1F6FC"/>
+      </w:pPr>
+      <w:r>
+        <w:rPr>
+          <w:b w:val="0"/>
+        </w:rPr>
+        <w:t xml:space="preserve">MYSTERY  A clothing helper follows different paths depending on temperature, rain, and wind </w:t>
+      </w:r>
+      <w:r>
+        <w:rPr>
+          <w:b/>
+        </w:rPr>
+        <w:t>condition</w:t>
+      </w:r>
+      <w:r>
+        <w:rPr>
+          <w:b w:val="0"/>
+        </w:rPr>
+        <w:t>s.</w:t>
+      </w:r>
+    </w:p>
+    <w:p>
+      <w:pPr>
+        <w:pStyle w:val="Heading3"/>
+      </w:pPr>
+      <w:r>
         <w:t>What do you notice?</w:t>
       </w:r>
     </w:p>
     <w:p>
-      <w:r>
+      <w:pPr>
+        <w:spacing w:line="336" w:lineRule="auto" w:after="180"/>
+      </w:pPr>
+      <w:r>
+        <w:rPr>
+          <w:b w:val="0"/>
+        </w:rPr>
         <w:t>Name three visible details without explaining them yet.</w:t>
       </w:r>
     </w:p>
     <w:p>
-      <w:r>
+      <w:pPr>
+        <w:spacing w:line="336" w:lineRule="auto" w:after="180"/>
+      </w:pPr>
+      <w:r>
+        <w:rPr>
+          <w:b w:val="0"/>
+        </w:rPr>
         <w:t>Circle the detail most connected to the system's decision.</w:t>
       </w:r>
     </w:p>
     <w:p>
-      <w:r>
+      <w:pPr>
+        <w:spacing w:line="336" w:lineRule="auto" w:after="180"/>
+      </w:pPr>
+      <w:r>
+        <w:rPr>
+          <w:b w:val="0"/>
+        </w:rPr>
         <w:t>Name one detail that may be decoration or distraction.</w:t>
       </w:r>
     </w:p>
     <w:p>
-      <w:r>
-        <w:t>Make a first prediction and state the clue that supports it.</w:t>
-      </w:r>
-    </w:p>
-    <w:p>
-      <w:r>
-        <w:t>My observations, prediction, and evidence:</w:t>
-      </w:r>
-    </w:p>
-    <w:p>
-      <w:r>
-        <w:t>GOOD THINKING  A prediction can change when stronger evidence appears.</w:t>
+      <w:pPr>
+        <w:spacing w:line="336" w:lineRule="auto" w:after="180"/>
+      </w:pPr>
+      <w:r>
+        <w:rPr>
+          <w:b w:val="0"/>
+        </w:rPr>
+        <w:t xml:space="preserve">Make a first </w:t>
+      </w:r>
+      <w:r>
+        <w:rPr>
+          <w:b/>
+        </w:rPr>
+        <w:t>prediction</w:t>
+      </w:r>
+      <w:r>
+        <w:rPr>
+          <w:b w:val="0"/>
+        </w:rPr>
+        <w:t xml:space="preserve"> and state the clue that supports it.</w:t>
+      </w:r>
+    </w:p>
+    <w:p>
+      <w:pPr>
+        <w:spacing w:line="336" w:lineRule="auto" w:after="180"/>
+      </w:pPr>
+      <w:r>
+        <w:rPr>
+          <w:b w:val="0"/>
+        </w:rPr>
+        <w:t xml:space="preserve">My </w:t>
+      </w:r>
+      <w:r>
+        <w:rPr>
+          <w:b/>
+        </w:rPr>
+        <w:t>observation</w:t>
+      </w:r>
+      <w:r>
+        <w:rPr>
+          <w:b w:val="0"/>
+        </w:rPr>
+        <w:t xml:space="preserve">s, </w:t>
+      </w:r>
+      <w:r>
+        <w:rPr>
+          <w:b/>
+        </w:rPr>
+        <w:t>prediction</w:t>
+      </w:r>
+      <w:r>
+        <w:rPr>
+          <w:b w:val="0"/>
+        </w:rPr>
+        <w:t xml:space="preserve">, and </w:t>
+      </w:r>
+      <w:r>
+        <w:rPr>
+          <w:b/>
+        </w:rPr>
+        <w:t>evidence</w:t>
+      </w:r>
+      <w:r>
+        <w:rPr>
+          <w:b w:val="0"/>
+        </w:rPr>
+        <w:t>:</w:t>
       </w:r>
     </w:p>
     <w:p>
@@ -284,22 +608,237 @@
         <w:pStyle w:val="Heading3"/>
       </w:pPr>
       <w:r>
+        <w:t>Thinking habit</w:t>
+      </w:r>
+    </w:p>
+    <w:p>
+      <w:pPr>
+        <w:spacing w:line="336" w:lineRule="auto" w:after="180"/>
+        <w:shd w:fill="EDF7F3"/>
+      </w:pPr>
+      <w:r>
+        <w:rPr>
+          <w:b w:val="0"/>
+        </w:rPr>
+        <w:t xml:space="preserve">GOOD THINKING  A </w:t>
+      </w:r>
+      <w:r>
+        <w:rPr>
+          <w:b/>
+        </w:rPr>
+        <w:t>prediction</w:t>
+      </w:r>
+      <w:r>
+        <w:rPr>
+          <w:b w:val="0"/>
+        </w:rPr>
+        <w:t xml:space="preserve"> can change when stronger </w:t>
+      </w:r>
+      <w:r>
+        <w:rPr>
+          <w:b/>
+        </w:rPr>
+        <w:t>evidence</w:t>
+      </w:r>
+      <w:r>
+        <w:rPr>
+          <w:b w:val="0"/>
+        </w:rPr>
+        <w:t xml:space="preserve"> appears.</w:t>
+      </w:r>
+    </w:p>
+    <w:p>
+      <w:pPr>
+        <w:pStyle w:val="Heading3"/>
+      </w:pPr>
+      <w:r>
         <w:t>A closer explanation</w:t>
       </w:r>
     </w:p>
     <w:p>
-      <w:r>
-        <w:t>A paper game updates a score with this procedure: add 2 to score; if score is at least 6, subtract 3 from score; otherwise add 4 to score; report score and stop. The if and otherwise instructions form one if/else decision. Exactly one of those branches runs each time this decision is reached.</w:t>
-      </w:r>
-    </w:p>
-    <w:p>
-      <w:r>
-        <w:t>A condition asks whether a statement is true for the current state. At least 6 means 6 or any larger number. If score is 6, the condition is true. If score is 5, it is false. The condition itself does not change score; the chosen branch performs the update.</w:t>
-      </w:r>
-    </w:p>
-    <w:p>
-      <w:r>
-        <w:t>Start score at 4. First add 2, giving 6. Now test the current 6: the condition is true, so subtract 3 and report 3. Testing the original 4 would choose the wrong branch. Write the state immediately before the condition so the evidence for the choice is visible.</w:t>
+      <w:pPr>
+        <w:spacing w:line="336" w:lineRule="auto" w:after="180"/>
+      </w:pPr>
+      <w:r>
+        <w:rPr>
+          <w:b w:val="0"/>
+        </w:rPr>
+        <w:t>A paper game updates a score with this procedure: add 2 to score; if score is at least 6, subtract 3 from score; otherwise add 4 to score; report score and stop. The if and otherwise instructions form one if/</w:t>
+      </w:r>
+      <w:r>
+        <w:rPr>
+          <w:b/>
+        </w:rPr>
+        <w:t>else</w:t>
+      </w:r>
+      <w:r>
+        <w:rPr>
+          <w:b w:val="0"/>
+        </w:rPr>
+        <w:t xml:space="preserve"> decision.</w:t>
+      </w:r>
+    </w:p>
+    <w:p>
+      <w:pPr>
+        <w:spacing w:line="336" w:lineRule="auto" w:after="180"/>
+      </w:pPr>
+      <w:r>
+        <w:rPr>
+          <w:b w:val="0"/>
+        </w:rPr>
+        <w:t xml:space="preserve">Exactly one of those </w:t>
+      </w:r>
+      <w:r>
+        <w:rPr>
+          <w:b/>
+        </w:rPr>
+        <w:t>branch</w:t>
+      </w:r>
+      <w:r>
+        <w:rPr>
+          <w:b w:val="0"/>
+        </w:rPr>
+        <w:t>es runs each time this decision is reached.</w:t>
+      </w:r>
+    </w:p>
+    <w:p>
+      <w:pPr>
+        <w:spacing w:line="336" w:lineRule="auto" w:after="180"/>
+      </w:pPr>
+      <w:r>
+        <w:rPr>
+          <w:b w:val="0"/>
+        </w:rPr>
+        <w:t xml:space="preserve">A </w:t>
+      </w:r>
+      <w:r>
+        <w:rPr>
+          <w:b/>
+        </w:rPr>
+        <w:t>condition</w:t>
+      </w:r>
+      <w:r>
+        <w:rPr>
+          <w:b w:val="0"/>
+        </w:rPr>
+        <w:t xml:space="preserve"> asks whether a statement is true for the current state. At least 6 means 6 or any larger number. If score is 6, the </w:t>
+      </w:r>
+      <w:r>
+        <w:rPr>
+          <w:b/>
+        </w:rPr>
+        <w:t>condition</w:t>
+      </w:r>
+      <w:r>
+        <w:rPr>
+          <w:b w:val="0"/>
+        </w:rPr>
+        <w:t xml:space="preserve"> is true. If score is 5, it is false.</w:t>
+      </w:r>
+    </w:p>
+    <w:p>
+      <w:pPr>
+        <w:spacing w:line="336" w:lineRule="auto" w:after="180"/>
+      </w:pPr>
+      <w:r>
+        <w:rPr>
+          <w:b w:val="0"/>
+        </w:rPr>
+        <w:t xml:space="preserve">The </w:t>
+      </w:r>
+      <w:r>
+        <w:rPr>
+          <w:b/>
+        </w:rPr>
+        <w:t>condition</w:t>
+      </w:r>
+      <w:r>
+        <w:rPr>
+          <w:b w:val="0"/>
+        </w:rPr>
+        <w:t xml:space="preserve"> itself does not change score; the chosen </w:t>
+      </w:r>
+      <w:r>
+        <w:rPr>
+          <w:b/>
+        </w:rPr>
+        <w:t>branch</w:t>
+      </w:r>
+      <w:r>
+        <w:rPr>
+          <w:b w:val="0"/>
+        </w:rPr>
+        <w:t xml:space="preserve"> performs the update.</w:t>
+      </w:r>
+    </w:p>
+    <w:p>
+      <w:pPr>
+        <w:spacing w:line="336" w:lineRule="auto" w:after="180"/>
+      </w:pPr>
+      <w:r>
+        <w:rPr>
+          <w:b w:val="0"/>
+        </w:rPr>
+        <w:t xml:space="preserve">Start score at 4. First add 2, giving 6. Now test the current 6: the </w:t>
+      </w:r>
+      <w:r>
+        <w:rPr>
+          <w:b/>
+        </w:rPr>
+        <w:t>condition</w:t>
+      </w:r>
+      <w:r>
+        <w:rPr>
+          <w:b w:val="0"/>
+        </w:rPr>
+        <w:t xml:space="preserve"> is true, so subtract 3 and report 3. Testing the original 4 would choose the wrong </w:t>
+      </w:r>
+      <w:r>
+        <w:rPr>
+          <w:b/>
+        </w:rPr>
+        <w:t>branch</w:t>
+      </w:r>
+      <w:r>
+        <w:rPr>
+          <w:b w:val="0"/>
+        </w:rPr>
+        <w:t>.</w:t>
+      </w:r>
+    </w:p>
+    <w:p>
+      <w:pPr>
+        <w:spacing w:line="336" w:lineRule="auto" w:after="180"/>
+      </w:pPr>
+      <w:r>
+        <w:rPr>
+          <w:b w:val="0"/>
+        </w:rPr>
+        <w:t xml:space="preserve">Write the state immediately before the </w:t>
+      </w:r>
+      <w:r>
+        <w:rPr>
+          <w:b/>
+        </w:rPr>
+        <w:t>condition</w:t>
+      </w:r>
+      <w:r>
+        <w:rPr>
+          <w:b w:val="0"/>
+        </w:rPr>
+        <w:t xml:space="preserve"> so the </w:t>
+      </w:r>
+      <w:r>
+        <w:rPr>
+          <w:b/>
+        </w:rPr>
+        <w:t>evidence</w:t>
+      </w:r>
+      <w:r>
+        <w:rPr>
+          <w:b w:val="0"/>
+        </w:rPr>
+        <w:t xml:space="preserve"> for the choice is visible.</w:t>
       </w:r>
     </w:p>
     <w:p>
@@ -312,7 +851,24 @@
     </w:p>
     <w:p>
       <w:r>
-        <w:t>VISUAL MECHANISM</w:t>
+        <w:t>Follow the mechanism for If/Then Decisions. Connect each labelled input, deciding step and result.</w:t>
+      </w:r>
+    </w:p>
+    <w:p>
+      <w:pPr>
+        <w:spacing w:line="336" w:lineRule="auto" w:after="180"/>
+      </w:pPr>
+      <w:r>
+        <w:rPr>
+          <w:b/>
+        </w:rPr>
+        <w:t xml:space="preserve">VISUAL </w:t>
+      </w:r>
+      <w:r>
+        <w:rPr>
+          <w:b/>
+        </w:rPr>
+        <w:t>MECHANISM</w:t>
       </w:r>
     </w:p>
     <w:p>
@@ -324,7 +880,13 @@
       </w:r>
     </w:p>
     <w:p>
-      <w:r>
+      <w:pPr>
+        <w:spacing w:line="336" w:lineRule="auto" w:after="180"/>
+      </w:pPr>
+      <w:r>
+        <w:rPr>
+          <w:b w:val="0"/>
+        </w:rPr>
         <w:t>Follow the information instead of imagining magic inside the machine.</w:t>
       </w:r>
     </w:p>
@@ -437,32 +999,188 @@
       </w:r>
     </w:p>
     <w:p>
-      <w:r>
-        <w:t>INPUT  weather values</w:t>
-      </w:r>
-    </w:p>
-    <w:p>
-      <w:r>
-        <w:t>PROCESS  check ordered if/then conditions</w:t>
-      </w:r>
-    </w:p>
-    <w:p>
-      <w:r>
-        <w:t>OUTPUT  clothing suggestion and reason</w:t>
-      </w:r>
-    </w:p>
-    <w:p>
-      <w:r>
-        <w:t>CORE IDEA  Conditions make an algorithm branch when information changes.</w:t>
-      </w:r>
-    </w:p>
-    <w:p>
-      <w:r>
-        <w:t>UNDER THE HOOD  A conditional evaluates a Boolean expression and selects a branch. Order matters when conditions overlap. Complete decision logic needs explicit handling for boundary values and an else path.</w:t>
-      </w:r>
-    </w:p>
-    <w:p>
-      <w:r>
+      <w:pPr>
+        <w:spacing w:line="336" w:lineRule="auto" w:after="180"/>
+      </w:pPr>
+      <w:r>
+        <w:rPr>
+          <w:b/>
+        </w:rPr>
+        <w:t>INPUT</w:t>
+      </w:r>
+      <w:r>
+        <w:rPr>
+          <w:b w:val="0"/>
+        </w:rPr>
+        <w:t xml:space="preserve">  weather values</w:t>
+      </w:r>
+    </w:p>
+    <w:p>
+      <w:pPr>
+        <w:spacing w:line="336" w:lineRule="auto" w:after="180"/>
+      </w:pPr>
+      <w:r>
+        <w:rPr>
+          <w:b/>
+        </w:rPr>
+        <w:t>PROCESS</w:t>
+      </w:r>
+      <w:r>
+        <w:rPr>
+          <w:b w:val="0"/>
+        </w:rPr>
+        <w:t xml:space="preserve">  check ordered if/then </w:t>
+      </w:r>
+      <w:r>
+        <w:rPr>
+          <w:b/>
+        </w:rPr>
+        <w:t>condition</w:t>
+      </w:r>
+      <w:r>
+        <w:rPr>
+          <w:b w:val="0"/>
+        </w:rPr>
+        <w:t>s</w:t>
+      </w:r>
+    </w:p>
+    <w:p>
+      <w:pPr>
+        <w:spacing w:line="336" w:lineRule="auto" w:after="180"/>
+      </w:pPr>
+      <w:r>
+        <w:rPr>
+          <w:b/>
+        </w:rPr>
+        <w:t>OUTPUT</w:t>
+      </w:r>
+      <w:r>
+        <w:rPr>
+          <w:b w:val="0"/>
+        </w:rPr>
+        <w:t xml:space="preserve">  clothing suggestion and reason</w:t>
+      </w:r>
+    </w:p>
+    <w:p>
+      <w:pPr>
+        <w:pStyle w:val="Heading3"/>
+      </w:pPr>
+      <w:r>
+        <w:t>Key idea</w:t>
+      </w:r>
+    </w:p>
+    <w:p>
+      <w:pPr>
+        <w:spacing w:line="336" w:lineRule="auto" w:after="180"/>
+        <w:shd w:fill="EDF7F3"/>
+      </w:pPr>
+      <w:r>
+        <w:rPr>
+          <w:b w:val="0"/>
+        </w:rPr>
+        <w:t xml:space="preserve">CORE IDEA  </w:t>
+      </w:r>
+      <w:r>
+        <w:rPr>
+          <w:b/>
+        </w:rPr>
+        <w:t>Condition</w:t>
+      </w:r>
+      <w:r>
+        <w:rPr>
+          <w:b w:val="0"/>
+        </w:rPr>
+        <w:t xml:space="preserve">s make an algorithm </w:t>
+      </w:r>
+      <w:r>
+        <w:rPr>
+          <w:b/>
+        </w:rPr>
+        <w:t>branch</w:t>
+      </w:r>
+      <w:r>
+        <w:rPr>
+          <w:b w:val="0"/>
+        </w:rPr>
+        <w:t xml:space="preserve"> when information changes.</w:t>
+      </w:r>
+    </w:p>
+    <w:p>
+      <w:pPr>
+        <w:pStyle w:val="Heading3"/>
+      </w:pPr>
+      <w:r>
+        <w:t>How the mechanism works</w:t>
+      </w:r>
+    </w:p>
+    <w:p>
+      <w:pPr>
+        <w:spacing w:line="336" w:lineRule="auto" w:after="180"/>
+        <w:shd w:fill="F1F6F8"/>
+      </w:pPr>
+      <w:r>
+        <w:rPr>
+          <w:b w:val="0"/>
+        </w:rPr>
+        <w:t xml:space="preserve">UNDER THE HOOD  A </w:t>
+      </w:r>
+      <w:r>
+        <w:rPr>
+          <w:b/>
+        </w:rPr>
+        <w:t>condition</w:t>
+      </w:r>
+      <w:r>
+        <w:rPr>
+          <w:b w:val="0"/>
+        </w:rPr>
+        <w:t xml:space="preserve">al evaluates a Boolean expression and selects a </w:t>
+      </w:r>
+      <w:r>
+        <w:rPr>
+          <w:b/>
+        </w:rPr>
+        <w:t>branch</w:t>
+      </w:r>
+      <w:r>
+        <w:rPr>
+          <w:b w:val="0"/>
+        </w:rPr>
+        <w:t xml:space="preserve">. Order matters when </w:t>
+      </w:r>
+      <w:r>
+        <w:rPr>
+          <w:b/>
+        </w:rPr>
+        <w:t>condition</w:t>
+      </w:r>
+      <w:r>
+        <w:rPr>
+          <w:b w:val="0"/>
+        </w:rPr>
+        <w:t xml:space="preserve">s overlap. Complete decision logic needs explicit handling for boundary values and an </w:t>
+      </w:r>
+      <w:r>
+        <w:rPr>
+          <w:b/>
+        </w:rPr>
+        <w:t>else</w:t>
+      </w:r>
+      <w:r>
+        <w:rPr>
+          <w:b w:val="0"/>
+        </w:rPr>
+        <w:t xml:space="preserve"> path.</w:t>
+      </w:r>
+    </w:p>
+    <w:p>
+      <w:pPr>
+        <w:spacing w:line="336" w:lineRule="auto" w:after="180"/>
+      </w:pPr>
+      <w:r>
+        <w:rPr>
+          <w:b w:val="0"/>
+        </w:rPr>
         <w:t>Draw a fresh example with all three stages:</w:t>
       </w:r>
     </w:p>
@@ -475,8 +1193,49 @@
       </w:r>
     </w:p>
     <w:p>
-      <w:r>
-        <w:t>Compare the three values immediately around the threshold. These are the values when the condition is reached, after the initial add-2 instruction. Testing only a value far above 6 would not show whether equality was handled correctly.</w:t>
+      <w:pPr>
+        <w:spacing w:line="336" w:lineRule="auto" w:after="180"/>
+      </w:pPr>
+      <w:r>
+        <w:rPr>
+          <w:b w:val="0"/>
+        </w:rPr>
+        <w:t xml:space="preserve">Compare the three values immediately around the </w:t>
+      </w:r>
+      <w:r>
+        <w:rPr>
+          <w:b/>
+        </w:rPr>
+        <w:t>threshold</w:t>
+      </w:r>
+      <w:r>
+        <w:rPr>
+          <w:b w:val="0"/>
+        </w:rPr>
+        <w:t xml:space="preserve">. These are the values when the </w:t>
+      </w:r>
+      <w:r>
+        <w:rPr>
+          <w:b/>
+        </w:rPr>
+        <w:t>condition</w:t>
+      </w:r>
+      <w:r>
+        <w:rPr>
+          <w:b w:val="0"/>
+        </w:rPr>
+        <w:t xml:space="preserve"> is reached, after the initial add-2 instruction.</w:t>
+      </w:r>
+    </w:p>
+    <w:p>
+      <w:pPr>
+        <w:spacing w:line="336" w:lineRule="auto" w:after="180"/>
+      </w:pPr>
+      <w:r>
+        <w:rPr>
+          <w:b w:val="0"/>
+        </w:rPr>
+        <w:t>Testing only a value far above 6 would not show whether equality was handled correctly.</w:t>
       </w:r>
     </w:p>
     <w:p>
@@ -636,13 +1395,37 @@
       </w:r>
     </w:p>
     <w:p>
-      <w:r>
+      <w:pPr>
+        <w:spacing w:line="336" w:lineRule="auto" w:after="180"/>
+      </w:pPr>
+      <w:r>
+        <w:rPr>
+          <w:b w:val="0"/>
+        </w:rPr>
         <w:t>Above 6 is different: it means strictly greater than 6, so 6 itself does not pass. At most 6 means 6 or smaller. Below 6 means strictly smaller, so it excludes 6. Say the equality case aloud before using one of these phrases.</w:t>
       </w:r>
     </w:p>
     <w:p>
-      <w:r>
-        <w:t>A condition can be true even when its chosen action makes the number smaller. True describes the test result; it does not mean good, bigger, or a successful game. The written instructions define the action.</w:t>
+      <w:pPr>
+        <w:spacing w:line="336" w:lineRule="auto" w:after="180"/>
+      </w:pPr>
+      <w:r>
+        <w:rPr>
+          <w:b w:val="0"/>
+        </w:rPr>
+        <w:t xml:space="preserve">A </w:t>
+      </w:r>
+      <w:r>
+        <w:rPr>
+          <w:b/>
+        </w:rPr>
+        <w:t>condition</w:t>
+      </w:r>
+      <w:r>
+        <w:rPr>
+          <w:b w:val="0"/>
+        </w:rPr>
+        <w:t xml:space="preserve"> can be true even when its chosen action makes the number smaller. True describes the test result; it does not mean good, bigger, or a successful game. The written instructions define the action.</w:t>
       </w:r>
     </w:p>
     <w:p>
@@ -654,8 +1437,26 @@
       </w:r>
     </w:p>
     <w:p>
-      <w:r>
-        <w:t>Point to the input, the deciding step and the result in this week’s visual. Explain the same step in ordinary words. A picture helps when you can say what each part represents.</w:t>
+      <w:pPr>
+        <w:spacing w:line="336" w:lineRule="auto" w:after="180"/>
+      </w:pPr>
+      <w:r>
+        <w:rPr>
+          <w:b w:val="0"/>
+        </w:rPr>
+        <w:t xml:space="preserve">Point to the </w:t>
+      </w:r>
+      <w:r>
+        <w:rPr>
+          <w:b/>
+        </w:rPr>
+        <w:t>input</w:t>
+      </w:r>
+      <w:r>
+        <w:rPr>
+          <w:b w:val="0"/>
+        </w:rPr>
+        <w:t>, the deciding step and the result in this week’s visual. Explain the same step in ordinary words. A picture helps when you can say what each part represents.</w:t>
       </w:r>
     </w:p>
     <w:p>
@@ -668,6 +1469,17 @@
     </w:p>
     <w:p>
       <w:r>
+        <w:t>Compare the supplied cases for If/Then Decisions. Identify the detail that changes the conclusion.</w:t>
+      </w:r>
+    </w:p>
+    <w:p>
+      <w:pPr>
+        <w:spacing w:line="336" w:lineRule="auto" w:after="180"/>
+      </w:pPr>
+      <w:r>
+        <w:rPr>
+          <w:b/>
+        </w:rPr>
         <w:t>PICTURE GALLERY</w:t>
       </w:r>
     </w:p>
@@ -680,8 +1492,26 @@
       </w:r>
     </w:p>
     <w:p>
-      <w:r>
-        <w:t>Use the visual cue, then read the evidence carefully.</w:t>
+      <w:pPr>
+        <w:spacing w:line="336" w:lineRule="auto" w:after="180"/>
+      </w:pPr>
+      <w:r>
+        <w:rPr>
+          <w:b w:val="0"/>
+        </w:rPr>
+        <w:t xml:space="preserve">Use the visual cue, then read the </w:t>
+      </w:r>
+      <w:r>
+        <w:rPr>
+          <w:b/>
+        </w:rPr>
+        <w:t>evidence</w:t>
+      </w:r>
+      <w:r>
+        <w:rPr>
+          <w:b w:val="0"/>
+        </w:rPr>
+        <w:t xml:space="preserve"> carefully.</w:t>
       </w:r>
     </w:p>
     <w:p>
@@ -829,55 +1659,248 @@
       </w:r>
     </w:p>
     <w:p>
-      <w:r>
-        <w:t>CASE 1 — Rain = yes  Clue: then choose raincoat. Meaning: clear binary branch.</w:t>
-      </w:r>
-    </w:p>
-    <w:p>
-      <w:r>
-        <w:t>CASE 2 — Temperature &lt; 15 C  Clue: then choose warm layer. Meaning: numeric threshold.</w:t>
-      </w:r>
-    </w:p>
-    <w:p>
-      <w:r>
+      <w:pPr>
+        <w:pStyle w:val="Heading3"/>
+      </w:pPr>
+      <w:r>
+        <w:t>The case to investigate</w:t>
+      </w:r>
+    </w:p>
+    <w:p>
+      <w:pPr>
+        <w:spacing w:line="336" w:lineRule="auto" w:after="180"/>
+        <w:shd w:fill="F1F6FC"/>
+      </w:pPr>
+      <w:r>
+        <w:rPr>
+          <w:b w:val="0"/>
+        </w:rPr>
+        <w:t xml:space="preserve">CASE 1 — Rain = yes  Clue: then choose raincoat. Meaning: clear binary </w:t>
+      </w:r>
+      <w:r>
+        <w:rPr>
+          <w:b/>
+        </w:rPr>
+        <w:t>branch</w:t>
+      </w:r>
+      <w:r>
+        <w:rPr>
+          <w:b w:val="0"/>
+        </w:rPr>
+        <w:t>.</w:t>
+      </w:r>
+    </w:p>
+    <w:p>
+      <w:pPr>
+        <w:pStyle w:val="Heading3"/>
+      </w:pPr>
+      <w:r>
+        <w:t>The case to investigate</w:t>
+      </w:r>
+    </w:p>
+    <w:p>
+      <w:pPr>
+        <w:spacing w:line="336" w:lineRule="auto" w:after="180"/>
+        <w:shd w:fill="F1F6FC"/>
+      </w:pPr>
+      <w:r>
+        <w:rPr>
+          <w:b w:val="0"/>
+        </w:rPr>
+        <w:t xml:space="preserve">CASE 2 — Temperature &lt; 15 C  Clue: then choose warm layer. Meaning: numeric </w:t>
+      </w:r>
+      <w:r>
+        <w:rPr>
+          <w:b/>
+        </w:rPr>
+        <w:t>threshold</w:t>
+      </w:r>
+      <w:r>
+        <w:rPr>
+          <w:b w:val="0"/>
+        </w:rPr>
+        <w:t>.</w:t>
+      </w:r>
+    </w:p>
+    <w:p>
+      <w:pPr>
+        <w:pStyle w:val="Heading3"/>
+      </w:pPr>
+      <w:r>
+        <w:t>The case to investigate</w:t>
+      </w:r>
+    </w:p>
+    <w:p>
+      <w:pPr>
+        <w:spacing w:line="336" w:lineRule="auto" w:after="180"/>
+        <w:shd w:fill="F1F6FC"/>
+      </w:pPr>
+      <w:r>
+        <w:rPr>
+          <w:b w:val="0"/>
+        </w:rPr>
         <w:t>CASE 3 — Exactly 15 C  Clue: needs boundary rule. Meaning: edge case.</w:t>
       </w:r>
     </w:p>
     <w:p>
-      <w:r>
-        <w:t>CASE 4 — Rain and cold  Clue: two conditions overlap. Meaning: order or combined rule needed.</w:t>
-      </w:r>
-    </w:p>
-    <w:p>
-      <w:r>
-        <w:t>BOUNDARY  Never hide an unhandled case between two thresholds.</w:t>
-      </w:r>
-    </w:p>
-    <w:p>
-      <w:r>
-        <w:t>Which two pictures are easiest to confuse? What evidence separates them?</w:t>
-      </w:r>
-    </w:p>
-    <w:p>
       <w:pPr>
         <w:pStyle w:val="Heading3"/>
       </w:pPr>
       <w:r>
+        <w:t>The case to investigate</w:t>
+      </w:r>
+    </w:p>
+    <w:p>
+      <w:pPr>
+        <w:spacing w:line="336" w:lineRule="auto" w:after="180"/>
+        <w:shd w:fill="F1F6FC"/>
+      </w:pPr>
+      <w:r>
+        <w:rPr>
+          <w:b w:val="0"/>
+        </w:rPr>
+        <w:t xml:space="preserve">CASE 4 — Rain and cold  Clue: two </w:t>
+      </w:r>
+      <w:r>
+        <w:rPr>
+          <w:b/>
+        </w:rPr>
+        <w:t>condition</w:t>
+      </w:r>
+      <w:r>
+        <w:rPr>
+          <w:b w:val="0"/>
+        </w:rPr>
+        <w:t>s overlap. Meaning: order or combined rule needed.</w:t>
+      </w:r>
+    </w:p>
+    <w:p>
+      <w:pPr>
+        <w:pStyle w:val="Heading3"/>
+      </w:pPr>
+      <w:r>
+        <w:t>Keep this boundary clear</w:t>
+      </w:r>
+    </w:p>
+    <w:p>
+      <w:pPr>
+        <w:spacing w:line="336" w:lineRule="auto" w:after="180"/>
+        <w:shd w:fill="FFF5E6"/>
+      </w:pPr>
+      <w:r>
+        <w:rPr>
+          <w:b w:val="0"/>
+        </w:rPr>
+        <w:t xml:space="preserve">BOUNDARY  Never hide an unhandled case between two </w:t>
+      </w:r>
+      <w:r>
+        <w:rPr>
+          <w:b/>
+        </w:rPr>
+        <w:t>threshold</w:t>
+      </w:r>
+      <w:r>
+        <w:rPr>
+          <w:b w:val="0"/>
+        </w:rPr>
+        <w:t>s.</w:t>
+      </w:r>
+    </w:p>
+    <w:p>
+      <w:pPr>
+        <w:spacing w:line="336" w:lineRule="auto" w:after="180"/>
+        <w:shd w:fill="F5F1FB"/>
+      </w:pPr>
+      <w:r>
+        <w:rPr>
+          <w:b w:val="0"/>
+        </w:rPr>
+        <w:t xml:space="preserve">Which two pictures are easiest to confuse? What </w:t>
+      </w:r>
+      <w:r>
+        <w:rPr>
+          <w:b/>
+        </w:rPr>
+        <w:t>evidence</w:t>
+      </w:r>
+      <w:r>
+        <w:rPr>
+          <w:b w:val="0"/>
+        </w:rPr>
+        <w:t xml:space="preserve"> separates them?</w:t>
+      </w:r>
+    </w:p>
+    <w:p>
+      <w:pPr>
+        <w:pStyle w:val="Heading3"/>
+      </w:pPr>
+      <w:r>
         <w:t>Change one thing in the pictured case</w:t>
       </w:r>
     </w:p>
     <w:p>
-      <w:r>
+      <w:pPr>
+        <w:pStyle w:val="Heading3"/>
+      </w:pPr>
+      <w:r>
+        <w:t>Change one thing</w:t>
+      </w:r>
+    </w:p>
+    <w:p>
+      <w:pPr>
+        <w:spacing w:line="336" w:lineRule="auto" w:after="180"/>
+        <w:shd w:fill="F5F1FB"/>
+      </w:pPr>
+      <w:r>
+        <w:rPr>
+          <w:b w:val="0"/>
+        </w:rPr>
         <w:t>Change: Replace at least 6 with above 6.</w:t>
       </w:r>
     </w:p>
     <w:p>
-      <w:r>
-        <w:t>Prediction: Only the run starting at 4 changes: it reports 12.</w:t>
-      </w:r>
-    </w:p>
-    <w:p>
-      <w:r>
+      <w:pPr>
+        <w:pStyle w:val="Heading3"/>
+      </w:pPr>
+      <w:r>
+        <w:t>Predicted result</w:t>
+      </w:r>
+    </w:p>
+    <w:p>
+      <w:pPr>
+        <w:spacing w:line="336" w:lineRule="auto" w:after="180"/>
+        <w:shd w:fill="F1F6FC"/>
+      </w:pPr>
+      <w:r>
+        <w:rPr>
+          <w:b/>
+        </w:rPr>
+        <w:t>Prediction</w:t>
+      </w:r>
+      <w:r>
+        <w:rPr>
+          <w:b w:val="0"/>
+        </w:rPr>
+        <w:t>: Only the run starting at 4 changes: it reports 12.</w:t>
+      </w:r>
+    </w:p>
+    <w:p>
+      <w:pPr>
+        <w:pStyle w:val="Heading3"/>
+      </w:pPr>
+      <w:r>
+        <w:t>Why the result follows</w:t>
+      </w:r>
+    </w:p>
+    <w:p>
+      <w:pPr>
+        <w:spacing w:line="336" w:lineRule="auto" w:after="180"/>
+        <w:shd w:fill="F1F6FC"/>
+      </w:pPr>
+      <w:r>
+        <w:rPr>
+          <w:b w:val="0"/>
+        </w:rPr>
         <w:t>Reason: Updated value 6 fails a strict above comparison and is doubled.</w:t>
       </w:r>
     </w:p>
@@ -891,6 +1914,17 @@
     </w:p>
     <w:p>
       <w:r>
+        <w:t>Use the vocabulary of If/Then Decisions to explain a concrete decision, rather than only memorising definitions.</w:t>
+      </w:r>
+    </w:p>
+    <w:p>
+      <w:pPr>
+        <w:spacing w:line="336" w:lineRule="auto" w:after="180"/>
+      </w:pPr>
+      <w:r>
+        <w:rPr>
+          <w:b/>
+        </w:rPr>
         <w:t>VOCABULARY</w:t>
       </w:r>
     </w:p>
@@ -903,7 +1937,13 @@
       </w:r>
     </w:p>
     <w:p>
-      <w:r>
+      <w:pPr>
+        <w:spacing w:line="336" w:lineRule="auto" w:after="180"/>
+      </w:pPr>
+      <w:r>
+        <w:rPr>
+          <w:b w:val="0"/>
+        </w:rPr>
         <w:t>The badge is a memory cue; the definition does the real thinking work.</w:t>
       </w:r>
     </w:p>
@@ -1227,17 +2267,69 @@
       </w:r>
     </w:p>
     <w:p>
-      <w:r>
-        <w:t>CLAIM TO REPAIR  If one example works, the branch is complete.</w:t>
-      </w:r>
-    </w:p>
-    <w:p>
-      <w:r>
-        <w:t>Use one vocabulary word and one piece of evidence to repair it:</w:t>
-      </w:r>
-    </w:p>
-    <w:p>
-      <w:r>
+      <w:pPr>
+        <w:pStyle w:val="Heading3"/>
+      </w:pPr>
+      <w:r>
+        <w:t>Find the unsupported claim</w:t>
+      </w:r>
+    </w:p>
+    <w:p>
+      <w:pPr>
+        <w:spacing w:line="336" w:lineRule="auto" w:after="180"/>
+        <w:shd w:fill="F5F1FB"/>
+      </w:pPr>
+      <w:r>
+        <w:rPr>
+          <w:b w:val="0"/>
+        </w:rPr>
+        <w:t xml:space="preserve">CLAIM TO REPAIR  If one example works, the </w:t>
+      </w:r>
+      <w:r>
+        <w:rPr>
+          <w:b/>
+        </w:rPr>
+        <w:t>branch</w:t>
+      </w:r>
+      <w:r>
+        <w:rPr>
+          <w:b w:val="0"/>
+        </w:rPr>
+        <w:t xml:space="preserve"> is complete.</w:t>
+      </w:r>
+    </w:p>
+    <w:p>
+      <w:pPr>
+        <w:spacing w:line="336" w:lineRule="auto" w:after="180"/>
+      </w:pPr>
+      <w:r>
+        <w:rPr>
+          <w:b w:val="0"/>
+        </w:rPr>
+        <w:t xml:space="preserve">Use one vocabulary word and one piece of </w:t>
+      </w:r>
+      <w:r>
+        <w:rPr>
+          <w:b/>
+        </w:rPr>
+        <w:t>evidence</w:t>
+      </w:r>
+      <w:r>
+        <w:rPr>
+          <w:b w:val="0"/>
+        </w:rPr>
+        <w:t xml:space="preserve"> to repair it:</w:t>
+      </w:r>
+    </w:p>
+    <w:p>
+      <w:pPr>
+        <w:spacing w:line="336" w:lineRule="auto" w:after="180"/>
+        <w:shd w:fill="EDF7F3"/>
+      </w:pPr>
+      <w:r>
+        <w:rPr>
+          <w:b w:val="0"/>
+        </w:rPr>
         <w:t>WORD POWER  A strong definition helps you decide something in a new case.</w:t>
       </w:r>
     </w:p>
@@ -1339,6 +2431,17 @@
     </w:p>
     <w:p>
       <w:r>
+        <w:t>Follow the worked trace for If/Then Decisions, predict a step, then compare with its explanation.</w:t>
+      </w:r>
+    </w:p>
+    <w:p>
+      <w:pPr>
+        <w:spacing w:line="336" w:lineRule="auto" w:after="180"/>
+      </w:pPr>
+      <w:r>
+        <w:rPr>
+          <w:b/>
+        </w:rPr>
         <w:t>WORKED EXAMPLE</w:t>
       </w:r>
     </w:p>
@@ -1351,8 +2454,26 @@
       </w:r>
     </w:p>
     <w:p>
-      <w:r>
-        <w:t>Every step connects a claim to observable evidence.</w:t>
+      <w:pPr>
+        <w:spacing w:line="336" w:lineRule="auto" w:after="180"/>
+      </w:pPr>
+      <w:r>
+        <w:rPr>
+          <w:b w:val="0"/>
+        </w:rPr>
+        <w:t xml:space="preserve">Every step connects a claim to observable </w:t>
+      </w:r>
+      <w:r>
+        <w:rPr>
+          <w:b/>
+        </w:rPr>
+        <w:t>evidence</w:t>
+      </w:r>
+      <w:r>
+        <w:rPr>
+          <w:b w:val="0"/>
+        </w:rPr>
+        <w:t>.</w:t>
       </w:r>
     </w:p>
     <w:p>
@@ -1392,38 +2513,219 @@
       </w:r>
     </w:p>
     <w:p>
-      <w:r>
-        <w:t>CASE  A clothing helper follows different paths depending on temperature, rain, and wind conditions.</w:t>
-      </w:r>
-    </w:p>
-    <w:p>
-      <w:r>
+      <w:pPr>
+        <w:pStyle w:val="Heading3"/>
+      </w:pPr>
+      <w:r>
+        <w:t>The case to investigate</w:t>
+      </w:r>
+    </w:p>
+    <w:p>
+      <w:pPr>
+        <w:spacing w:line="336" w:lineRule="auto" w:after="180"/>
+        <w:shd w:fill="F1F6FC"/>
+      </w:pPr>
+      <w:r>
+        <w:rPr>
+          <w:b w:val="0"/>
+        </w:rPr>
+        <w:t xml:space="preserve">CASE  A clothing helper follows different paths depending on temperature, rain, and wind </w:t>
+      </w:r>
+      <w:r>
+        <w:rPr>
+          <w:b/>
+        </w:rPr>
+        <w:t>condition</w:t>
+      </w:r>
+      <w:r>
+        <w:rPr>
+          <w:b w:val="0"/>
+        </w:rPr>
+        <w:t>s.</w:t>
+      </w:r>
+    </w:p>
+    <w:p>
+      <w:pPr>
+        <w:pStyle w:val="Heading3"/>
+      </w:pPr>
+      <w:r>
+        <w:t>Step 1</w:t>
+      </w:r>
+    </w:p>
+    <w:p>
+      <w:pPr>
+        <w:spacing w:line="336" w:lineRule="auto" w:after="180"/>
+        <w:shd w:fill="F4F9FC"/>
+      </w:pPr>
+      <w:r>
+        <w:rPr>
+          <w:b w:val="0"/>
+        </w:rPr>
         <w:t>STEP 1 — OBSERVE  weather values</w:t>
       </w:r>
     </w:p>
     <w:p>
-      <w:r>
-        <w:t>STEP 2 — TRACE  check ordered if/then conditions</w:t>
-      </w:r>
-    </w:p>
-    <w:p>
-      <w:r>
+      <w:pPr>
+        <w:pStyle w:val="Heading3"/>
+      </w:pPr>
+      <w:r>
+        <w:t>Step 2</w:t>
+      </w:r>
+    </w:p>
+    <w:p>
+      <w:pPr>
+        <w:spacing w:line="336" w:lineRule="auto" w:after="180"/>
+        <w:shd w:fill="F4F9FC"/>
+      </w:pPr>
+      <w:r>
+        <w:rPr>
+          <w:b w:val="0"/>
+        </w:rPr>
+        <w:t xml:space="preserve">STEP 2 — TRACE  check ordered if/then </w:t>
+      </w:r>
+      <w:r>
+        <w:rPr>
+          <w:b/>
+        </w:rPr>
+        <w:t>condition</w:t>
+      </w:r>
+      <w:r>
+        <w:rPr>
+          <w:b w:val="0"/>
+        </w:rPr>
+        <w:t>s</w:t>
+      </w:r>
+    </w:p>
+    <w:p>
+      <w:pPr>
+        <w:pStyle w:val="Heading3"/>
+      </w:pPr>
+      <w:r>
+        <w:t>Step 3</w:t>
+      </w:r>
+    </w:p>
+    <w:p>
+      <w:pPr>
+        <w:spacing w:line="336" w:lineRule="auto" w:after="180"/>
+        <w:shd w:fill="F4F9FC"/>
+      </w:pPr>
+      <w:r>
+        <w:rPr>
+          <w:b w:val="0"/>
+        </w:rPr>
         <w:t>STEP 3 — CONCLUDE  clothing suggestion and reason</w:t>
       </w:r>
     </w:p>
     <w:p>
-      <w:r>
-        <w:t>MODEL REASONING  Each test follows the stated condition order. The exactly-at-threshold case reveals whether the rule uses less than or less-than-or-equal. Rain-plus-cold needs combined outputs or a clear priority.</w:t>
-      </w:r>
-    </w:p>
-    <w:p>
-      <w:r>
-        <w:t>DO NOT OVERCLAIM  Never hide an unhandled case between two thresholds.</w:t>
-      </w:r>
-    </w:p>
-    <w:p>
-      <w:r>
-        <w:t>What new evidence could change this answer?</w:t>
+      <w:pPr>
+        <w:pStyle w:val="Heading3"/>
+      </w:pPr>
+      <w:r>
+        <w:t>Model answer</w:t>
+      </w:r>
+    </w:p>
+    <w:p>
+      <w:pPr>
+        <w:spacing w:line="336" w:lineRule="auto" w:after="180"/>
+        <w:shd w:fill="F1F6FC"/>
+      </w:pPr>
+      <w:r>
+        <w:rPr>
+          <w:b w:val="0"/>
+        </w:rPr>
+        <w:t xml:space="preserve">MODEL REASONING  Each test follows the stated </w:t>
+      </w:r>
+      <w:r>
+        <w:rPr>
+          <w:b/>
+        </w:rPr>
+        <w:t>condition</w:t>
+      </w:r>
+      <w:r>
+        <w:rPr>
+          <w:b w:val="0"/>
+        </w:rPr>
+        <w:t xml:space="preserve"> order. The exactly-at-</w:t>
+      </w:r>
+      <w:r>
+        <w:rPr>
+          <w:b/>
+        </w:rPr>
+        <w:t>threshold</w:t>
+      </w:r>
+      <w:r>
+        <w:rPr>
+          <w:b w:val="0"/>
+        </w:rPr>
+        <w:t xml:space="preserve"> case reveals whether the rule uses less than or less-than-or-equal. Rain-plus-cold needs combined </w:t>
+      </w:r>
+      <w:r>
+        <w:rPr>
+          <w:b/>
+        </w:rPr>
+        <w:t>output</w:t>
+      </w:r>
+      <w:r>
+        <w:rPr>
+          <w:b w:val="0"/>
+        </w:rPr>
+        <w:t>s or a clear priority.</w:t>
+      </w:r>
+    </w:p>
+    <w:p>
+      <w:pPr>
+        <w:pStyle w:val="Heading3"/>
+      </w:pPr>
+      <w:r>
+        <w:t>A claim to avoid</w:t>
+      </w:r>
+    </w:p>
+    <w:p>
+      <w:pPr>
+        <w:spacing w:line="336" w:lineRule="auto" w:after="180"/>
+        <w:shd w:fill="FFF5E6"/>
+      </w:pPr>
+      <w:r>
+        <w:rPr>
+          <w:b w:val="0"/>
+        </w:rPr>
+        <w:t xml:space="preserve">DO NOT OVERCLAIM  Never hide an unhandled case between two </w:t>
+      </w:r>
+      <w:r>
+        <w:rPr>
+          <w:b/>
+        </w:rPr>
+        <w:t>threshold</w:t>
+      </w:r>
+      <w:r>
+        <w:rPr>
+          <w:b w:val="0"/>
+        </w:rPr>
+        <w:t>s.</w:t>
+      </w:r>
+    </w:p>
+    <w:p>
+      <w:pPr>
+        <w:spacing w:line="336" w:lineRule="auto" w:after="180"/>
+        <w:shd w:fill="F5F1FB"/>
+      </w:pPr>
+      <w:r>
+        <w:rPr>
+          <w:b w:val="0"/>
+        </w:rPr>
+        <w:t xml:space="preserve">What new </w:t>
+      </w:r>
+      <w:r>
+        <w:rPr>
+          <w:b/>
+        </w:rPr>
+        <w:t>evidence</w:t>
+      </w:r>
+      <w:r>
+        <w:rPr>
+          <w:b w:val="0"/>
+        </w:rPr>
+        <w:t xml:space="preserve"> could change this answer?</w:t>
       </w:r>
     </w:p>
     <w:p>
@@ -1578,25 +2880,147 @@
       </w:tr>
     </w:tbl>
     <w:p>
-      <w:r>
-        <w:t>In the first run, the false branch increases 5 to 9. That does not make the earlier decision run again. The procedure has already chosen and carried out the otherwise branch, so it moves on to report and stop. Subtracting 3 afterward would incorrectly run both branches and report 6.</w:t>
-      </w:r>
-    </w:p>
-    <w:p>
-      <w:r>
-        <w:t>This rule applies to one if/else decision. A later, separate condition would be a new test of the state at that later point. Do not invent an extra test or loop because the value crossed the threshold. Follow only the instructions in the procedure.</w:t>
-      </w:r>
-    </w:p>
-    <w:p>
       <w:pPr>
         <w:pStyle w:val="Heading3"/>
       </w:pPr>
       <w:r>
+        <w:t>Worked explanation · If/Then Decisions</w:t>
+      </w:r>
+    </w:p>
+    <w:p>
+      <w:pPr>
+        <w:spacing w:line="336" w:lineRule="auto" w:after="180"/>
+        <w:shd w:fill="F1F6FC"/>
+      </w:pPr>
+      <w:r>
+        <w:rPr>
+          <w:b w:val="0"/>
+        </w:rPr>
+        <w:t xml:space="preserve">In the first run, the false </w:t>
+      </w:r>
+      <w:r>
+        <w:rPr>
+          <w:b/>
+        </w:rPr>
+        <w:t>branch</w:t>
+      </w:r>
+      <w:r>
+        <w:rPr>
+          <w:b w:val="0"/>
+        </w:rPr>
+        <w:t xml:space="preserve"> increases 5 to 9. That does not make the earlier decision run again. The procedure has already chosen and carried out the otherwise </w:t>
+      </w:r>
+      <w:r>
+        <w:rPr>
+          <w:b/>
+        </w:rPr>
+        <w:t>branch</w:t>
+      </w:r>
+      <w:r>
+        <w:rPr>
+          <w:b w:val="0"/>
+        </w:rPr>
+        <w:t>, so it moves on to report and stop.</w:t>
+      </w:r>
+    </w:p>
+    <w:p>
+      <w:pPr>
+        <w:spacing w:line="336" w:lineRule="auto" w:after="180"/>
+        <w:shd w:fill="F1F6FC"/>
+      </w:pPr>
+      <w:r>
+        <w:rPr>
+          <w:b w:val="0"/>
+        </w:rPr>
+        <w:t xml:space="preserve">Subtracting 3 afterward would incorrectly run both </w:t>
+      </w:r>
+      <w:r>
+        <w:rPr>
+          <w:b/>
+        </w:rPr>
+        <w:t>branch</w:t>
+      </w:r>
+      <w:r>
+        <w:rPr>
+          <w:b w:val="0"/>
+        </w:rPr>
+        <w:t>es and report 6.</w:t>
+      </w:r>
+    </w:p>
+    <w:p>
+      <w:pPr>
+        <w:spacing w:line="336" w:lineRule="auto" w:after="180"/>
+      </w:pPr>
+      <w:r>
+        <w:rPr>
+          <w:b w:val="0"/>
+        </w:rPr>
+        <w:t>This rule applies to one if/</w:t>
+      </w:r>
+      <w:r>
+        <w:rPr>
+          <w:b/>
+        </w:rPr>
+        <w:t>else</w:t>
+      </w:r>
+      <w:r>
+        <w:rPr>
+          <w:b w:val="0"/>
+        </w:rPr>
+        <w:t xml:space="preserve"> decision. A later, separate </w:t>
+      </w:r>
+      <w:r>
+        <w:rPr>
+          <w:b/>
+        </w:rPr>
+        <w:t>condition</w:t>
+      </w:r>
+      <w:r>
+        <w:rPr>
+          <w:b w:val="0"/>
+        </w:rPr>
+        <w:t xml:space="preserve"> would be a new test of the state at that later point. Do not invent an extra test or loop because the value crossed the </w:t>
+      </w:r>
+      <w:r>
+        <w:rPr>
+          <w:b/>
+        </w:rPr>
+        <w:t>threshold</w:t>
+      </w:r>
+      <w:r>
+        <w:rPr>
+          <w:b w:val="0"/>
+        </w:rPr>
+        <w:t>.</w:t>
+      </w:r>
+    </w:p>
+    <w:p>
+      <w:pPr>
+        <w:spacing w:line="336" w:lineRule="auto" w:after="180"/>
+      </w:pPr>
+      <w:r>
+        <w:rPr>
+          <w:b w:val="0"/>
+        </w:rPr>
+        <w:t>Follow only the instructions in the procedure.</w:t>
+      </w:r>
+    </w:p>
+    <w:p>
+      <w:pPr>
+        <w:pStyle w:val="Heading3"/>
+      </w:pPr>
+      <w:r>
         <w:t>Learn from the worked case</w:t>
       </w:r>
     </w:p>
     <w:p>
-      <w:r>
+      <w:pPr>
+        <w:spacing w:line="336" w:lineRule="auto" w:after="180"/>
+      </w:pPr>
+      <w:r>
+        <w:rPr>
+          <w:b w:val="0"/>
+        </w:rPr>
         <w:t>Cover the result before checking it. Say what is given, choose the procedure, and follow one step at a time. Then uncover the result and explain your first mismatch. Ask why a step is allowed, not only what number it produces.</w:t>
       </w:r>
     </w:p>
@@ -1609,8 +3033,26 @@
       </w:r>
     </w:p>
     <w:p>
-      <w:r>
-        <w:t>A fictional counter begins with a number, adds 2, then chooses one branch.</w:t>
+      <w:pPr>
+        <w:spacing w:line="336" w:lineRule="auto" w:after="180"/>
+      </w:pPr>
+      <w:r>
+        <w:rPr>
+          <w:b w:val="0"/>
+        </w:rPr>
+        <w:t xml:space="preserve">A fictional counter begins with a number, adds 2, then chooses one </w:t>
+      </w:r>
+      <w:r>
+        <w:rPr>
+          <w:b/>
+        </w:rPr>
+        <w:t>branch</w:t>
+      </w:r>
+      <w:r>
+        <w:rPr>
+          <w:b w:val="0"/>
+        </w:rPr>
+        <w:t>.</w:t>
       </w:r>
     </w:p>
     <w:p>
@@ -1622,12 +3064,42 @@
       </w:r>
     </w:p>
     <w:p>
-      <w:r>
+      <w:pPr>
+        <w:pStyle w:val="Heading3"/>
+      </w:pPr>
+      <w:r>
+        <w:t>Supplied facts</w:t>
+      </w:r>
+    </w:p>
+    <w:p>
+      <w:pPr>
+        <w:spacing w:line="336" w:lineRule="auto" w:after="180"/>
+        <w:shd w:fill="F1F6FC"/>
+      </w:pPr>
+      <w:r>
+        <w:rPr>
+          <w:b w:val="0"/>
+        </w:rPr>
         <w:t>If the updated value is at least 6, subtract 1; otherwise double it.</w:t>
       </w:r>
     </w:p>
     <w:p>
-      <w:r>
+      <w:pPr>
+        <w:pStyle w:val="Heading3"/>
+      </w:pPr>
+      <w:r>
+        <w:t>Supplied facts</w:t>
+      </w:r>
+    </w:p>
+    <w:p>
+      <w:pPr>
+        <w:spacing w:line="336" w:lineRule="auto" w:after="180"/>
+        <w:shd w:fill="F1F6FC"/>
+      </w:pPr>
+      <w:r>
+        <w:rPr>
+          <w:b w:val="0"/>
+        </w:rPr>
         <w:t>Report once and stop. Use separate starting values 3,4,5.</w:t>
       </w:r>
     </w:p>
@@ -1849,30 +3321,198 @@
       </w:r>
     </w:p>
     <w:p>
-      <w:r>
-        <w:t>The condition is evaluated after adding 2. Equality belongs to the at-least branch, so starting at 4 checks the boundary. Once a branch finishes, the program reports; it does not reconsider the condition just because doubling 5 produced 10.</w:t>
-      </w:r>
-    </w:p>
-    <w:p>
       <w:pPr>
         <w:pStyle w:val="Heading3"/>
       </w:pPr>
       <w:r>
+        <w:t>Why the result follows</w:t>
+      </w:r>
+    </w:p>
+    <w:p>
+      <w:pPr>
+        <w:spacing w:line="336" w:lineRule="auto" w:after="180"/>
+        <w:shd w:fill="F1F6FC"/>
+      </w:pPr>
+      <w:r>
+        <w:rPr>
+          <w:b w:val="0"/>
+        </w:rPr>
+        <w:t xml:space="preserve">The </w:t>
+      </w:r>
+      <w:r>
+        <w:rPr>
+          <w:b/>
+        </w:rPr>
+        <w:t>condition</w:t>
+      </w:r>
+      <w:r>
+        <w:rPr>
+          <w:b w:val="0"/>
+        </w:rPr>
+        <w:t xml:space="preserve"> is evaluated after adding 2. Equality belongs to the at-least </w:t>
+      </w:r>
+      <w:r>
+        <w:rPr>
+          <w:b/>
+        </w:rPr>
+        <w:t>branch</w:t>
+      </w:r>
+      <w:r>
+        <w:rPr>
+          <w:b w:val="0"/>
+        </w:rPr>
+        <w:t>, so starting at 4 checks the boundary.</w:t>
+      </w:r>
+    </w:p>
+    <w:p>
+      <w:pPr>
+        <w:spacing w:line="336" w:lineRule="auto" w:after="180"/>
+        <w:shd w:fill="F1F6FC"/>
+      </w:pPr>
+      <w:r>
+        <w:rPr>
+          <w:b w:val="0"/>
+        </w:rPr>
+        <w:t xml:space="preserve">Once a </w:t>
+      </w:r>
+      <w:r>
+        <w:rPr>
+          <w:b/>
+        </w:rPr>
+        <w:t>branch</w:t>
+      </w:r>
+      <w:r>
+        <w:rPr>
+          <w:b w:val="0"/>
+        </w:rPr>
+        <w:t xml:space="preserve"> finishes, the program reports; it does not reconsider the </w:t>
+      </w:r>
+      <w:r>
+        <w:rPr>
+          <w:b/>
+        </w:rPr>
+        <w:t>condition</w:t>
+      </w:r>
+      <w:r>
+        <w:rPr>
+          <w:b w:val="0"/>
+        </w:rPr>
+        <w:t xml:space="preserve"> just because doubling 5 produced 10.</w:t>
+      </w:r>
+    </w:p>
+    <w:p>
+      <w:pPr>
+        <w:pStyle w:val="Heading3"/>
+      </w:pPr>
+      <w:r>
         <w:t>What this example does not establish</w:t>
       </w:r>
     </w:p>
     <w:p>
-      <w:r>
-        <w:t>A large reported value need not mean the true branch ran; branch choice depends on the earlier value.</w:t>
-      </w:r>
-    </w:p>
-    <w:p>
-      <w:r>
-        <w:t>Read the labelled picture: Which input detects the difference between the two written conditions? Explain its entire run.</w:t>
-      </w:r>
-    </w:p>
-    <w:p>
-      <w:r>
+      <w:pPr>
+        <w:pStyle w:val="Heading3"/>
+      </w:pPr>
+      <w:r>
+        <w:t>Keep the stated limit</w:t>
+      </w:r>
+    </w:p>
+    <w:p>
+      <w:pPr>
+        <w:spacing w:line="336" w:lineRule="auto" w:after="180"/>
+        <w:shd w:fill="FFF5E6"/>
+      </w:pPr>
+      <w:r>
+        <w:rPr>
+          <w:b w:val="0"/>
+        </w:rPr>
+        <w:t xml:space="preserve">A large reported value need not mean the true </w:t>
+      </w:r>
+      <w:r>
+        <w:rPr>
+          <w:b/>
+        </w:rPr>
+        <w:t>branch</w:t>
+      </w:r>
+      <w:r>
+        <w:rPr>
+          <w:b w:val="0"/>
+        </w:rPr>
+        <w:t xml:space="preserve"> ran; </w:t>
+      </w:r>
+      <w:r>
+        <w:rPr>
+          <w:b/>
+        </w:rPr>
+        <w:t>branch</w:t>
+      </w:r>
+      <w:r>
+        <w:rPr>
+          <w:b w:val="0"/>
+        </w:rPr>
+        <w:t xml:space="preserve"> choice depends on the earlier value.</w:t>
+      </w:r>
+    </w:p>
+    <w:p>
+      <w:pPr>
+        <w:pStyle w:val="Heading3"/>
+      </w:pPr>
+      <w:r>
+        <w:t>Keep the stated limit</w:t>
+      </w:r>
+    </w:p>
+    <w:p>
+      <w:pPr>
+        <w:spacing w:line="336" w:lineRule="auto" w:after="180"/>
+        <w:shd w:fill="FFF5E6"/>
+      </w:pPr>
+      <w:r>
+        <w:rPr>
+          <w:b w:val="0"/>
+        </w:rPr>
+        <w:t xml:space="preserve">Read the labelled picture: Which </w:t>
+      </w:r>
+      <w:r>
+        <w:rPr>
+          <w:b/>
+        </w:rPr>
+        <w:t>input</w:t>
+      </w:r>
+      <w:r>
+        <w:rPr>
+          <w:b w:val="0"/>
+        </w:rPr>
+        <w:t xml:space="preserve"> detects the difference between the two written </w:t>
+      </w:r>
+      <w:r>
+        <w:rPr>
+          <w:b/>
+        </w:rPr>
+        <w:t>condition</w:t>
+      </w:r>
+      <w:r>
+        <w:rPr>
+          <w:b w:val="0"/>
+        </w:rPr>
+        <w:t>s? Explain its entire run.</w:t>
+      </w:r>
+    </w:p>
+    <w:p>
+      <w:pPr>
+        <w:pStyle w:val="Heading3"/>
+      </w:pPr>
+      <w:r>
+        <w:t>Keep the stated limit</w:t>
+      </w:r>
+    </w:p>
+    <w:p>
+      <w:pPr>
+        <w:spacing w:line="336" w:lineRule="auto" w:after="180"/>
+        <w:shd w:fill="FFF5E6"/>
+      </w:pPr>
+      <w:r>
+        <w:rPr>
+          <w:b w:val="0"/>
+        </w:rPr>
         <w:t>Change one thing: Replace at least 6 with above 6. Predict the result before checking the explanation. What remains the same?</w:t>
       </w:r>
     </w:p>
@@ -1886,6 +3526,17 @@
     </w:p>
     <w:p>
       <w:r>
+        <w:t>Find the unsupported step in the If/Then Decisions claim and explain a repair using the supplied evidence.</w:t>
+      </w:r>
+    </w:p>
+    <w:p>
+      <w:pPr>
+        <w:spacing w:line="336" w:lineRule="auto" w:after="180"/>
+      </w:pPr>
+      <w:r>
+        <w:rPr>
+          <w:b/>
+        </w:rPr>
         <w:t>COMPARE</w:t>
       </w:r>
     </w:p>
@@ -1898,7 +3549,13 @@
       </w:r>
     </w:p>
     <w:p>
-      <w:r>
+      <w:pPr>
+        <w:spacing w:line="336" w:lineRule="auto" w:after="180"/>
+      </w:pPr>
+      <w:r>
+        <w:rPr>
+          <w:b w:val="0"/>
+        </w:rPr>
         <w:t>A comparison helps reveal the true concept boundary.</w:t>
       </w:r>
     </w:p>
@@ -2086,53 +3743,248 @@
       </w:r>
     </w:p>
     <w:p>
-      <w:r>
-        <w:t>CLAIM A  If one example works, the branch is complete.</w:t>
-      </w:r>
-    </w:p>
-    <w:p>
-      <w:r>
+      <w:pPr>
+        <w:pStyle w:val="Heading3"/>
+      </w:pPr>
+      <w:r>
+        <w:t>Challenge claim A</w:t>
+      </w:r>
+    </w:p>
+    <w:p>
+      <w:pPr>
+        <w:spacing w:line="336" w:lineRule="auto" w:after="180"/>
+        <w:shd w:fill="F5F1FB"/>
+      </w:pPr>
+      <w:r>
+        <w:rPr>
+          <w:b w:val="0"/>
+        </w:rPr>
+        <w:t xml:space="preserve">CLAIM A  If one example works, the </w:t>
+      </w:r>
+      <w:r>
+        <w:rPr>
+          <w:b/>
+        </w:rPr>
+        <w:t>branch</w:t>
+      </w:r>
+      <w:r>
+        <w:rPr>
+          <w:b w:val="0"/>
+        </w:rPr>
+        <w:t xml:space="preserve"> is complete.</w:t>
+      </w:r>
+    </w:p>
+    <w:p>
+      <w:pPr>
+        <w:spacing w:line="336" w:lineRule="auto" w:after="180"/>
+      </w:pPr>
+      <w:r>
+        <w:rPr>
+          <w:b w:val="0"/>
+        </w:rPr>
         <w:t>Repair:</w:t>
       </w:r>
     </w:p>
     <w:p>
-      <w:r>
-        <w:t>CLAIM B  Changing branch order cannot change the result.</w:t>
-      </w:r>
-    </w:p>
-    <w:p>
-      <w:r>
+      <w:pPr>
+        <w:pStyle w:val="Heading3"/>
+      </w:pPr>
+      <w:r>
+        <w:t>Challenge claim B</w:t>
+      </w:r>
+    </w:p>
+    <w:p>
+      <w:pPr>
+        <w:spacing w:line="336" w:lineRule="auto" w:after="180"/>
+        <w:shd w:fill="F5F1FB"/>
+      </w:pPr>
+      <w:r>
+        <w:rPr>
+          <w:b w:val="0"/>
+        </w:rPr>
+        <w:t xml:space="preserve">CLAIM B  Changing </w:t>
+      </w:r>
+      <w:r>
+        <w:rPr>
+          <w:b/>
+        </w:rPr>
+        <w:t>branch</w:t>
+      </w:r>
+      <w:r>
+        <w:rPr>
+          <w:b w:val="0"/>
+        </w:rPr>
+        <w:t xml:space="preserve"> order cannot change the result.</w:t>
+      </w:r>
+    </w:p>
+    <w:p>
+      <w:pPr>
+        <w:spacing w:line="336" w:lineRule="auto" w:after="180"/>
+      </w:pPr>
+      <w:r>
+        <w:rPr>
+          <w:b w:val="0"/>
+        </w:rPr>
         <w:t>Repair:</w:t>
       </w:r>
     </w:p>
     <w:p>
-      <w:r>
-        <w:t>STRONG ANSWER FRAME  I claim ______ because the evidence shows ______. The process is ______. One limit is ______.</w:t>
-      </w:r>
-    </w:p>
-    <w:p>
       <w:pPr>
         <w:pStyle w:val="Heading3"/>
       </w:pPr>
       <w:r>
+        <w:t>A frame for explaining</w:t>
+      </w:r>
+    </w:p>
+    <w:p>
+      <w:pPr>
+        <w:spacing w:line="336" w:lineRule="auto" w:after="180"/>
+        <w:shd w:fill="F1F6FC"/>
+      </w:pPr>
+      <w:r>
+        <w:rPr>
+          <w:b w:val="0"/>
+        </w:rPr>
+        <w:t xml:space="preserve">STRONG ANSWER FRAME  I claim ______ because the </w:t>
+      </w:r>
+      <w:r>
+        <w:rPr>
+          <w:b/>
+        </w:rPr>
+        <w:t>evidence</w:t>
+      </w:r>
+      <w:r>
+        <w:rPr>
+          <w:b w:val="0"/>
+        </w:rPr>
+        <w:t xml:space="preserve"> shows ______. The </w:t>
+      </w:r>
+      <w:r>
+        <w:rPr>
+          <w:b/>
+        </w:rPr>
+        <w:t>process</w:t>
+      </w:r>
+      <w:r>
+        <w:rPr>
+          <w:b w:val="0"/>
+        </w:rPr>
+        <w:t xml:space="preserve"> is ______. One limit is ______.</w:t>
+      </w:r>
+    </w:p>
+    <w:p>
+      <w:pPr>
+        <w:pStyle w:val="Heading3"/>
+      </w:pPr>
+      <w:r>
         <w:t>A closer explanation</w:t>
       </w:r>
     </w:p>
     <w:p>
-      <w:r>
-        <w:t>Our examples so far use known whole-number scores. If score is unreadable when the test is reached, we cannot establish whether it is at least 6. Unknown does not mean false, and a blank is not automatically zero. For this paper exercise, pause the procedure and request the missing value before selecting a branch.</w:t>
-      </w:r>
-    </w:p>
-    <w:p>
-      <w:r>
-        <w:t>A complete procedure must specify what to do when required input is unavailable. Another system might define a separate fallback, but it must be written explicitly. Testing below, at and above the boundary checks comparison behaviour; it does not replace a missing-input policy or prove every possible implementation correct.</w:t>
-      </w:r>
-    </w:p>
-    <w:p>
       <w:pPr>
         <w:pStyle w:val="Heading3"/>
       </w:pPr>
       <w:r>
+        <w:t>Check the claim against the facts</w:t>
+      </w:r>
+    </w:p>
+    <w:p>
+      <w:pPr>
+        <w:spacing w:line="336" w:lineRule="auto" w:after="180"/>
+        <w:shd w:fill="FFF5E6"/>
+      </w:pPr>
+      <w:r>
+        <w:rPr>
+          <w:b w:val="0"/>
+        </w:rPr>
+        <w:t>Our examples so far use known whole-number scores. If score is unreadable when the test is reached, we cannot establish whether it is at least 6. Unknown does not mean false, and a blank is not automatically zero.</w:t>
+      </w:r>
+    </w:p>
+    <w:p>
+      <w:pPr>
+        <w:spacing w:line="336" w:lineRule="auto" w:after="180"/>
+        <w:shd w:fill="FFF5E6"/>
+      </w:pPr>
+      <w:r>
+        <w:rPr>
+          <w:b w:val="0"/>
+        </w:rPr>
+        <w:t xml:space="preserve">For this paper exercise, pause the procedure and request the missing value before selecting a </w:t>
+      </w:r>
+      <w:r>
+        <w:rPr>
+          <w:b/>
+        </w:rPr>
+        <w:t>branch</w:t>
+      </w:r>
+      <w:r>
+        <w:rPr>
+          <w:b w:val="0"/>
+        </w:rPr>
+        <w:t>.</w:t>
+      </w:r>
+    </w:p>
+    <w:p>
+      <w:pPr>
+        <w:pStyle w:val="Heading3"/>
+      </w:pPr>
+      <w:r>
+        <w:t>Check the claim against the facts</w:t>
+      </w:r>
+    </w:p>
+    <w:p>
+      <w:pPr>
+        <w:spacing w:line="336" w:lineRule="auto" w:after="180"/>
+        <w:shd w:fill="FFF5E6"/>
+      </w:pPr>
+      <w:r>
+        <w:rPr>
+          <w:b w:val="0"/>
+        </w:rPr>
+        <w:t xml:space="preserve">A complete procedure must specify what to do when required </w:t>
+      </w:r>
+      <w:r>
+        <w:rPr>
+          <w:b/>
+        </w:rPr>
+        <w:t>input</w:t>
+      </w:r>
+      <w:r>
+        <w:rPr>
+          <w:b w:val="0"/>
+        </w:rPr>
+        <w:t xml:space="preserve"> is unavailable. Another system might define a separate fallback, but it must be written explicitly.</w:t>
+      </w:r>
+    </w:p>
+    <w:p>
+      <w:pPr>
+        <w:spacing w:line="336" w:lineRule="auto" w:after="180"/>
+        <w:shd w:fill="FFF5E6"/>
+      </w:pPr>
+      <w:r>
+        <w:rPr>
+          <w:b w:val="0"/>
+        </w:rPr>
+        <w:t>Testing below, at and above the boundary checks comparison behaviour; it does not replace a missing-</w:t>
+      </w:r>
+      <w:r>
+        <w:rPr>
+          <w:b/>
+        </w:rPr>
+        <w:t>input</w:t>
+      </w:r>
+      <w:r>
+        <w:rPr>
+          <w:b w:val="0"/>
+        </w:rPr>
+        <w:t xml:space="preserve"> policy or prove every possible implementation correct.</w:t>
+      </w:r>
+    </w:p>
+    <w:p>
+      <w:pPr>
+        <w:pStyle w:val="Heading3"/>
+      </w:pPr>
+      <w:r>
         <w:t>A tester checks only scores 2 and 10 at the condition and says the at-least-6 comparison is correct. Which additional value is most useful for detecting an accidental above-6 comparison, and why</w:t>
       </w:r>
     </w:p>
@@ -2166,6 +4018,17 @@
     </w:p>
     <w:p>
       <w:r>
+        <w:t>Practise If/Then Decisions with support, then explain the deciding step in your own words.</w:t>
+      </w:r>
+    </w:p>
+    <w:p>
+      <w:pPr>
+        <w:spacing w:line="336" w:lineRule="auto" w:after="180"/>
+      </w:pPr>
+      <w:r>
+        <w:rPr>
+          <w:b/>
+        </w:rPr>
         <w:t>GUIDED PRACTICE</w:t>
       </w:r>
     </w:p>
@@ -2178,7 +4041,13 @@
       </w:r>
     </w:p>
     <w:p>
-      <w:r>
+      <w:pPr>
+        <w:spacing w:line="336" w:lineRule="auto" w:after="180"/>
+      </w:pPr>
+      <w:r>
+        <w:rPr>
+          <w:b w:val="0"/>
+        </w:rPr>
         <w:t>Use support now so you can succeed independently later.</w:t>
       </w:r>
     </w:p>
@@ -2219,46 +4088,240 @@
       </w:r>
     </w:p>
     <w:p>
-      <w:r>
-        <w:t>Explain how the picture story demonstrates this idea: Conditions make an algorithm branch when information changes.</w:t>
-      </w:r>
-    </w:p>
-    <w:p>
-      <w:r>
-        <w:t>Use a fresh example to explain condition.</w:t>
-      </w:r>
-    </w:p>
-    <w:p>
-      <w:r>
-        <w:t>Trace a new input → process → output example.</w:t>
-      </w:r>
-    </w:p>
-    <w:p>
-      <w:r>
-        <w:t>Find and repair the error in: Changing branch order cannot change the result.</w:t>
-      </w:r>
-    </w:p>
-    <w:p>
-      <w:r>
+      <w:pPr>
+        <w:spacing w:line="336" w:lineRule="auto" w:after="180"/>
+      </w:pPr>
+      <w:r>
+        <w:rPr>
+          <w:b w:val="0"/>
+        </w:rPr>
+        <w:t xml:space="preserve">Explain how the picture story demonstrates this idea: </w:t>
+      </w:r>
+      <w:r>
+        <w:rPr>
+          <w:b/>
+        </w:rPr>
+        <w:t>Condition</w:t>
+      </w:r>
+      <w:r>
+        <w:rPr>
+          <w:b w:val="0"/>
+        </w:rPr>
+        <w:t xml:space="preserve">s make an algorithm </w:t>
+      </w:r>
+      <w:r>
+        <w:rPr>
+          <w:b/>
+        </w:rPr>
+        <w:t>branch</w:t>
+      </w:r>
+      <w:r>
+        <w:rPr>
+          <w:b w:val="0"/>
+        </w:rPr>
+        <w:t xml:space="preserve"> when information changes.</w:t>
+      </w:r>
+    </w:p>
+    <w:p>
+      <w:pPr>
+        <w:spacing w:line="336" w:lineRule="auto" w:after="180"/>
+      </w:pPr>
+      <w:r>
+        <w:rPr>
+          <w:b w:val="0"/>
+        </w:rPr>
+        <w:t xml:space="preserve">Use a fresh example to explain </w:t>
+      </w:r>
+      <w:r>
+        <w:rPr>
+          <w:b/>
+        </w:rPr>
+        <w:t>condition</w:t>
+      </w:r>
+      <w:r>
+        <w:rPr>
+          <w:b w:val="0"/>
+        </w:rPr>
+        <w:t>.</w:t>
+      </w:r>
+    </w:p>
+    <w:p>
+      <w:pPr>
+        <w:spacing w:line="336" w:lineRule="auto" w:after="180"/>
+      </w:pPr>
+      <w:r>
+        <w:rPr>
+          <w:b w:val="0"/>
+        </w:rPr>
+        <w:t xml:space="preserve">Trace a new </w:t>
+      </w:r>
+      <w:r>
+        <w:rPr>
+          <w:b/>
+        </w:rPr>
+        <w:t>input</w:t>
+      </w:r>
+      <w:r>
+        <w:rPr>
+          <w:b w:val="0"/>
+        </w:rPr>
+        <w:t xml:space="preserve"> → </w:t>
+      </w:r>
+      <w:r>
+        <w:rPr>
+          <w:b/>
+        </w:rPr>
+        <w:t>process</w:t>
+      </w:r>
+      <w:r>
+        <w:rPr>
+          <w:b w:val="0"/>
+        </w:rPr>
+        <w:t xml:space="preserve"> → </w:t>
+      </w:r>
+      <w:r>
+        <w:rPr>
+          <w:b/>
+        </w:rPr>
+        <w:t>output</w:t>
+      </w:r>
+      <w:r>
+        <w:rPr>
+          <w:b w:val="0"/>
+        </w:rPr>
+        <w:t xml:space="preserve"> example.</w:t>
+      </w:r>
+    </w:p>
+    <w:p>
+      <w:pPr>
+        <w:spacing w:line="336" w:lineRule="auto" w:after="180"/>
+      </w:pPr>
+      <w:r>
+        <w:rPr>
+          <w:b w:val="0"/>
+        </w:rPr>
+        <w:t xml:space="preserve">Find and repair the error in: Changing </w:t>
+      </w:r>
+      <w:r>
+        <w:rPr>
+          <w:b/>
+        </w:rPr>
+        <w:t>branch</w:t>
+      </w:r>
+      <w:r>
+        <w:rPr>
+          <w:b w:val="0"/>
+        </w:rPr>
+        <w:t xml:space="preserve"> order cannot change the result.</w:t>
+      </w:r>
+    </w:p>
+    <w:p>
+      <w:pPr>
+        <w:spacing w:line="336" w:lineRule="auto" w:after="180"/>
+      </w:pPr>
+      <w:r>
+        <w:rPr>
+          <w:b w:val="0"/>
+        </w:rPr>
         <w:t>Invent one edge case and name the safe response.</w:t>
       </w:r>
     </w:p>
     <w:p>
-      <w:r>
-        <w:t>PARTNER CHECK  Point to the evidence. Do not accept an answer that only repeats the vocabulary word.</w:t>
-      </w:r>
-    </w:p>
-    <w:p>
       <w:pPr>
         <w:pStyle w:val="Heading3"/>
       </w:pPr>
       <w:r>
+        <w:t>Check with a partner</w:t>
+      </w:r>
+    </w:p>
+    <w:p>
+      <w:pPr>
+        <w:spacing w:line="336" w:lineRule="auto" w:after="180"/>
+        <w:shd w:fill="F5F1FB"/>
+      </w:pPr>
+      <w:r>
+        <w:rPr>
+          <w:b w:val="0"/>
+        </w:rPr>
+        <w:t xml:space="preserve">PARTNER CHECK  Point to the </w:t>
+      </w:r>
+      <w:r>
+        <w:rPr>
+          <w:b/>
+        </w:rPr>
+        <w:t>evidence</w:t>
+      </w:r>
+      <w:r>
+        <w:rPr>
+          <w:b w:val="0"/>
+        </w:rPr>
+        <w:t>. Do not accept an answer that only repeats the vocabulary word.</w:t>
+      </w:r>
+    </w:p>
+    <w:p>
+      <w:pPr>
+        <w:pStyle w:val="Heading3"/>
+      </w:pPr>
+      <w:r>
         <w:t>A closer explanation</w:t>
       </w:r>
     </w:p>
     <w:p>
-      <w:r>
-        <w:t>Suppose a copied procedure says above 6 instead of at least 6. A score of 5 at the condition takes the false branch under both versions. A score of 7 takes the true branch under both. But exactly 6 separates them: the intended version subtracts 3 and gives 3; the copied version adds 4 and gives 10.</w:t>
+      <w:pPr>
+        <w:spacing w:line="336" w:lineRule="auto" w:after="180"/>
+      </w:pPr>
+      <w:r>
+        <w:rPr>
+          <w:b w:val="0"/>
+        </w:rPr>
+        <w:t xml:space="preserve">Suppose a copied procedure says above 6 instead of at least 6. A score of 5 at the </w:t>
+      </w:r>
+      <w:r>
+        <w:rPr>
+          <w:b/>
+        </w:rPr>
+        <w:t>condition</w:t>
+      </w:r>
+      <w:r>
+        <w:rPr>
+          <w:b w:val="0"/>
+        </w:rPr>
+        <w:t xml:space="preserve"> takes the false </w:t>
+      </w:r>
+      <w:r>
+        <w:rPr>
+          <w:b/>
+        </w:rPr>
+        <w:t>branch</w:t>
+      </w:r>
+      <w:r>
+        <w:rPr>
+          <w:b w:val="0"/>
+        </w:rPr>
+        <w:t xml:space="preserve"> under both versions. A score of 7 takes the true </w:t>
+      </w:r>
+      <w:r>
+        <w:rPr>
+          <w:b/>
+        </w:rPr>
+        <w:t>branch</w:t>
+      </w:r>
+      <w:r>
+        <w:rPr>
+          <w:b w:val="0"/>
+        </w:rPr>
+        <w:t xml:space="preserve"> under both.</w:t>
+      </w:r>
+    </w:p>
+    <w:p>
+      <w:pPr>
+        <w:spacing w:line="336" w:lineRule="auto" w:after="180"/>
+      </w:pPr>
+      <w:r>
+        <w:rPr>
+          <w:b w:val="0"/>
+        </w:rPr>
+        <w:t>But exactly 6 separates them: the intended version subtracts 3 and gives 3; the copied version adds 4 and gives 10.</w:t>
       </w:r>
     </w:p>
     <w:p>
@@ -2300,8 +4363,37 @@
       </w:r>
     </w:p>
     <w:p>
-      <w:r>
-        <w:t>Record the initial value, the value at the condition, the true or false result, and the chosen update. A final number alone may not reveal whether the test or the arithmetic was wrong. Keep the expected behaviour tied to the stated policy instead of changing it to match a result.</w:t>
+      <w:pPr>
+        <w:spacing w:line="336" w:lineRule="auto" w:after="180"/>
+      </w:pPr>
+      <w:r>
+        <w:rPr>
+          <w:b w:val="0"/>
+        </w:rPr>
+        <w:t xml:space="preserve">Record the initial value, the value at the </w:t>
+      </w:r>
+      <w:r>
+        <w:rPr>
+          <w:b/>
+        </w:rPr>
+        <w:t>condition</w:t>
+      </w:r>
+      <w:r>
+        <w:rPr>
+          <w:b w:val="0"/>
+        </w:rPr>
+        <w:t>, the true or false result, and the chosen update. A final number alone may not reveal whether the test or the arithmetic was wrong.</w:t>
+      </w:r>
+    </w:p>
+    <w:p>
+      <w:pPr>
+        <w:spacing w:line="336" w:lineRule="auto" w:after="180"/>
+      </w:pPr>
+      <w:r>
+        <w:rPr>
+          <w:b w:val="0"/>
+        </w:rPr>
+        <w:t>Keep the expected behaviour tied to the stated policy instead of changing it to match a result.</w:t>
       </w:r>
     </w:p>
     <w:p>
@@ -2313,8 +4405,38 @@
       </w:r>
     </w:p>
     <w:p>
-      <w:r>
-        <w:t>Use workbook W2 for the connected example “Conditions and boundary cases”. First fill the input and rule boxes. Try the middle steps before asking for a hint. After a hint, try the next step yourself.</w:t>
+      <w:pPr>
+        <w:spacing w:line="336" w:lineRule="auto" w:after="180"/>
+      </w:pPr>
+      <w:r>
+        <w:rPr>
+          <w:b w:val="0"/>
+        </w:rPr>
+        <w:t>Use workbook W2 for the connected example “</w:t>
+      </w:r>
+      <w:r>
+        <w:rPr>
+          <w:b/>
+        </w:rPr>
+        <w:t>Condition</w:t>
+      </w:r>
+      <w:r>
+        <w:rPr>
+          <w:b w:val="0"/>
+        </w:rPr>
+        <w:t xml:space="preserve">s and boundary cases”. First fill the </w:t>
+      </w:r>
+      <w:r>
+        <w:rPr>
+          <w:b/>
+        </w:rPr>
+        <w:t>input</w:t>
+      </w:r>
+      <w:r>
+        <w:rPr>
+          <w:b w:val="0"/>
+        </w:rPr>
+        <w:t xml:space="preserve"> and rule boxes. Try the middle steps before asking for a hint. After a hint, try the next step yourself.</w:t>
       </w:r>
     </w:p>
     <w:tbl>
@@ -2397,7 +4519,13 @@
       </w:tr>
     </w:tbl>
     <w:p>
-      <w:r>
+      <w:pPr>
+        <w:spacing w:line="336" w:lineRule="auto" w:after="180"/>
+      </w:pPr>
+      <w:r>
+        <w:rPr>
+          <w:b w:val="0"/>
+        </w:rPr>
         <w:t>Explain your trace to a partner. Your partner points to one step to check. Swap roles on the next case. Each person writes their own explanation.</w:t>
       </w:r>
     </w:p>
@@ -2410,12 +4538,59 @@
       </w:r>
     </w:p>
     <w:p>
-      <w:r>
-        <w:t>Use the worked case for Conditions and boundary cases. Proposed explanation: “The condition reads the starting value”. Decide whether this explanation is supported. Point to the step or supplied fact that decides; explain your repair if needed.</w:t>
-      </w:r>
-    </w:p>
-    <w:p>
-      <w:r>
+      <w:pPr>
+        <w:spacing w:line="336" w:lineRule="auto" w:after="180"/>
+      </w:pPr>
+      <w:r>
+        <w:rPr>
+          <w:b w:val="0"/>
+        </w:rPr>
+        <w:t xml:space="preserve">Use the worked case for </w:t>
+      </w:r>
+      <w:r>
+        <w:rPr>
+          <w:b/>
+        </w:rPr>
+        <w:t>Condition</w:t>
+      </w:r>
+      <w:r>
+        <w:rPr>
+          <w:b w:val="0"/>
+        </w:rPr>
+        <w:t xml:space="preserve">s and boundary cases. Proposed explanation: “The </w:t>
+      </w:r>
+      <w:r>
+        <w:rPr>
+          <w:b/>
+        </w:rPr>
+        <w:t>condition</w:t>
+      </w:r>
+      <w:r>
+        <w:rPr>
+          <w:b w:val="0"/>
+        </w:rPr>
+        <w:t xml:space="preserve"> reads the starting value”. Decide whether this explanation is supported.</w:t>
+      </w:r>
+    </w:p>
+    <w:p>
+      <w:pPr>
+        <w:spacing w:line="336" w:lineRule="auto" w:after="180"/>
+      </w:pPr>
+      <w:r>
+        <w:rPr>
+          <w:b w:val="0"/>
+        </w:rPr>
+        <w:t>Point to the step or supplied fact that decides; explain your repair if needed.</w:t>
+      </w:r>
+    </w:p>
+    <w:p>
+      <w:pPr>
+        <w:spacing w:line="336" w:lineRule="auto" w:after="180"/>
+      </w:pPr>
+      <w:r>
+        <w:rPr>
+          <w:b w:val="0"/>
+        </w:rPr>
         <w:t>Answer on your own before discussion. If you are unsure, say which step you need help with.</w:t>
       </w:r>
     </w:p>
@@ -2428,8 +4603,38 @@
       </w:r>
     </w:p>
     <w:p>
-      <w:r>
-        <w:t>Which input detects the difference between the two written conditions? Explain its entire run.</w:t>
+      <w:pPr>
+        <w:spacing w:line="336" w:lineRule="auto" w:after="180"/>
+      </w:pPr>
+      <w:r>
+        <w:rPr>
+          <w:b w:val="0"/>
+        </w:rPr>
+        <w:t xml:space="preserve">Which </w:t>
+      </w:r>
+      <w:r>
+        <w:rPr>
+          <w:b/>
+        </w:rPr>
+        <w:t>input</w:t>
+      </w:r>
+      <w:r>
+        <w:rPr>
+          <w:b w:val="0"/>
+        </w:rPr>
+        <w:t xml:space="preserve"> detects the difference between the two written </w:t>
+      </w:r>
+      <w:r>
+        <w:rPr>
+          <w:b/>
+        </w:rPr>
+        <w:t>condition</w:t>
+      </w:r>
+      <w:r>
+        <w:rPr>
+          <w:b w:val="0"/>
+        </w:rPr>
+        <w:t>s? Explain its entire run.</w:t>
       </w:r>
     </w:p>
     <w:p>
@@ -2461,7 +4666,13 @@
       </w:r>
     </w:p>
     <w:p>
-      <w:r>
+      <w:pPr>
+        <w:spacing w:line="336" w:lineRule="auto" w:after="180"/>
+      </w:pPr>
+      <w:r>
+        <w:rPr>
+          <w:b w:val="0"/>
+        </w:rPr>
         <w:t>This is supported practice. Keep the separately named independent case for an attempt before feedback.</w:t>
       </w:r>
     </w:p>
@@ -2475,6 +4686,17 @@
     </w:p>
     <w:p>
       <w:r>
+        <w:t>Investigate If/Then Decisions. Record the prediction, actual observation or labelled paper trace, explanation and next test separately.</w:t>
+      </w:r>
+    </w:p>
+    <w:p>
+      <w:pPr>
+        <w:spacing w:line="336" w:lineRule="auto" w:after="180"/>
+      </w:pPr>
+      <w:r>
+        <w:rPr>
+          <w:b/>
+        </w:rPr>
         <w:t>EXPLORER LAB</w:t>
       </w:r>
     </w:p>
@@ -2487,8 +4709,26 @@
       </w:r>
     </w:p>
     <w:p>
-      <w:r>
-        <w:t>Predict first, test honestly, and explain what the evidence means.</w:t>
+      <w:pPr>
+        <w:spacing w:line="336" w:lineRule="auto" w:after="180"/>
+      </w:pPr>
+      <w:r>
+        <w:rPr>
+          <w:b w:val="0"/>
+        </w:rPr>
+        <w:t xml:space="preserve">Predict first, test honestly, and explain what the </w:t>
+      </w:r>
+      <w:r>
+        <w:rPr>
+          <w:b/>
+        </w:rPr>
+        <w:t>evidence</w:t>
+      </w:r>
+      <w:r>
+        <w:rPr>
+          <w:b w:val="0"/>
+        </w:rPr>
+        <w:t xml:space="preserve"> means.</w:t>
       </w:r>
     </w:p>
     <w:p>
@@ -2528,27 +4768,126 @@
       </w:r>
     </w:p>
     <w:p>
-      <w:r>
-        <w:t>State your prediction before the result is known.</w:t>
-      </w:r>
-    </w:p>
-    <w:p>
-      <w:r>
+      <w:pPr>
+        <w:pStyle w:val="Heading3"/>
+      </w:pPr>
+      <w:r>
+        <w:t>1. Predict</w:t>
+      </w:r>
+    </w:p>
+    <w:p>
+      <w:pPr>
+        <w:spacing w:line="336" w:lineRule="auto" w:after="180"/>
+        <w:shd w:fill="F4F9FC"/>
+      </w:pPr>
+      <w:r>
+        <w:rPr>
+          <w:b w:val="0"/>
+        </w:rPr>
+        <w:t xml:space="preserve">State your </w:t>
+      </w:r>
+      <w:r>
+        <w:rPr>
+          <w:b/>
+        </w:rPr>
+        <w:t>prediction</w:t>
+      </w:r>
+      <w:r>
+        <w:rPr>
+          <w:b w:val="0"/>
+        </w:rPr>
+        <w:t xml:space="preserve"> before the result is known.</w:t>
+      </w:r>
+    </w:p>
+    <w:p>
+      <w:pPr>
+        <w:pStyle w:val="Heading3"/>
+      </w:pPr>
+      <w:r>
+        <w:t>2. Investigate</w:t>
+      </w:r>
+    </w:p>
+    <w:p>
+      <w:pPr>
+        <w:spacing w:line="336" w:lineRule="auto" w:after="180"/>
+        <w:shd w:fill="F4F9FC"/>
+      </w:pPr>
+      <w:r>
+        <w:rPr>
+          <w:b w:val="0"/>
+        </w:rPr>
         <w:t>Complete the task: Build a weather-clothing rule and test four cases.</w:t>
       </w:r>
     </w:p>
     <w:p>
-      <w:r>
+      <w:pPr>
+        <w:pStyle w:val="Heading3"/>
+      </w:pPr>
+      <w:r>
+        <w:t>3. Compare cases</w:t>
+      </w:r>
+    </w:p>
+    <w:p>
+      <w:pPr>
+        <w:spacing w:line="336" w:lineRule="auto" w:after="180"/>
+        <w:shd w:fill="F4F9FC"/>
+      </w:pPr>
+      <w:r>
+        <w:rPr>
+          <w:b w:val="0"/>
+        </w:rPr>
         <w:t>Keep a normal case and an edge case clearly separated.</w:t>
       </w:r>
     </w:p>
     <w:p>
-      <w:r>
-        <w:t>Record what happened—even when it does not match your prediction.</w:t>
-      </w:r>
-    </w:p>
-    <w:p>
-      <w:r>
+      <w:pPr>
+        <w:pStyle w:val="Heading3"/>
+      </w:pPr>
+      <w:r>
+        <w:t>4. Record honestly</w:t>
+      </w:r>
+    </w:p>
+    <w:p>
+      <w:pPr>
+        <w:spacing w:line="336" w:lineRule="auto" w:after="180"/>
+        <w:shd w:fill="F4F9FC"/>
+      </w:pPr>
+      <w:r>
+        <w:rPr>
+          <w:b w:val="0"/>
+        </w:rPr>
+        <w:t xml:space="preserve">Record what happened—even when it does not match your </w:t>
+      </w:r>
+      <w:r>
+        <w:rPr>
+          <w:b/>
+        </w:rPr>
+        <w:t>prediction</w:t>
+      </w:r>
+      <w:r>
+        <w:rPr>
+          <w:b w:val="0"/>
+        </w:rPr>
+        <w:t>.</w:t>
+      </w:r>
+    </w:p>
+    <w:p>
+      <w:pPr>
+        <w:pStyle w:val="Heading3"/>
+      </w:pPr>
+      <w:r>
+        <w:t>5. Explain and plan the next test</w:t>
+      </w:r>
+    </w:p>
+    <w:p>
+      <w:pPr>
+        <w:spacing w:line="336" w:lineRule="auto" w:after="180"/>
+        <w:shd w:fill="F4F9FC"/>
+      </w:pPr>
+      <w:r>
+        <w:rPr>
+          <w:b w:val="0"/>
+        </w:rPr>
         <w:t>Explain the result, one limitation, and the next useful test.</w:t>
       </w:r>
     </w:p>
@@ -2683,7 +5022,22 @@
       </w:tr>
     </w:tbl>
     <w:p>
-      <w:r>
+      <w:pPr>
+        <w:pStyle w:val="Heading3"/>
+      </w:pPr>
+      <w:r>
+        <w:t>Use a fresh case after support</w:t>
+      </w:r>
+    </w:p>
+    <w:p>
+      <w:pPr>
+        <w:spacing w:line="336" w:lineRule="auto" w:after="180"/>
+        <w:shd w:fill="FFF5E6"/>
+      </w:pPr>
+      <w:r>
+        <w:rPr>
+          <w:b w:val="0"/>
+        </w:rPr>
         <w:t>INDEPENDENCE  After support is removed, repeat the proof with a fresh case.</w:t>
       </w:r>
     </w:p>
@@ -2696,7 +5050,13 @@
       </w:r>
     </w:p>
     <w:p>
-      <w:r>
+      <w:pPr>
+        <w:spacing w:line="336" w:lineRule="auto" w:after="180"/>
+      </w:pPr>
+      <w:r>
+        <w:rPr>
+          <w:b w:val="0"/>
+        </w:rPr>
         <w:t>Before trying: what do I expect, and why? While trying: which step could first go wrong? Afterwards: what did I actually observe, and what should change? Keep “not run” if you only traced the procedure.</w:t>
       </w:r>
     </w:p>
@@ -2710,6 +5070,17 @@
     </w:p>
     <w:p>
       <w:r>
+        <w:t>Move from recall to tracing, diagnosis and transfer in If/Then Decisions. Explain why each step is justified.</w:t>
+      </w:r>
+    </w:p>
+    <w:p>
+      <w:pPr>
+        <w:spacing w:line="336" w:lineRule="auto" w:after="180"/>
+      </w:pPr>
+      <w:r>
+        <w:rPr>
+          <w:b/>
+        </w:rPr>
         <w:t>PRACTICE LADDER</w:t>
       </w:r>
     </w:p>
@@ -2722,7 +5093,13 @@
       </w:r>
     </w:p>
     <w:p>
-      <w:r>
+      <w:pPr>
+        <w:spacing w:line="336" w:lineRule="auto" w:after="180"/>
+      </w:pPr>
+      <w:r>
+        <w:rPr>
+          <w:b w:val="0"/>
+        </w:rPr>
         <w:t>Each step asks for a stronger kind of understanding.</w:t>
       </w:r>
     </w:p>
@@ -2763,42 +5140,214 @@
       </w:r>
     </w:p>
     <w:p>
-      <w:r>
-        <w:t>RECALL  Define condition.</w:t>
-      </w:r>
-    </w:p>
-    <w:p>
-      <w:r>
-        <w:t>EXPLAIN  Conditions make an algorithm branch when information changes.</w:t>
-      </w:r>
-    </w:p>
-    <w:p>
-      <w:r>
-        <w:t>TRACE  Show the input, process, and output.</w:t>
-      </w:r>
-    </w:p>
-    <w:p>
-      <w:r>
-        <w:t>DIAGNOSE  Repair: If one example works, the branch is complete.</w:t>
-      </w:r>
-    </w:p>
-    <w:p>
-      <w:r>
+      <w:pPr>
+        <w:spacing w:line="336" w:lineRule="auto" w:after="180"/>
+        <w:shd w:fill="F4F9FC"/>
+      </w:pPr>
+      <w:r>
+        <w:rPr>
+          <w:b w:val="0"/>
+        </w:rPr>
+        <w:t xml:space="preserve">RECALL  Define </w:t>
+      </w:r>
+      <w:r>
+        <w:rPr>
+          <w:b/>
+        </w:rPr>
+        <w:t>condition</w:t>
+      </w:r>
+      <w:r>
+        <w:rPr>
+          <w:b w:val="0"/>
+        </w:rPr>
+        <w:t>.</w:t>
+      </w:r>
+    </w:p>
+    <w:p>
+      <w:pPr>
+        <w:spacing w:line="336" w:lineRule="auto" w:after="180"/>
+        <w:shd w:fill="F4F9FC"/>
+      </w:pPr>
+      <w:r>
+        <w:rPr>
+          <w:b w:val="0"/>
+        </w:rPr>
+        <w:t xml:space="preserve">EXPLAIN  </w:t>
+      </w:r>
+      <w:r>
+        <w:rPr>
+          <w:b/>
+        </w:rPr>
+        <w:t>Condition</w:t>
+      </w:r>
+      <w:r>
+        <w:rPr>
+          <w:b w:val="0"/>
+        </w:rPr>
+        <w:t xml:space="preserve">s make an algorithm </w:t>
+      </w:r>
+      <w:r>
+        <w:rPr>
+          <w:b/>
+        </w:rPr>
+        <w:t>branch</w:t>
+      </w:r>
+      <w:r>
+        <w:rPr>
+          <w:b w:val="0"/>
+        </w:rPr>
+        <w:t xml:space="preserve"> when information changes.</w:t>
+      </w:r>
+    </w:p>
+    <w:p>
+      <w:pPr>
+        <w:spacing w:line="336" w:lineRule="auto" w:after="180"/>
+        <w:shd w:fill="F4F9FC"/>
+      </w:pPr>
+      <w:r>
+        <w:rPr>
+          <w:b w:val="0"/>
+        </w:rPr>
+        <w:t xml:space="preserve">TRACE  Show the </w:t>
+      </w:r>
+      <w:r>
+        <w:rPr>
+          <w:b/>
+        </w:rPr>
+        <w:t>input</w:t>
+      </w:r>
+      <w:r>
+        <w:rPr>
+          <w:b w:val="0"/>
+        </w:rPr>
+        <w:t xml:space="preserve">, </w:t>
+      </w:r>
+      <w:r>
+        <w:rPr>
+          <w:b/>
+        </w:rPr>
+        <w:t>process</w:t>
+      </w:r>
+      <w:r>
+        <w:rPr>
+          <w:b w:val="0"/>
+        </w:rPr>
+        <w:t xml:space="preserve">, and </w:t>
+      </w:r>
+      <w:r>
+        <w:rPr>
+          <w:b/>
+        </w:rPr>
+        <w:t>output</w:t>
+      </w:r>
+      <w:r>
+        <w:rPr>
+          <w:b w:val="0"/>
+        </w:rPr>
+        <w:t>.</w:t>
+      </w:r>
+    </w:p>
+    <w:p>
+      <w:pPr>
+        <w:spacing w:line="336" w:lineRule="auto" w:after="180"/>
+        <w:shd w:fill="F4F9FC"/>
+      </w:pPr>
+      <w:r>
+        <w:rPr>
+          <w:b w:val="0"/>
+        </w:rPr>
+        <w:t xml:space="preserve">DIAGNOSE  Repair: If one example works, the </w:t>
+      </w:r>
+      <w:r>
+        <w:rPr>
+          <w:b/>
+        </w:rPr>
+        <w:t>branch</w:t>
+      </w:r>
+      <w:r>
+        <w:rPr>
+          <w:b w:val="0"/>
+        </w:rPr>
+        <w:t xml:space="preserve"> is complete.</w:t>
+      </w:r>
+    </w:p>
+    <w:p>
+      <w:pPr>
+        <w:spacing w:line="336" w:lineRule="auto" w:after="180"/>
+        <w:shd w:fill="F4F9FC"/>
+      </w:pPr>
+      <w:r>
+        <w:rPr>
+          <w:b w:val="0"/>
+        </w:rPr>
         <w:t>TRANSFER  Apply the idea to a new home or classroom case.</w:t>
       </w:r>
     </w:p>
     <w:p>
-      <w:r>
+      <w:pPr>
+        <w:spacing w:line="336" w:lineRule="auto" w:after="180"/>
+        <w:shd w:fill="F4F9FC"/>
+      </w:pPr>
+      <w:r>
+        <w:rPr>
+          <w:b w:val="0"/>
+        </w:rPr>
         <w:t>CREATE  Design one revealing test.</w:t>
       </w:r>
     </w:p>
     <w:p>
-      <w:r>
-        <w:t>DEFEND  Give a claim, evidence, mechanism, limit, and safe action.</w:t>
-      </w:r>
-    </w:p>
-    <w:p>
-      <w:r>
+      <w:pPr>
+        <w:spacing w:line="336" w:lineRule="auto" w:after="180"/>
+        <w:shd w:fill="F4F9FC"/>
+      </w:pPr>
+      <w:r>
+        <w:rPr>
+          <w:b w:val="0"/>
+        </w:rPr>
+        <w:t xml:space="preserve">DEFEND  Give a claim, </w:t>
+      </w:r>
+      <w:r>
+        <w:rPr>
+          <w:b/>
+        </w:rPr>
+        <w:t>evidence</w:t>
+      </w:r>
+      <w:r>
+        <w:rPr>
+          <w:b w:val="0"/>
+        </w:rPr>
+        <w:t xml:space="preserve">, </w:t>
+      </w:r>
+      <w:r>
+        <w:rPr>
+          <w:b/>
+        </w:rPr>
+        <w:t>mechanism</w:t>
+      </w:r>
+      <w:r>
+        <w:rPr>
+          <w:b w:val="0"/>
+        </w:rPr>
+        <w:t>, limit, and safe action.</w:t>
+      </w:r>
+    </w:p>
+    <w:p>
+      <w:pPr>
+        <w:pStyle w:val="Heading3"/>
+      </w:pPr>
+      <w:r>
+        <w:t>When to retry</w:t>
+      </w:r>
+    </w:p>
+    <w:p>
+      <w:pPr>
+        <w:spacing w:line="336" w:lineRule="auto" w:after="180"/>
+        <w:shd w:fill="F1F6F8"/>
+      </w:pPr>
+      <w:r>
+        <w:rPr>
+          <w:b w:val="0"/>
+        </w:rPr>
         <w:t>RETRY RULE  A coached answer becomes mastery only after you solve a different case independently.</w:t>
       </w:r>
     </w:p>
@@ -2812,6 +5361,17 @@
     </w:p>
     <w:p>
       <w:r>
+        <w:t>Apply this week’s idea to Helpful Classroom Sorter. Keep an annotated decision and the evidence supporting it.</w:t>
+      </w:r>
+    </w:p>
+    <w:p>
+      <w:pPr>
+        <w:spacing w:line="336" w:lineRule="auto" w:after="180"/>
+      </w:pPr>
+      <w:r>
+        <w:rPr>
+          <w:b/>
+        </w:rPr>
         <w:t>PROJECT</w:t>
       </w:r>
     </w:p>
@@ -2824,8 +5384,26 @@
       </w:r>
     </w:p>
     <w:p>
-      <w:r>
-        <w:t>Build one coherent system across the year, one evidence-based decision at a time.</w:t>
+      <w:pPr>
+        <w:spacing w:line="336" w:lineRule="auto" w:after="180"/>
+      </w:pPr>
+      <w:r>
+        <w:rPr>
+          <w:b w:val="0"/>
+        </w:rPr>
+        <w:t xml:space="preserve">Build one coherent system across the year, one </w:t>
+      </w:r>
+      <w:r>
+        <w:rPr>
+          <w:b/>
+        </w:rPr>
+        <w:t>evidence</w:t>
+      </w:r>
+      <w:r>
+        <w:rPr>
+          <w:b w:val="0"/>
+        </w:rPr>
+        <w:t>-based decision at a time.</w:t>
       </w:r>
     </w:p>
     <w:p>
@@ -2865,32 +5443,110 @@
       </w:r>
     </w:p>
     <w:p>
-      <w:r>
-        <w:t>THIS WEEK'S CHECKPOINT  Add one transparent if/then branch and one else path to the Classroom Sorter.</w:t>
-      </w:r>
-    </w:p>
-    <w:p>
-      <w:r>
+      <w:pPr>
+        <w:spacing w:line="336" w:lineRule="auto" w:after="180"/>
+        <w:shd w:fill="EDF7F3"/>
+      </w:pPr>
+      <w:r>
+        <w:rPr>
+          <w:b w:val="0"/>
+        </w:rPr>
+        <w:t xml:space="preserve">THIS WEEK'S CHECKPOINT  Add one transparent if/then </w:t>
+      </w:r>
+      <w:r>
+        <w:rPr>
+          <w:b/>
+        </w:rPr>
+        <w:t>branch</w:t>
+      </w:r>
+      <w:r>
+        <w:rPr>
+          <w:b w:val="0"/>
+        </w:rPr>
+        <w:t xml:space="preserve"> and one </w:t>
+      </w:r>
+      <w:r>
+        <w:rPr>
+          <w:b/>
+        </w:rPr>
+        <w:t>else</w:t>
+      </w:r>
+      <w:r>
+        <w:rPr>
+          <w:b w:val="0"/>
+        </w:rPr>
+        <w:t xml:space="preserve"> path to the Classroom Sorter.</w:t>
+      </w:r>
+    </w:p>
+    <w:p>
+      <w:pPr>
+        <w:spacing w:line="336" w:lineRule="auto" w:after="180"/>
+        <w:shd w:fill="F5F1FB"/>
+      </w:pPr>
+      <w:r>
+        <w:rPr>
+          <w:b w:val="0"/>
+        </w:rPr>
         <w:t>What real classroom need does this serve?</w:t>
       </w:r>
     </w:p>
     <w:p>
-      <w:r>
+      <w:pPr>
+        <w:spacing w:line="336" w:lineRule="auto" w:after="180"/>
+        <w:shd w:fill="F5F1FB"/>
+      </w:pPr>
+      <w:r>
+        <w:rPr>
+          <w:b w:val="0"/>
+        </w:rPr>
         <w:t>What information is necessary—and what should stay private?</w:t>
       </w:r>
     </w:p>
     <w:p>
-      <w:r>
-        <w:t>What happens inside the process?</w:t>
-      </w:r>
-    </w:p>
-    <w:p>
-      <w:r>
+      <w:pPr>
+        <w:spacing w:line="336" w:lineRule="auto" w:after="180"/>
+        <w:shd w:fill="F5F1FB"/>
+      </w:pPr>
+      <w:r>
+        <w:rPr>
+          <w:b w:val="0"/>
+        </w:rPr>
+        <w:t xml:space="preserve">What happens inside the </w:t>
+      </w:r>
+      <w:r>
+        <w:rPr>
+          <w:b/>
+        </w:rPr>
+        <w:t>process</w:t>
+      </w:r>
+      <w:r>
+        <w:rPr>
+          <w:b w:val="0"/>
+        </w:rPr>
+        <w:t>?</w:t>
+      </w:r>
+    </w:p>
+    <w:p>
+      <w:pPr>
+        <w:spacing w:line="336" w:lineRule="auto" w:after="180"/>
+        <w:shd w:fill="F5F1FB"/>
+      </w:pPr>
+      <w:r>
+        <w:rPr>
+          <w:b w:val="0"/>
+        </w:rPr>
         <w:t>What normal and edge cases will you test?</w:t>
       </w:r>
     </w:p>
     <w:p>
-      <w:r>
+      <w:pPr>
+        <w:spacing w:line="336" w:lineRule="auto" w:after="180"/>
+        <w:shd w:fill="F5F1FB"/>
+      </w:pPr>
+      <w:r>
+        <w:rPr>
+          <w:b w:val="0"/>
+        </w:rPr>
         <w:t>When should it say not sure or ask a person?</w:t>
       </w:r>
     </w:p>
@@ -2931,12 +5587,45 @@
       </w:r>
     </w:p>
     <w:p>
-      <w:r>
-        <w:t>RESPONSIBLE DESIGN  Never hide an unhandled case between two thresholds.</w:t>
-      </w:r>
-    </w:p>
-    <w:p>
-      <w:r>
+      <w:pPr>
+        <w:pStyle w:val="Heading3"/>
+      </w:pPr>
+      <w:r>
+        <w:t>Responsible design</w:t>
+      </w:r>
+    </w:p>
+    <w:p>
+      <w:pPr>
+        <w:spacing w:line="336" w:lineRule="auto" w:after="180"/>
+        <w:shd w:fill="FFF5E6"/>
+      </w:pPr>
+      <w:r>
+        <w:rPr>
+          <w:b w:val="0"/>
+        </w:rPr>
+        <w:t xml:space="preserve">RESPONSIBLE DESIGN  Never hide an unhandled case between two </w:t>
+      </w:r>
+      <w:r>
+        <w:rPr>
+          <w:b/>
+        </w:rPr>
+        <w:t>threshold</w:t>
+      </w:r>
+      <w:r>
+        <w:rPr>
+          <w:b w:val="0"/>
+        </w:rPr>
+        <w:t>s.</w:t>
+      </w:r>
+    </w:p>
+    <w:p>
+      <w:pPr>
+        <w:spacing w:line="336" w:lineRule="auto" w:after="180"/>
+      </w:pPr>
+      <w:r>
+        <w:rPr>
+          <w:b w:val="0"/>
+        </w:rPr>
         <w:t>My project decision:</w:t>
       </w:r>
     </w:p>
@@ -2949,8 +5638,50 @@
       </w:r>
     </w:p>
     <w:p>
-      <w:r>
-        <w:t>Include equality examples when reviewing sorter conditions, and trace from original input through output.</w:t>
+      <w:pPr>
+        <w:spacing w:line="336" w:lineRule="auto" w:after="180"/>
+      </w:pPr>
+      <w:r>
+        <w:rPr>
+          <w:b w:val="0"/>
+        </w:rPr>
+        <w:t xml:space="preserve">Include equality examples when reviewing sorter </w:t>
+      </w:r>
+      <w:r>
+        <w:rPr>
+          <w:b/>
+        </w:rPr>
+        <w:t>condition</w:t>
+      </w:r>
+      <w:r>
+        <w:rPr>
+          <w:b w:val="0"/>
+        </w:rPr>
+        <w:t xml:space="preserve">s, and trace from original </w:t>
+      </w:r>
+      <w:r>
+        <w:rPr>
+          <w:b/>
+        </w:rPr>
+        <w:t>input</w:t>
+      </w:r>
+      <w:r>
+        <w:rPr>
+          <w:b w:val="0"/>
+        </w:rPr>
+        <w:t xml:space="preserve"> through </w:t>
+      </w:r>
+      <w:r>
+        <w:rPr>
+          <w:b/>
+        </w:rPr>
+        <w:t>output</w:t>
+      </w:r>
+      <w:r>
+        <w:rPr>
+          <w:b w:val="0"/>
+        </w:rPr>
+        <w:t>.</w:t>
       </w:r>
     </w:p>
     <w:p>
@@ -2963,6 +5694,17 @@
     </w:p>
     <w:p>
       <w:r>
+        <w:t>Use a genuinely new case for independent evidence. Previously discussed examples remain practice; use the separately named independent case before feedback.</w:t>
+      </w:r>
+    </w:p>
+    <w:p>
+      <w:pPr>
+        <w:spacing w:line="336" w:lineRule="auto" w:after="180"/>
+      </w:pPr>
+      <w:r>
+        <w:rPr>
+          <w:b/>
+        </w:rPr>
         <w:t>MASTERY</w:t>
       </w:r>
     </w:p>
@@ -2975,7 +5717,13 @@
       </w:r>
     </w:p>
     <w:p>
-      <w:r>
+      <w:pPr>
+        <w:spacing w:line="336" w:lineRule="auto" w:after="180"/>
+      </w:pPr>
+      <w:r>
+        <w:rPr>
+          <w:b w:val="0"/>
+        </w:rPr>
         <w:t>Complete this after teaching and guided practice have ended.</w:t>
       </w:r>
     </w:p>
@@ -3016,53 +5764,260 @@
       </w:r>
     </w:p>
     <w:p>
-      <w:r>
-        <w:t>REQUIRED PROOF  Build a clothing rule and trace sunny, rainy, cold, and exactly-at-threshold cases.</w:t>
-      </w:r>
-    </w:p>
-    <w:p>
-      <w:r>
+      <w:pPr>
+        <w:pStyle w:val="Heading3"/>
+      </w:pPr>
+      <w:r>
+        <w:t>What success looks like</w:t>
+      </w:r>
+    </w:p>
+    <w:p>
+      <w:pPr>
+        <w:spacing w:line="336" w:lineRule="auto" w:after="180"/>
+        <w:shd w:fill="EDF7F3"/>
+      </w:pPr>
+      <w:r>
+        <w:rPr>
+          <w:b w:val="0"/>
+        </w:rPr>
+        <w:t>REQUIRED PROOF  Build a clothing rule and trace sunny, rainy, cold, and exactly-at-</w:t>
+      </w:r>
+      <w:r>
+        <w:rPr>
+          <w:b/>
+        </w:rPr>
+        <w:t>threshold</w:t>
+      </w:r>
+      <w:r>
+        <w:rPr>
+          <w:b w:val="0"/>
+        </w:rPr>
+        <w:t xml:space="preserve"> cases.</w:t>
+      </w:r>
+    </w:p>
+    <w:p>
+      <w:pPr>
+        <w:spacing w:line="336" w:lineRule="auto" w:after="180"/>
+      </w:pPr>
+      <w:r>
+        <w:rPr>
+          <w:b w:val="0"/>
+        </w:rPr>
         <w:t>□ Name or draw the fresh case.</w:t>
       </w:r>
     </w:p>
     <w:p>
-      <w:r>
-        <w:t>□ Trace input, process, and output.</w:t>
-      </w:r>
-    </w:p>
-    <w:p>
-      <w:r>
-        <w:t>□ State the conclusion and strongest evidence.</w:t>
-      </w:r>
-    </w:p>
-    <w:p>
-      <w:r>
+      <w:pPr>
+        <w:spacing w:line="336" w:lineRule="auto" w:after="180"/>
+      </w:pPr>
+      <w:r>
+        <w:rPr>
+          <w:b w:val="0"/>
+        </w:rPr>
+        <w:t xml:space="preserve">□ Trace </w:t>
+      </w:r>
+      <w:r>
+        <w:rPr>
+          <w:b/>
+        </w:rPr>
+        <w:t>input</w:t>
+      </w:r>
+      <w:r>
+        <w:rPr>
+          <w:b w:val="0"/>
+        </w:rPr>
+        <w:t xml:space="preserve">, </w:t>
+      </w:r>
+      <w:r>
+        <w:rPr>
+          <w:b/>
+        </w:rPr>
+        <w:t>process</w:t>
+      </w:r>
+      <w:r>
+        <w:rPr>
+          <w:b w:val="0"/>
+        </w:rPr>
+        <w:t xml:space="preserve">, and </w:t>
+      </w:r>
+      <w:r>
+        <w:rPr>
+          <w:b/>
+        </w:rPr>
+        <w:t>output</w:t>
+      </w:r>
+      <w:r>
+        <w:rPr>
+          <w:b w:val="0"/>
+        </w:rPr>
+        <w:t>.</w:t>
+      </w:r>
+    </w:p>
+    <w:p>
+      <w:pPr>
+        <w:spacing w:line="336" w:lineRule="auto" w:after="180"/>
+      </w:pPr>
+      <w:r>
+        <w:rPr>
+          <w:b w:val="0"/>
+        </w:rPr>
+        <w:t xml:space="preserve">□ State the conclusion and strongest </w:t>
+      </w:r>
+      <w:r>
+        <w:rPr>
+          <w:b/>
+        </w:rPr>
+        <w:t>evidence</w:t>
+      </w:r>
+      <w:r>
+        <w:rPr>
+          <w:b w:val="0"/>
+        </w:rPr>
+        <w:t>.</w:t>
+      </w:r>
+    </w:p>
+    <w:p>
+      <w:pPr>
+        <w:spacing w:line="336" w:lineRule="auto" w:after="180"/>
+      </w:pPr>
+      <w:r>
+        <w:rPr>
+          <w:b w:val="0"/>
+        </w:rPr>
         <w:t>□ Name one limit, failure, missing clue, or fairness/privacy concern.</w:t>
       </w:r>
     </w:p>
     <w:p>
-      <w:r>
+      <w:pPr>
+        <w:spacing w:line="336" w:lineRule="auto" w:after="180"/>
+      </w:pPr>
+      <w:r>
+        <w:rPr>
+          <w:b w:val="0"/>
+        </w:rPr>
         <w:t>□ Explain one safe next action or improvement.</w:t>
       </w:r>
     </w:p>
     <w:p>
-      <w:r>
-        <w:t>Independent evidence:</w:t>
-      </w:r>
-    </w:p>
-    <w:p>
-      <w:r>
-        <w:t>SELF-CHECK  Each test follows the stated condition order. The exactly-at-threshold case reveals whether the rule uses less than or less-than-or-equal. Rain-plus-cold needs combined outputs or a clear priority.</w:t>
-      </w:r>
-    </w:p>
-    <w:p>
-      <w:r>
+      <w:pPr>
+        <w:spacing w:line="336" w:lineRule="auto" w:after="180"/>
+      </w:pPr>
+      <w:r>
+        <w:rPr>
+          <w:b w:val="0"/>
+        </w:rPr>
+        <w:t xml:space="preserve">Independent </w:t>
+      </w:r>
+      <w:r>
+        <w:rPr>
+          <w:b/>
+        </w:rPr>
+        <w:t>evidence</w:t>
+      </w:r>
+      <w:r>
+        <w:rPr>
+          <w:b w:val="0"/>
+        </w:rPr>
+        <w:t>:</w:t>
+      </w:r>
+    </w:p>
+    <w:p>
+      <w:pPr>
+        <w:pStyle w:val="Heading3"/>
+      </w:pPr>
+      <w:r>
+        <w:t>Check your explanation</w:t>
+      </w:r>
+    </w:p>
+    <w:p>
+      <w:pPr>
+        <w:spacing w:line="336" w:lineRule="auto" w:after="180"/>
+        <w:shd w:fill="F5F1FB"/>
+      </w:pPr>
+      <w:r>
+        <w:rPr>
+          <w:b w:val="0"/>
+        </w:rPr>
+        <w:t xml:space="preserve">SELF-CHECK  Each test follows the stated </w:t>
+      </w:r>
+      <w:r>
+        <w:rPr>
+          <w:b/>
+        </w:rPr>
+        <w:t>condition</w:t>
+      </w:r>
+      <w:r>
+        <w:rPr>
+          <w:b w:val="0"/>
+        </w:rPr>
+        <w:t xml:space="preserve"> order. The exactly-at-</w:t>
+      </w:r>
+      <w:r>
+        <w:rPr>
+          <w:b/>
+        </w:rPr>
+        <w:t>threshold</w:t>
+      </w:r>
+      <w:r>
+        <w:rPr>
+          <w:b w:val="0"/>
+        </w:rPr>
+        <w:t xml:space="preserve"> case reveals whether the rule uses less than or less-than-or-equal. Rain-plus-cold needs combined </w:t>
+      </w:r>
+      <w:r>
+        <w:rPr>
+          <w:b/>
+        </w:rPr>
+        <w:t>output</w:t>
+      </w:r>
+      <w:r>
+        <w:rPr>
+          <w:b w:val="0"/>
+        </w:rPr>
+        <w:t>s or a clear priority.</w:t>
+      </w:r>
+    </w:p>
+    <w:p>
+      <w:pPr>
+        <w:spacing w:line="336" w:lineRule="auto" w:after="180"/>
+      </w:pPr>
+      <w:r>
+        <w:rPr>
+          <w:b w:val="0"/>
+        </w:rPr>
         <w:t>My level:  □ Not yet  □ With one hint  □ Independently  □ I can teach it</w:t>
       </w:r>
     </w:p>
     <w:p>
-      <w:r>
-        <w:t>NEXT BRIDGE  Carry today's evidence habit into: Repeating Efficiently.</w:t>
+      <w:pPr>
+        <w:pStyle w:val="Heading3"/>
+      </w:pPr>
+      <w:r>
+        <w:t>Connect to the next lesson</w:t>
+      </w:r>
+    </w:p>
+    <w:p>
+      <w:pPr>
+        <w:spacing w:line="336" w:lineRule="auto" w:after="180"/>
+        <w:shd w:fill="F1F6F8"/>
+      </w:pPr>
+      <w:r>
+        <w:rPr>
+          <w:b w:val="0"/>
+        </w:rPr>
+        <w:t xml:space="preserve">NEXT BRIDGE  Carry today's </w:t>
+      </w:r>
+      <w:r>
+        <w:rPr>
+          <w:b/>
+        </w:rPr>
+        <w:t>evidence</w:t>
+      </w:r>
+      <w:r>
+        <w:rPr>
+          <w:b w:val="0"/>
+        </w:rPr>
+        <w:t xml:space="preserve"> habit into: Repeating Efficiently.</w:t>
       </w:r>
     </w:p>
     <w:p>
@@ -3074,6 +6029,11 @@
       </w:r>
     </w:p>
     <w:p>
+      <w:r>
+        <w:t>Revisit the complete If/Then Decisions case for supported practice. Repeated examples do not become fresh assessments.</w:t>
+      </w:r>
+    </w:p>
+    <w:p>
       <w:pPr>
         <w:pStyle w:val="Heading3"/>
       </w:pPr>
@@ -3082,7 +6042,13 @@
       </w:r>
     </w:p>
     <w:p>
-      <w:r>
+      <w:pPr>
+        <w:spacing w:line="336" w:lineRule="auto" w:after="180"/>
+      </w:pPr>
+      <w:r>
+        <w:rPr>
+          <w:b w:val="0"/>
+        </w:rPr>
         <w:t>Use the supplied details to practise the weekly concept before attempting the independent question. This case extends the illustrated lesson.</w:t>
       </w:r>
     </w:p>
@@ -3095,7 +6061,13 @@
       </w:r>
     </w:p>
     <w:p>
-      <w:r>
+      <w:pPr>
+        <w:spacing w:line="336" w:lineRule="auto" w:after="180"/>
+      </w:pPr>
+      <w:r>
+        <w:rPr>
+          <w:b w:val="0"/>
+        </w:rPr>
         <w:t>If a card has a star, send it to A; otherwise send it to B.</w:t>
       </w:r>
     </w:p>
@@ -3108,7 +6080,13 @@
       </w:r>
     </w:p>
     <w:p>
-      <w:r>
+      <w:pPr>
+        <w:spacing w:line="336" w:lineRule="auto" w:after="180"/>
+      </w:pPr>
+      <w:r>
+        <w:rPr>
+          <w:b w:val="0"/>
+        </w:rPr>
         <w:t>Sort a star, a circle, and a card with both shapes.</w:t>
       </w:r>
     </w:p>
@@ -3121,7 +6099,13 @@
       </w:r>
     </w:p>
     <w:p>
-      <w:r>
+      <w:pPr>
+        <w:spacing w:line="336" w:lineRule="auto" w:after="180"/>
+      </w:pPr>
+      <w:r>
+        <w:rPr>
+          <w:b w:val="0"/>
+        </w:rPr>
         <w:t>Star and mixed cards go to A because both have a star. The circle goes to B. The test is has a star, not has only a star.</w:t>
       </w:r>
     </w:p>
@@ -3134,7 +6118,14 @@
       </w:r>
     </w:p>
     <w:p>
-      <w:r>
+      <w:pPr>
+        <w:spacing w:line="336" w:lineRule="auto" w:after="180"/>
+        <w:shd w:fill="F5F1FB"/>
+      </w:pPr>
+      <w:r>
+        <w:rPr>
+          <w:b w:val="0"/>
+        </w:rPr>
         <w:t>Which detail supports the answer, and why does it matter?</w:t>
       </w:r>
     </w:p>
@@ -3290,17 +6281,35 @@
       </w:tr>
     </w:tbl>
     <w:p>
-      <w:r>
+      <w:pPr>
+        <w:spacing w:line="336" w:lineRule="auto" w:after="180"/>
+      </w:pPr>
+      <w:r>
+        <w:rPr>
+          <w:b w:val="0"/>
+        </w:rPr>
         <w:t>If a card has a star, send it to A; otherwise send it to B.</w:t>
       </w:r>
     </w:p>
     <w:p>
-      <w:r>
+      <w:pPr>
+        <w:spacing w:line="336" w:lineRule="auto" w:after="180"/>
+      </w:pPr>
+      <w:r>
+        <w:rPr>
+          <w:b w:val="0"/>
+        </w:rPr>
         <w:t>Sort a star, a circle, and a card with both shapes.</w:t>
       </w:r>
     </w:p>
     <w:p>
-      <w:r>
+      <w:pPr>
+        <w:spacing w:line="336" w:lineRule="auto" w:after="180"/>
+      </w:pPr>
+      <w:r>
+        <w:rPr>
+          <w:b w:val="0"/>
+        </w:rPr>
         <w:t>Star and mixed cards go to A because both have a star. The circle goes to B. The test is has a star, not has only a star.</w:t>
       </w:r>
     </w:p>
@@ -3313,6 +6322,11 @@
       </w:r>
     </w:p>
     <w:p>
+      <w:r>
+        <w:t>Attempt the reserved new case before feedback. Record support; the earlier examples below remain additional practice.</w:t>
+      </w:r>
+    </w:p>
+    <w:p>
       <w:pPr>
         <w:pStyle w:val="Heading3"/>
       </w:pPr>
@@ -3321,8 +6335,25 @@
       </w:r>
     </w:p>
     <w:p>
-      <w:r>
-        <w:t>A paper brightness display adds 3 to its starting number. If the current brightness is at most 7, subtract 2; otherwise add 1. Report and stop. Trace separate runs from starting values 3, 4 and 5. Identify the run that tests equality. Then show how its result changes if at most 7 is accidentally written as below 7.</w:t>
+      <w:pPr>
+        <w:spacing w:line="336" w:lineRule="auto" w:after="180"/>
+      </w:pPr>
+      <w:r>
+        <w:rPr>
+          <w:b w:val="0"/>
+        </w:rPr>
+        <w:t>A paper brightness display adds 3 to its starting number. If the current brightness is at most 7, subtract 2; otherwise add 1. Report and stop. Trace separate runs from starting values 3, 4 and 5.</w:t>
+      </w:r>
+    </w:p>
+    <w:p>
+      <w:pPr>
+        <w:spacing w:line="336" w:lineRule="auto" w:after="180"/>
+      </w:pPr>
+      <w:r>
+        <w:rPr>
+          <w:b w:val="0"/>
+        </w:rPr>
+        <w:t>Identify the run that tests equality. Then show how its result changes if at most 7 is accidentally written as below 7.</w:t>
       </w:r>
     </w:p>
     <w:p>
@@ -3369,7 +6400,13 @@
       </w:r>
     </w:p>
     <w:p>
-      <w:r>
+      <w:pPr>
+        <w:spacing w:line="336" w:lineRule="auto" w:after="180"/>
+      </w:pPr>
+      <w:r>
+        <w:rPr>
+          <w:b w:val="0"/>
+        </w:rPr>
         <w:t>Attempt this case before feedback. Record any help. Earlier examples below are further practice; a case already practised with feedback cannot establish fresh transfer.</w:t>
       </w:r>
     </w:p>
@@ -3382,18 +6419,42 @@
       </w:r>
     </w:p>
     <w:p>
-      <w:r>
+      <w:pPr>
+        <w:spacing w:line="336" w:lineRule="auto" w:after="180"/>
+      </w:pPr>
+      <w:r>
+        <w:rPr>
+          <w:b w:val="0"/>
+        </w:rPr>
         <w:t>Close the worked explanation. Apply the idea to this different question without copying.</w:t>
       </w:r>
     </w:p>
     <w:p>
-      <w:r>
+      <w:pPr>
+        <w:spacing w:line="336" w:lineRule="auto" w:after="180"/>
+      </w:pPr>
+      <w:r>
+        <w:rPr>
+          <w:b w:val="0"/>
+        </w:rPr>
         <w:t>Use this exact rule: if a card has more than three dots, place it in tray A; otherwise use tray B. Trace cards with 2, 3 and 4 dots.</w:t>
       </w:r>
     </w:p>
     <w:p>
-      <w:r>
-        <w:t>My answer, with a trace, calculation or supporting evidence</w:t>
+      <w:pPr>
+        <w:spacing w:line="336" w:lineRule="auto" w:after="180"/>
+      </w:pPr>
+      <w:r>
+        <w:rPr>
+          <w:b w:val="0"/>
+        </w:rPr>
+        <w:t xml:space="preserve">My answer, with a trace, calculation or supporting </w:t>
+      </w:r>
+      <w:r>
+        <w:rPr>
+          <w:b/>
+        </w:rPr>
+        <w:t>evidence</w:t>
       </w:r>
     </w:p>
     <w:p>
@@ -3438,13 +6499,37 @@
       </w:r>
     </w:p>
     <w:p>
-      <w:r>
+      <w:pPr>
+        <w:spacing w:line="336" w:lineRule="auto" w:after="180"/>
+      </w:pPr>
+      <w:r>
+        <w:rPr>
+          <w:b w:val="0"/>
+        </w:rPr>
         <w:t>Change one relevant detail. Predict the result before testing. Include a boundary or missing-information case when it helps reveal a limit.</w:t>
       </w:r>
     </w:p>
     <w:p>
-      <w:r>
-        <w:t>My changed input and expected result</w:t>
+      <w:pPr>
+        <w:spacing w:line="336" w:lineRule="auto" w:after="180"/>
+      </w:pPr>
+      <w:r>
+        <w:rPr>
+          <w:b w:val="0"/>
+        </w:rPr>
+        <w:t xml:space="preserve">My changed </w:t>
+      </w:r>
+      <w:r>
+        <w:rPr>
+          <w:b/>
+        </w:rPr>
+        <w:t>input</w:t>
+      </w:r>
+      <w:r>
+        <w:rPr>
+          <w:b w:val="0"/>
+        </w:rPr>
+        <w:t xml:space="preserve"> and expected result</w:t>
       </w:r>
     </w:p>
     <w:p>
@@ -3489,13 +6574,61 @@
       </w:r>
     </w:p>
     <w:p>
-      <w:r>
-        <w:t>Add one transparent if/then branch and one else path to the Classroom Sorter.</w:t>
-      </w:r>
-    </w:p>
-    <w:p>
-      <w:r>
-        <w:t>The evidence I will keep</w:t>
+      <w:pPr>
+        <w:spacing w:line="336" w:lineRule="auto" w:after="180"/>
+      </w:pPr>
+      <w:r>
+        <w:rPr>
+          <w:b w:val="0"/>
+        </w:rPr>
+        <w:t xml:space="preserve">Add one transparent if/then </w:t>
+      </w:r>
+      <w:r>
+        <w:rPr>
+          <w:b/>
+        </w:rPr>
+        <w:t>branch</w:t>
+      </w:r>
+      <w:r>
+        <w:rPr>
+          <w:b w:val="0"/>
+        </w:rPr>
+        <w:t xml:space="preserve"> and one </w:t>
+      </w:r>
+      <w:r>
+        <w:rPr>
+          <w:b/>
+        </w:rPr>
+        <w:t>else</w:t>
+      </w:r>
+      <w:r>
+        <w:rPr>
+          <w:b w:val="0"/>
+        </w:rPr>
+        <w:t xml:space="preserve"> path to the Classroom Sorter.</w:t>
+      </w:r>
+    </w:p>
+    <w:p>
+      <w:pPr>
+        <w:spacing w:line="336" w:lineRule="auto" w:after="180"/>
+      </w:pPr>
+      <w:r>
+        <w:rPr>
+          <w:b w:val="0"/>
+        </w:rPr>
+        <w:t xml:space="preserve">The </w:t>
+      </w:r>
+      <w:r>
+        <w:rPr>
+          <w:b/>
+        </w:rPr>
+        <w:t>evidence</w:t>
+      </w:r>
+      <w:r>
+        <w:rPr>
+          <w:b w:val="0"/>
+        </w:rPr>
+        <w:t xml:space="preserve"> I will keep</w:t>
       </w:r>
     </w:p>
     <w:p>
@@ -3532,8 +6665,26 @@
       </w:r>
     </w:p>
     <w:p>
-      <w:r>
-        <w:t>Your teacher has the independent answer and scoring criteria. Complete the matching workbook week to keep your practice evidence together.</w:t>
+      <w:pPr>
+        <w:spacing w:line="336" w:lineRule="auto" w:after="180"/>
+      </w:pPr>
+      <w:r>
+        <w:rPr>
+          <w:b w:val="0"/>
+        </w:rPr>
+        <w:t xml:space="preserve">Your teacher has the independent answer and scoring criteria. Complete the matching workbook week to keep your practice </w:t>
+      </w:r>
+      <w:r>
+        <w:rPr>
+          <w:b/>
+        </w:rPr>
+        <w:t>evidence</w:t>
+      </w:r>
+      <w:r>
+        <w:rPr>
+          <w:b w:val="0"/>
+        </w:rPr>
+        <w:t xml:space="preserve"> together.</w:t>
       </w:r>
     </w:p>
     <w:p>
@@ -3545,7 +6696,14 @@
       </w:r>
     </w:p>
     <w:p>
-      <w:r>
+      <w:pPr>
+        <w:spacing w:line="336" w:lineRule="auto" w:after="180"/>
+        <w:shd w:fill="F5F1FB"/>
+      </w:pPr>
+      <w:r>
+        <w:rPr>
+          <w:b w:val="0"/>
+        </w:rPr>
         <w:t>A club admits a visitor if they have a ticket AND an accompanying adult. Test all four yes/no combinations. A student changes AND to OR. Which outcomes change?</w:t>
       </w:r>
     </w:p>
@@ -3601,8 +6759,25 @@
       </w:r>
     </w:p>
     <w:p>
-      <w:r>
-        <w:t>Attempt the independent case before hints. Record whether you worked alone, used a hint or followed a model. After feedback, fix the first unsupported step and explain why it changed. A later check uses a changed case, not a copied answer.</w:t>
+      <w:pPr>
+        <w:spacing w:line="336" w:lineRule="auto" w:after="180"/>
+      </w:pPr>
+      <w:r>
+        <w:rPr>
+          <w:b w:val="0"/>
+        </w:rPr>
+        <w:t>Attempt the independent case before hints. Record whether you worked alone, used a hint or followed a model. After feedback, fix the first unsupported step and explain why it changed.</w:t>
+      </w:r>
+    </w:p>
+    <w:p>
+      <w:pPr>
+        <w:spacing w:line="336" w:lineRule="auto" w:after="180"/>
+      </w:pPr>
+      <w:r>
+        <w:rPr>
+          <w:b w:val="0"/>
+        </w:rPr>
+        <w:t>A later check uses a changed case, not a copied answer.</w:t>
       </w:r>
     </w:p>
     <w:p>
@@ -3615,7 +6790,30 @@
     </w:p>
     <w:p>
       <w:r>
-        <w:t>Start with this question: A fictional counter begins with a number, adds 2, then chooses one branch.</w:t>
+        <w:t>Use this map to navigate If/Then Decisions, connect the goals to tasks and keep one evidence record for each attempt.</w:t>
+      </w:r>
+    </w:p>
+    <w:p>
+      <w:pPr>
+        <w:spacing w:line="336" w:lineRule="auto" w:after="180"/>
+      </w:pPr>
+      <w:r>
+        <w:rPr>
+          <w:b w:val="0"/>
+        </w:rPr>
+        <w:t xml:space="preserve">Start with this question: A fictional counter begins with a number, adds 2, then chooses one </w:t>
+      </w:r>
+      <w:r>
+        <w:rPr>
+          <w:b/>
+        </w:rPr>
+        <w:t>branch</w:t>
+      </w:r>
+      <w:r>
+        <w:rPr>
+          <w:b w:val="0"/>
+        </w:rPr>
+        <w:t>.</w:t>
       </w:r>
     </w:p>
     <w:tbl>
@@ -3721,13 +6919,61 @@
       </w:tr>
     </w:tbl>
     <w:p>
-      <w:r>
-        <w:t>Remember → watch and explain → try with help → investigate → try independently → keep project evidence. Your teacher may spread this lesson across several classes.</w:t>
-      </w:r>
-    </w:p>
-    <w:p>
-      <w:r>
-        <w:t>Keep your first prediction. Compare it with what the evidence shows and explain any change.</w:t>
+      <w:pPr>
+        <w:spacing w:line="336" w:lineRule="auto" w:after="180"/>
+      </w:pPr>
+      <w:r>
+        <w:rPr>
+          <w:b w:val="0"/>
+        </w:rPr>
+        <w:t xml:space="preserve">Remember → watch and explain → try with help → investigate → try independently → keep project </w:t>
+      </w:r>
+      <w:r>
+        <w:rPr>
+          <w:b/>
+        </w:rPr>
+        <w:t>evidence</w:t>
+      </w:r>
+      <w:r>
+        <w:rPr>
+          <w:b w:val="0"/>
+        </w:rPr>
+        <w:t>. Your teacher may spread this lesson across several classes.</w:t>
+      </w:r>
+    </w:p>
+    <w:p>
+      <w:pPr>
+        <w:spacing w:line="336" w:lineRule="auto" w:after="180"/>
+      </w:pPr>
+      <w:r>
+        <w:rPr>
+          <w:b w:val="0"/>
+        </w:rPr>
+        <w:t xml:space="preserve">Keep your first </w:t>
+      </w:r>
+      <w:r>
+        <w:rPr>
+          <w:b/>
+        </w:rPr>
+        <w:t>prediction</w:t>
+      </w:r>
+      <w:r>
+        <w:rPr>
+          <w:b w:val="0"/>
+        </w:rPr>
+        <w:t xml:space="preserve">. Compare it with what the </w:t>
+      </w:r>
+      <w:r>
+        <w:rPr>
+          <w:b/>
+        </w:rPr>
+        <w:t>evidence</w:t>
+      </w:r>
+      <w:r>
+        <w:rPr>
+          <w:b w:val="0"/>
+        </w:rPr>
+        <w:t xml:space="preserve"> shows and explain any change.</w:t>
       </w:r>
     </w:p>
     <w:p>
@@ -3740,7 +6986,36 @@
     </w:p>
     <w:p>
       <w:r>
-        <w:t>Close your notes. Explain this goal in your own words: Evaluate a condition using the current state and trace only the selected branch</w:t>
+        <w:t>Explain If/Then Decisions without notes, identify a remaining question and plan a later check with a changed case.</w:t>
+      </w:r>
+    </w:p>
+    <w:p>
+      <w:pPr>
+        <w:spacing w:line="336" w:lineRule="auto" w:after="180"/>
+      </w:pPr>
+      <w:r>
+        <w:rPr>
+          <w:b w:val="0"/>
+        </w:rPr>
+        <w:t xml:space="preserve">Close your notes. Explain this goal in your own words: Evaluate a </w:t>
+      </w:r>
+      <w:r>
+        <w:rPr>
+          <w:b/>
+        </w:rPr>
+        <w:t>condition</w:t>
+      </w:r>
+      <w:r>
+        <w:rPr>
+          <w:b w:val="0"/>
+        </w:rPr>
+        <w:t xml:space="preserve"> using the current state and trace only the selected </w:t>
+      </w:r>
+      <w:r>
+        <w:rPr>
+          <w:b/>
+        </w:rPr>
+        <w:t>branch</w:t>
       </w:r>
     </w:p>
     <w:p>
@@ -3777,13 +7052,61 @@
       </w:r>
     </w:p>
     <w:p>
-      <w:r>
-        <w:t>If you are unsure, return to the worked picture and explain one arrow. If you are ready, change an input or assumption and justify your prediction.</w:t>
-      </w:r>
-    </w:p>
-    <w:p>
-      <w:r>
-        <w:t>Save your workbook evidence. At the next review, try a different case before opening your old answer.</w:t>
+      <w:pPr>
+        <w:spacing w:line="336" w:lineRule="auto" w:after="180"/>
+      </w:pPr>
+      <w:r>
+        <w:rPr>
+          <w:b w:val="0"/>
+        </w:rPr>
+        <w:t xml:space="preserve">If you are unsure, return to the worked picture and explain one arrow. If you are ready, change an </w:t>
+      </w:r>
+      <w:r>
+        <w:rPr>
+          <w:b/>
+        </w:rPr>
+        <w:t>input</w:t>
+      </w:r>
+      <w:r>
+        <w:rPr>
+          <w:b w:val="0"/>
+        </w:rPr>
+        <w:t xml:space="preserve"> or assumption and justify your </w:t>
+      </w:r>
+      <w:r>
+        <w:rPr>
+          <w:b/>
+        </w:rPr>
+        <w:t>prediction</w:t>
+      </w:r>
+      <w:r>
+        <w:rPr>
+          <w:b w:val="0"/>
+        </w:rPr>
+        <w:t>.</w:t>
+      </w:r>
+    </w:p>
+    <w:p>
+      <w:pPr>
+        <w:spacing w:line="336" w:lineRule="auto" w:after="180"/>
+      </w:pPr>
+      <w:r>
+        <w:rPr>
+          <w:b w:val="0"/>
+        </w:rPr>
+        <w:t xml:space="preserve">Save your workbook </w:t>
+      </w:r>
+      <w:r>
+        <w:rPr>
+          <w:b/>
+        </w:rPr>
+        <w:t>evidence</w:t>
+      </w:r>
+      <w:r>
+        <w:rPr>
+          <w:b w:val="0"/>
+        </w:rPr>
+        <w:t>. At the next review, try a different case before opening your old answer.</w:t>
       </w:r>
     </w:p>
     <w:p>
@@ -3796,12 +7119,41 @@
     </w:p>
     <w:p>
       <w:r>
+        <w:t>Attempt supported questions before using hints or feedback. Review a missing building block, then keep the completed work.</w:t>
+      </w:r>
+    </w:p>
+    <w:p>
+      <w:pPr>
+        <w:spacing w:line="336" w:lineRule="auto" w:after="180"/>
+      </w:pPr>
+      <w:r>
+        <w:rPr>
+          <w:b w:val="0"/>
+        </w:rPr>
         <w:t>Use this supported practice once, in the browser or on paper. Keep the reserved independent assessment for a separate first attempt before teacher feedback.</w:t>
       </w:r>
     </w:p>
     <w:p>
-      <w:r>
-        <w:t>A fictional counter begins with a number, adds 2, then chooses one branch.</w:t>
+      <w:pPr>
+        <w:spacing w:line="336" w:lineRule="auto" w:after="180"/>
+      </w:pPr>
+      <w:r>
+        <w:rPr>
+          <w:b w:val="0"/>
+        </w:rPr>
+        <w:t xml:space="preserve">A fictional counter begins with a number, adds 2, then chooses one </w:t>
+      </w:r>
+      <w:r>
+        <w:rPr>
+          <w:b/>
+        </w:rPr>
+        <w:t>branch</w:t>
+      </w:r>
+      <w:r>
+        <w:rPr>
+          <w:b w:val="0"/>
+        </w:rPr>
+        <w:t>.</w:t>
       </w:r>
     </w:p>
     <w:p>
@@ -3813,27 +7165,67 @@
       </w:r>
     </w:p>
     <w:p>
-      <w:r>
+      <w:pPr>
+        <w:spacing w:line="336" w:lineRule="auto" w:after="180"/>
+      </w:pPr>
+      <w:r>
+        <w:rPr>
+          <w:b w:val="0"/>
+        </w:rPr>
         <w:t>Which labelled step matches this detail? The three independent runs report 10,5,6.</w:t>
       </w:r>
     </w:p>
     <w:p>
-      <w:r>
+      <w:pPr>
+        <w:spacing w:line="336" w:lineRule="auto" w:after="180"/>
+        <w:shd w:fill="F4F9FC"/>
+      </w:pPr>
+      <w:r>
+        <w:rPr>
+          <w:b w:val="0"/>
+        </w:rPr>
         <w:t>1. Update first</w:t>
       </w:r>
     </w:p>
     <w:p>
-      <w:r>
+      <w:pPr>
+        <w:spacing w:line="336" w:lineRule="auto" w:after="180"/>
+        <w:shd w:fill="F4F9FC"/>
+      </w:pPr>
+      <w:r>
+        <w:rPr>
+          <w:b w:val="0"/>
+        </w:rPr>
         <w:t>2. Report</w:t>
       </w:r>
     </w:p>
     <w:p>
-      <w:r>
-        <w:t>3. Choose one branch</w:t>
-      </w:r>
-    </w:p>
-    <w:p>
-      <w:r>
+      <w:pPr>
+        <w:spacing w:line="336" w:lineRule="auto" w:after="180"/>
+        <w:shd w:fill="F4F9FC"/>
+      </w:pPr>
+      <w:r>
+        <w:rPr>
+          <w:b w:val="0"/>
+        </w:rPr>
+        <w:t xml:space="preserve">3. Choose one </w:t>
+      </w:r>
+      <w:r>
+        <w:rPr>
+          <w:b/>
+        </w:rPr>
+        <w:t>branch</w:t>
+      </w:r>
+    </w:p>
+    <w:p>
+      <w:pPr>
+        <w:spacing w:line="336" w:lineRule="auto" w:after="180"/>
+        <w:shd w:fill="F4F9FC"/>
+      </w:pPr>
+      <w:r>
+        <w:rPr>
+          <w:b w:val="0"/>
+        </w:rPr>
         <w:t>4. Test current value</w:t>
       </w:r>
     </w:p>
@@ -3871,41 +7263,191 @@
       </w:r>
     </w:p>
     <w:p>
-      <w:r>
+      <w:pPr>
+        <w:pStyle w:val="Heading3"/>
+      </w:pPr>
+      <w:r>
+        <w:t>Hint · try first</w:t>
+      </w:r>
+    </w:p>
+    <w:p>
+      <w:pPr>
+        <w:spacing w:line="336" w:lineRule="auto" w:after="180"/>
+        <w:shd w:fill="F1F6F8"/>
+      </w:pPr>
+      <w:r>
+        <w:rPr>
+          <w:b w:val="0"/>
+        </w:rPr>
         <w:t>Hint if needed: Read the steps in the pictorial case. Match the supplied detail to the stage that performs or records it.</w:t>
       </w:r>
     </w:p>
     <w:p>
-      <w:r>
-        <w:t>After your attempt, compare with the supported explanation: Report The three independent runs report 10,5,6. The condition is evaluated after adding 2. Equality belongs to the at-least branch, so starting at 4 checks the boundary. Once a branch finishes, the program reports; it does not reconsider the condition just because doubling 5 produced 10.</w:t>
-      </w:r>
-    </w:p>
-    <w:p>
       <w:pPr>
         <w:pStyle w:val="Heading3"/>
       </w:pPr>
       <w:r>
+        <w:t>Feedback · compare after trying</w:t>
+      </w:r>
+    </w:p>
+    <w:p>
+      <w:pPr>
+        <w:spacing w:line="336" w:lineRule="auto" w:after="180"/>
+        <w:shd w:fill="F1F6FC"/>
+      </w:pPr>
+      <w:r>
+        <w:rPr>
+          <w:b w:val="0"/>
+        </w:rPr>
+        <w:t xml:space="preserve">After your attempt, compare with the supported explanation: Report The three independent runs report 10,5,6. The </w:t>
+      </w:r>
+      <w:r>
+        <w:rPr>
+          <w:b/>
+        </w:rPr>
+        <w:t>condition</w:t>
+      </w:r>
+      <w:r>
+        <w:rPr>
+          <w:b w:val="0"/>
+        </w:rPr>
+        <w:t xml:space="preserve"> is evaluated after adding 2.</w:t>
+      </w:r>
+    </w:p>
+    <w:p>
+      <w:pPr>
+        <w:spacing w:line="336" w:lineRule="auto" w:after="180"/>
+        <w:shd w:fill="F1F6FC"/>
+      </w:pPr>
+      <w:r>
+        <w:rPr>
+          <w:b w:val="0"/>
+        </w:rPr>
+        <w:t xml:space="preserve">Equality belongs to the at-least </w:t>
+      </w:r>
+      <w:r>
+        <w:rPr>
+          <w:b/>
+        </w:rPr>
+        <w:t>branch</w:t>
+      </w:r>
+      <w:r>
+        <w:rPr>
+          <w:b w:val="0"/>
+        </w:rPr>
+        <w:t xml:space="preserve">, so starting at 4 checks the boundary. Once a </w:t>
+      </w:r>
+      <w:r>
+        <w:rPr>
+          <w:b/>
+        </w:rPr>
+        <w:t>branch</w:t>
+      </w:r>
+      <w:r>
+        <w:rPr>
+          <w:b w:val="0"/>
+        </w:rPr>
+        <w:t xml:space="preserve"> finishes, the program reports; it does not reconsider the </w:t>
+      </w:r>
+      <w:r>
+        <w:rPr>
+          <w:b/>
+        </w:rPr>
+        <w:t>condition</w:t>
+      </w:r>
+      <w:r>
+        <w:rPr>
+          <w:b w:val="0"/>
+        </w:rPr>
+        <w:t xml:space="preserve"> just because doubling 5 produced 10.</w:t>
+      </w:r>
+    </w:p>
+    <w:p>
+      <w:pPr>
+        <w:pStyle w:val="Heading3"/>
+      </w:pPr>
+      <w:r>
         <w:t>Practice 2: explain the deciding evidence</w:t>
       </w:r>
     </w:p>
     <w:p>
-      <w:r>
+      <w:pPr>
+        <w:pStyle w:val="Heading3"/>
+      </w:pPr>
+      <w:r>
+        <w:t>Changed case · predict first</w:t>
+      </w:r>
+    </w:p>
+    <w:p>
+      <w:pPr>
+        <w:spacing w:line="336" w:lineRule="auto" w:after="180"/>
+        <w:shd w:fill="F5F1FB"/>
+      </w:pPr>
+      <w:r>
+        <w:rPr>
+          <w:b w:val="0"/>
+        </w:rPr>
         <w:t>Changed-case practice: Replace at least 6 with above 6. Which conclusion is supported by the supplied facts?</w:t>
       </w:r>
     </w:p>
     <w:p>
-      <w:r>
-        <w:t>1. This one example guarantees correct results for every future input.</w:t>
-      </w:r>
-    </w:p>
-    <w:p>
-      <w:r>
+      <w:pPr>
+        <w:spacing w:line="336" w:lineRule="auto" w:after="180"/>
+        <w:shd w:fill="F4F9FC"/>
+      </w:pPr>
+      <w:r>
+        <w:rPr>
+          <w:b w:val="0"/>
+        </w:rPr>
+        <w:t xml:space="preserve">1. This one example guarantees correct results for every future </w:t>
+      </w:r>
+      <w:r>
+        <w:rPr>
+          <w:b/>
+        </w:rPr>
+        <w:t>input</w:t>
+      </w:r>
+      <w:r>
+        <w:rPr>
+          <w:b w:val="0"/>
+        </w:rPr>
+        <w:t>.</w:t>
+      </w:r>
+    </w:p>
+    <w:p>
+      <w:pPr>
+        <w:spacing w:line="336" w:lineRule="auto" w:after="180"/>
+        <w:shd w:fill="F4F9FC"/>
+      </w:pPr>
+      <w:r>
+        <w:rPr>
+          <w:b w:val="0"/>
+        </w:rPr>
         <w:t>2. Only the run starting at 4 changes: it reports 12.</w:t>
       </w:r>
     </w:p>
     <w:p>
-      <w:r>
-        <w:t>3. We can decide the result without examining the changed input or the procedure.</w:t>
+      <w:pPr>
+        <w:spacing w:line="336" w:lineRule="auto" w:after="180"/>
+        <w:shd w:fill="F4F9FC"/>
+      </w:pPr>
+      <w:r>
+        <w:rPr>
+          <w:b w:val="0"/>
+        </w:rPr>
+        <w:t xml:space="preserve">3. We can decide the result without examining the changed </w:t>
+      </w:r>
+      <w:r>
+        <w:rPr>
+          <w:b/>
+        </w:rPr>
+        <w:t>input</w:t>
+      </w:r>
+      <w:r>
+        <w:rPr>
+          <w:b w:val="0"/>
+        </w:rPr>
+        <w:t xml:space="preserve"> or the procedure.</w:t>
       </w:r>
     </w:p>
     <w:p>
@@ -3942,12 +7484,54 @@
       </w:r>
     </w:p>
     <w:p>
-      <w:r>
-        <w:t>Hint if needed: Use the changed condition and the deciding step in the pictorial trace. The answer must say what follows from those facts.</w:t>
-      </w:r>
-    </w:p>
-    <w:p>
-      <w:r>
+      <w:pPr>
+        <w:pStyle w:val="Heading3"/>
+      </w:pPr>
+      <w:r>
+        <w:t>Hint · try first</w:t>
+      </w:r>
+    </w:p>
+    <w:p>
+      <w:pPr>
+        <w:spacing w:line="336" w:lineRule="auto" w:after="180"/>
+        <w:shd w:fill="F1F6F8"/>
+      </w:pPr>
+      <w:r>
+        <w:rPr>
+          <w:b w:val="0"/>
+        </w:rPr>
+        <w:t xml:space="preserve">Hint if needed: Use the changed </w:t>
+      </w:r>
+      <w:r>
+        <w:rPr>
+          <w:b/>
+        </w:rPr>
+        <w:t>condition</w:t>
+      </w:r>
+      <w:r>
+        <w:rPr>
+          <w:b w:val="0"/>
+        </w:rPr>
+        <w:t xml:space="preserve"> and the deciding step in the pictorial trace. The answer must say what follows from those facts.</w:t>
+      </w:r>
+    </w:p>
+    <w:p>
+      <w:pPr>
+        <w:pStyle w:val="Heading3"/>
+      </w:pPr>
+      <w:r>
+        <w:t>Feedback · compare after trying</w:t>
+      </w:r>
+    </w:p>
+    <w:p>
+      <w:pPr>
+        <w:spacing w:line="336" w:lineRule="auto" w:after="180"/>
+        <w:shd w:fill="F1F6FC"/>
+      </w:pPr>
+      <w:r>
+        <w:rPr>
+          <w:b w:val="0"/>
+        </w:rPr>
         <w:t>After your attempt, compare with the supported explanation: Only the run starting at 4 changes: it reports 12. Updated value 6 fails a strict above comparison and is doubled.</w:t>
       </w:r>
     </w:p>
@@ -3960,18 +7544,81 @@
       </w:r>
     </w:p>
     <w:p>
-      <w:r>
-        <w:t>Review Algorithms as Recipes (ai-1/9). Goal: Trace an ordered algorithm using the current value after every instruction. Short practice: Use the arrows to explain where the two zero-start runs first differ.. Return to this week and explain what you changed.</w:t>
-      </w:r>
-    </w:p>
-    <w:p>
-      <w:r>
-        <w:t>Review Categories and Labels (ai-1/7). Goal: Apply a category definition using explicit evidence and boundary rules. Short practice: Explain why B originally was revise rather than review, then label its changed version.. Return to this week and explain what you changed.</w:t>
-      </w:r>
-    </w:p>
-    <w:p>
-      <w:r>
-        <w:t>Review Rules or Learned Patterns? (ai-1/4). Goal: Execute a stated rule including its boundary. Short practice: Show which stage used labels and which stage used only the new measurement.. Return to this week and explain what you changed.</w:t>
+      <w:pPr>
+        <w:spacing w:line="336" w:lineRule="auto" w:after="180"/>
+      </w:pPr>
+      <w:r>
+        <w:rPr>
+          <w:b w:val="0"/>
+        </w:rPr>
+        <w:t>Review Algorithms as Recipes (ai-1/9). Goal: Trace an ordered algorithm using the current value after every instruction. Short practice: Use the arrows to explain where the two zero-start runs first differ..</w:t>
+      </w:r>
+    </w:p>
+    <w:p>
+      <w:pPr>
+        <w:spacing w:line="336" w:lineRule="auto" w:after="180"/>
+      </w:pPr>
+      <w:r>
+        <w:rPr>
+          <w:b w:val="0"/>
+        </w:rPr>
+        <w:t>Return to this week and explain what you changed.</w:t>
+      </w:r>
+    </w:p>
+    <w:p>
+      <w:pPr>
+        <w:spacing w:line="336" w:lineRule="auto" w:after="180"/>
+      </w:pPr>
+      <w:r>
+        <w:rPr>
+          <w:b w:val="0"/>
+        </w:rPr>
+        <w:t xml:space="preserve">Review Categories and Labels (ai-1/7). Goal: Apply a category definition using explicit </w:t>
+      </w:r>
+      <w:r>
+        <w:rPr>
+          <w:b/>
+        </w:rPr>
+        <w:t>evidence</w:t>
+      </w:r>
+      <w:r>
+        <w:rPr>
+          <w:b w:val="0"/>
+        </w:rPr>
+        <w:t xml:space="preserve"> and boundary rules. Short practice: Explain why B originally was revise rather than review, then label its changed version..</w:t>
+      </w:r>
+    </w:p>
+    <w:p>
+      <w:pPr>
+        <w:spacing w:line="336" w:lineRule="auto" w:after="180"/>
+      </w:pPr>
+      <w:r>
+        <w:rPr>
+          <w:b w:val="0"/>
+        </w:rPr>
+        <w:t>Return to this week and explain what you changed.</w:t>
+      </w:r>
+    </w:p>
+    <w:p>
+      <w:pPr>
+        <w:spacing w:line="336" w:lineRule="auto" w:after="180"/>
+      </w:pPr>
+      <w:r>
+        <w:rPr>
+          <w:b w:val="0"/>
+        </w:rPr>
+        <w:t>Review Rules or Learned Patterns? (ai-1/4). Goal: Execute a stated rule including its boundary. Short practice: Show which stage used labels and which stage used only the new measurement..</w:t>
+      </w:r>
+    </w:p>
+    <w:p>
+      <w:pPr>
+        <w:spacing w:line="336" w:lineRule="auto" w:after="180"/>
+      </w:pPr>
+      <w:r>
+        <w:rPr>
+          <w:b w:val="0"/>
+        </w:rPr>
+        <w:t>Return to this week and explain what you changed.</w:t>
       </w:r>
     </w:p>
     <w:p>
@@ -3983,8 +7630,712 @@
       </w:r>
     </w:p>
     <w:p>
-      <w:r>
-        <w:t>Use Download completed work in the hosted lesson to export your answers, reflections, practice feedback and code-run evidence. Open the HTML copy to read or print it. Drafts stay in this browser when storage is available; clear drafts on a shared device.</w:t>
+      <w:pPr>
+        <w:spacing w:line="336" w:lineRule="auto" w:after="180"/>
+      </w:pPr>
+      <w:r>
+        <w:rPr>
+          <w:b w:val="0"/>
+        </w:rPr>
+        <w:t xml:space="preserve">Use Download completed work in the hosted lesson to export your answers, reflections, practice feedback and code-run </w:t>
+      </w:r>
+      <w:r>
+        <w:rPr>
+          <w:b/>
+        </w:rPr>
+        <w:t>evidence</w:t>
+      </w:r>
+      <w:r>
+        <w:rPr>
+          <w:b w:val="0"/>
+        </w:rPr>
+        <w:t>. Open the HTML copy to read or print it.</w:t>
+      </w:r>
+    </w:p>
+    <w:p>
+      <w:pPr>
+        <w:spacing w:line="336" w:lineRule="auto" w:after="180"/>
+      </w:pPr>
+      <w:r>
+        <w:rPr>
+          <w:b w:val="0"/>
+        </w:rPr>
+        <w:t>Drafts stay in this browser when storage is available; clear drafts on a shared device.</w:t>
+      </w:r>
+    </w:p>
+    <w:p>
+      <w:pPr>
+        <w:pStyle w:val="Heading1"/>
+      </w:pPr>
+      <w:r>
+        <w:t>18. Visual concept journey</w:t>
+      </w:r>
+    </w:p>
+    <w:p>
+      <w:r>
+        <w:t>Explain each If/Then Decisions graphic using its labels, deciding evidence and relevant limitation.</w:t>
+      </w:r>
+    </w:p>
+    <w:p>
+      <w:pPr>
+        <w:pStyle w:val="Heading3"/>
+      </w:pPr>
+      <w:r>
+        <w:t>01. If/Then Decisions: the case</w:t>
+      </w:r>
+    </w:p>
+    <w:p>
+      <w:r>
+        <w:drawing>
+          <wp:inline xmlns:a="http://schemas.openxmlformats.org/drawingml/2006/main" xmlns:pic="http://schemas.openxmlformats.org/drawingml/2006/picture">
+            <wp:extent cx="5486400" cy="2834640"/>
+            <wp:docPr id="23" name="Picture 23" descr="A fictional counter begins with a number, adds 2, then chooses one branch. Supplied facts: If the updated value is at least 6, subtract 1; otherwise double it. Report once and stop. Use separate starting values 3,4,5."/>
+            <wp:cNvGraphicFramePr>
+              <a:graphicFrameLocks noChangeAspect="1"/>
+            </wp:cNvGraphicFramePr>
+            <a:graphic>
+              <a:graphicData uri="http://schemas.openxmlformats.org/drawingml/2006/picture">
+                <pic:pic>
+                  <pic:nvPicPr>
+                    <pic:cNvPr id="0" name="academy-story-ai-1-10-01.png"/>
+                    <pic:cNvPicPr/>
+                  </pic:nvPicPr>
+                  <pic:blipFill>
+                    <a:blip r:embed="rId31"/>
+                    <a:stretch>
+                      <a:fillRect/>
+                    </a:stretch>
+                  </pic:blipFill>
+                  <pic:spPr>
+                    <a:xfrm>
+                      <a:off x="0" y="0"/>
+                      <a:ext cx="5486400" cy="2834640"/>
+                    </a:xfrm>
+                    <a:prstGeom prst="rect"/>
+                  </pic:spPr>
+                </pic:pic>
+              </a:graphicData>
+            </a:graphic>
+          </wp:inline>
+        </w:drawing>
+      </w:r>
+    </w:p>
+    <w:p>
+      <w:pPr>
+        <w:spacing w:line="336" w:lineRule="auto" w:after="180"/>
+      </w:pPr>
+      <w:r>
+        <w:rPr>
+          <w:b w:val="0"/>
+        </w:rPr>
+        <w:t xml:space="preserve">A fictional counter begins with a number, adds 2, then chooses one </w:t>
+      </w:r>
+      <w:r>
+        <w:rPr>
+          <w:b/>
+        </w:rPr>
+        <w:t>branch</w:t>
+      </w:r>
+      <w:r>
+        <w:rPr>
+          <w:b w:val="0"/>
+        </w:rPr>
+        <w:t>. Supplied facts: If the updated value is at least 6, subtract 1; otherwise double it. Report once and stop. Use separate starting values 3,4,5.</w:t>
+      </w:r>
+    </w:p>
+    <w:p>
+      <w:pPr>
+        <w:spacing w:line="336" w:lineRule="auto" w:after="180"/>
+        <w:shd w:fill="F5F1FB"/>
+      </w:pPr>
+      <w:r>
+        <w:rPr>
+          <w:b w:val="0"/>
+        </w:rPr>
+        <w:t>Point to the given fact that matters most. Explain why it matters.</w:t>
+      </w:r>
+    </w:p>
+    <w:p>
+      <w:pPr>
+        <w:pStyle w:val="Heading3"/>
+      </w:pPr>
+      <w:r>
+        <w:t>02. Follow the deciding steps</w:t>
+      </w:r>
+    </w:p>
+    <w:p>
+      <w:r>
+        <w:drawing>
+          <wp:inline xmlns:a="http://schemas.openxmlformats.org/drawingml/2006/main" xmlns:pic="http://schemas.openxmlformats.org/drawingml/2006/picture">
+            <wp:extent cx="5486400" cy="4005072"/>
+            <wp:docPr id="24" name="Picture 24" descr="Update first: Starts 3,4,5 become 5,6,7. → Test current value: 5≥6 is false; 6≥6 and 7≥6 are true. → Choose one branch: Double 5 to 10; subtract 1 from 6 to 5; subtract 1 from 7 to 6. → Report: The three independent runs report 10,5,6."/>
+            <wp:cNvGraphicFramePr>
+              <a:graphicFrameLocks noChangeAspect="1"/>
+            </wp:cNvGraphicFramePr>
+            <a:graphic>
+              <a:graphicData uri="http://schemas.openxmlformats.org/drawingml/2006/picture">
+                <pic:pic>
+                  <pic:nvPicPr>
+                    <pic:cNvPr id="0" name="academy-story-ai-1-10-02.png"/>
+                    <pic:cNvPicPr/>
+                  </pic:nvPicPr>
+                  <pic:blipFill>
+                    <a:blip r:embed="rId32"/>
+                    <a:stretch>
+                      <a:fillRect/>
+                    </a:stretch>
+                  </pic:blipFill>
+                  <pic:spPr>
+                    <a:xfrm>
+                      <a:off x="0" y="0"/>
+                      <a:ext cx="5486400" cy="4005072"/>
+                    </a:xfrm>
+                    <a:prstGeom prst="rect"/>
+                  </pic:spPr>
+                </pic:pic>
+              </a:graphicData>
+            </a:graphic>
+          </wp:inline>
+        </w:drawing>
+      </w:r>
+    </w:p>
+    <w:p>
+      <w:pPr>
+        <w:spacing w:line="336" w:lineRule="auto" w:after="180"/>
+      </w:pPr>
+      <w:r>
+        <w:rPr>
+          <w:b w:val="0"/>
+        </w:rPr>
+        <w:t xml:space="preserve">Update first: Starts 3,4,5 become 5,6,7. → Test current value: 5≥6 is false; 6≥6 and 7≥6 are true. → Choose one </w:t>
+      </w:r>
+      <w:r>
+        <w:rPr>
+          <w:b/>
+        </w:rPr>
+        <w:t>branch</w:t>
+      </w:r>
+      <w:r>
+        <w:rPr>
+          <w:b w:val="0"/>
+        </w:rPr>
+        <w:t>: Double 5 to 10; subtract 1 from 6 to 5; subtract 1 from 7 to 6. → Report: The three independent runs report 10,5,6.</w:t>
+      </w:r>
+    </w:p>
+    <w:p>
+      <w:pPr>
+        <w:spacing w:line="336" w:lineRule="auto" w:after="180"/>
+        <w:shd w:fill="F5F1FB"/>
+      </w:pPr>
+      <w:r>
+        <w:rPr>
+          <w:b w:val="0"/>
+        </w:rPr>
+        <w:t xml:space="preserve">Point to each numbered stage and explain which recorded </w:t>
+      </w:r>
+      <w:r>
+        <w:rPr>
+          <w:b/>
+        </w:rPr>
+        <w:t>input</w:t>
+      </w:r>
+      <w:r>
+        <w:rPr>
+          <w:b w:val="0"/>
+        </w:rPr>
+        <w:t xml:space="preserve"> it uses.</w:t>
+      </w:r>
+    </w:p>
+    <w:p>
+      <w:pPr>
+        <w:pStyle w:val="Heading3"/>
+      </w:pPr>
+      <w:r>
+        <w:t>03. Inclusive branching trace</w:t>
+      </w:r>
+    </w:p>
+    <w:p>
+      <w:r>
+        <w:drawing>
+          <wp:inline xmlns:a="http://schemas.openxmlformats.org/drawingml/2006/main" xmlns:pic="http://schemas.openxmlformats.org/drawingml/2006/picture">
+            <wp:extent cx="5486400" cy="3617976"/>
+            <wp:docPr id="25" name="Picture 25" descr="Inclusive branching trace. Run 1: Start = 3, After +2 = 5, At least 6? = false, Report = 10. Run 2: Start = 4, After +2 = 6, At least 6? = true, Report = 5. Run 3: Start = 5, After +2 = 7, At least 6? = true, Report = 6."/>
+            <wp:cNvGraphicFramePr>
+              <a:graphicFrameLocks noChangeAspect="1"/>
+            </wp:cNvGraphicFramePr>
+            <a:graphic>
+              <a:graphicData uri="http://schemas.openxmlformats.org/drawingml/2006/picture">
+                <pic:pic>
+                  <pic:nvPicPr>
+                    <pic:cNvPr id="0" name="academy-story-ai-1-10-03.png"/>
+                    <pic:cNvPicPr/>
+                  </pic:nvPicPr>
+                  <pic:blipFill>
+                    <a:blip r:embed="rId33"/>
+                    <a:stretch>
+                      <a:fillRect/>
+                    </a:stretch>
+                  </pic:blipFill>
+                  <pic:spPr>
+                    <a:xfrm>
+                      <a:off x="0" y="0"/>
+                      <a:ext cx="5486400" cy="3617976"/>
+                    </a:xfrm>
+                    <a:prstGeom prst="rect"/>
+                  </pic:spPr>
+                </pic:pic>
+              </a:graphicData>
+            </a:graphic>
+          </wp:inline>
+        </w:drawing>
+      </w:r>
+    </w:p>
+    <w:p>
+      <w:pPr>
+        <w:spacing w:line="336" w:lineRule="auto" w:after="180"/>
+      </w:pPr>
+      <w:r>
+        <w:rPr>
+          <w:b w:val="0"/>
+        </w:rPr>
+        <w:t xml:space="preserve">Inclusive </w:t>
+      </w:r>
+      <w:r>
+        <w:rPr>
+          <w:b/>
+        </w:rPr>
+        <w:t>branch</w:t>
+      </w:r>
+      <w:r>
+        <w:rPr>
+          <w:b w:val="0"/>
+        </w:rPr>
+        <w:t>ing trace. Run 1: Start = 3, After +2 = 5, At least 6? = false, Report = 10. Run 2: Start = 4, After +2 = 6, At least 6? = true, Report = 5. Run 3: Start = 5, After +2 = 7, At least 6? = true, Report = 6.</w:t>
+      </w:r>
+    </w:p>
+    <w:p>
+      <w:pPr>
+        <w:spacing w:line="336" w:lineRule="auto" w:after="180"/>
+        <w:shd w:fill="F5F1FB"/>
+      </w:pPr>
+      <w:r>
+        <w:rPr>
+          <w:b w:val="0"/>
+        </w:rPr>
+        <w:t>Read the labels and values. Explain the relationship the model shows.</w:t>
+      </w:r>
+    </w:p>
+    <w:p>
+      <w:pPr>
+        <w:pStyle w:val="Heading3"/>
+      </w:pPr>
+      <w:r>
+        <w:t>04. Change one thing. Trace what follows.</w:t>
+      </w:r>
+    </w:p>
+    <w:p>
+      <w:r>
+        <w:drawing>
+          <wp:inline xmlns:a="http://schemas.openxmlformats.org/drawingml/2006/main" xmlns:pic="http://schemas.openxmlformats.org/drawingml/2006/picture">
+            <wp:extent cx="5486400" cy="3026664"/>
+            <wp:docPr id="26" name="Picture 26" descr="Original case: The three independent runs report 10,5,6. Changed condition: Replace at least 6 with above 6. Expected result: Only the run starting at 4 changes: it reports 12. Reason: Updated value 6 fails a strict above comparison and is doubled."/>
+            <wp:cNvGraphicFramePr>
+              <a:graphicFrameLocks noChangeAspect="1"/>
+            </wp:cNvGraphicFramePr>
+            <a:graphic>
+              <a:graphicData uri="http://schemas.openxmlformats.org/drawingml/2006/picture">
+                <pic:pic>
+                  <pic:nvPicPr>
+                    <pic:cNvPr id="0" name="academy-story-ai-1-10-04.png"/>
+                    <pic:cNvPicPr/>
+                  </pic:nvPicPr>
+                  <pic:blipFill>
+                    <a:blip r:embed="rId34"/>
+                    <a:stretch>
+                      <a:fillRect/>
+                    </a:stretch>
+                  </pic:blipFill>
+                  <pic:spPr>
+                    <a:xfrm>
+                      <a:off x="0" y="0"/>
+                      <a:ext cx="5486400" cy="3026664"/>
+                    </a:xfrm>
+                    <a:prstGeom prst="rect"/>
+                  </pic:spPr>
+                </pic:pic>
+              </a:graphicData>
+            </a:graphic>
+          </wp:inline>
+        </w:drawing>
+      </w:r>
+    </w:p>
+    <w:p>
+      <w:pPr>
+        <w:spacing w:line="336" w:lineRule="auto" w:after="180"/>
+      </w:pPr>
+      <w:r>
+        <w:rPr>
+          <w:b w:val="0"/>
+        </w:rPr>
+        <w:t xml:space="preserve">Original case: The three independent runs report 10,5,6. Changed </w:t>
+      </w:r>
+      <w:r>
+        <w:rPr>
+          <w:b/>
+        </w:rPr>
+        <w:t>condition</w:t>
+      </w:r>
+      <w:r>
+        <w:rPr>
+          <w:b w:val="0"/>
+        </w:rPr>
+        <w:t>: Replace at least 6 with above 6. Expected result: Only the run starting at 4 changes: it reports 12.</w:t>
+      </w:r>
+    </w:p>
+    <w:p>
+      <w:pPr>
+        <w:spacing w:line="336" w:lineRule="auto" w:after="180"/>
+      </w:pPr>
+      <w:r>
+        <w:rPr>
+          <w:b w:val="0"/>
+        </w:rPr>
+        <w:t>Reason: Updated value 6 fails a strict above comparison and is doubled.</w:t>
+      </w:r>
+    </w:p>
+    <w:p>
+      <w:pPr>
+        <w:spacing w:line="336" w:lineRule="auto" w:after="180"/>
+        <w:shd w:fill="F5F1FB"/>
+      </w:pPr>
+      <w:r>
+        <w:rPr>
+          <w:b w:val="0"/>
+        </w:rPr>
+        <w:t>Predict before checking the worked changed-case result. Name what changed and what the supplied facts allow you to conclude.</w:t>
+      </w:r>
+    </w:p>
+    <w:p>
+      <w:pPr>
+        <w:pStyle w:val="Heading3"/>
+      </w:pPr>
+      <w:r>
+        <w:t>05. Connect the explanation to its limit</w:t>
+      </w:r>
+    </w:p>
+    <w:p>
+      <w:r>
+        <w:drawing>
+          <wp:inline xmlns:a="http://schemas.openxmlformats.org/drawingml/2006/main" xmlns:pic="http://schemas.openxmlformats.org/drawingml/2006/picture">
+            <wp:extent cx="5486400" cy="2834640"/>
+            <wp:docPr id="27" name="Picture 27" descr="The condition is evaluated after adding 2. Equality belongs to the at-least branch, so starting at 4 checks the boundary. Once a branch finishes, the program reports; it does not reconsider the condition just because doubling 5 produced 10. Limit: A large reported value need not mean the true branch ran; branch choice depends on the earlier value."/>
+            <wp:cNvGraphicFramePr>
+              <a:graphicFrameLocks noChangeAspect="1"/>
+            </wp:cNvGraphicFramePr>
+            <a:graphic>
+              <a:graphicData uri="http://schemas.openxmlformats.org/drawingml/2006/picture">
+                <pic:pic>
+                  <pic:nvPicPr>
+                    <pic:cNvPr id="0" name="academy-story-ai-1-10-05.png"/>
+                    <pic:cNvPicPr/>
+                  </pic:nvPicPr>
+                  <pic:blipFill>
+                    <a:blip r:embed="rId35"/>
+                    <a:stretch>
+                      <a:fillRect/>
+                    </a:stretch>
+                  </pic:blipFill>
+                  <pic:spPr>
+                    <a:xfrm>
+                      <a:off x="0" y="0"/>
+                      <a:ext cx="5486400" cy="2834640"/>
+                    </a:xfrm>
+                    <a:prstGeom prst="rect"/>
+                  </pic:spPr>
+                </pic:pic>
+              </a:graphicData>
+            </a:graphic>
+          </wp:inline>
+        </w:drawing>
+      </w:r>
+    </w:p>
+    <w:p>
+      <w:pPr>
+        <w:spacing w:line="336" w:lineRule="auto" w:after="180"/>
+      </w:pPr>
+      <w:r>
+        <w:rPr>
+          <w:b w:val="0"/>
+        </w:rPr>
+        <w:t xml:space="preserve">The </w:t>
+      </w:r>
+      <w:r>
+        <w:rPr>
+          <w:b/>
+        </w:rPr>
+        <w:t>condition</w:t>
+      </w:r>
+      <w:r>
+        <w:rPr>
+          <w:b w:val="0"/>
+        </w:rPr>
+        <w:t xml:space="preserve"> is evaluated after adding 2. Equality belongs to the at-least </w:t>
+      </w:r>
+      <w:r>
+        <w:rPr>
+          <w:b/>
+        </w:rPr>
+        <w:t>branch</w:t>
+      </w:r>
+      <w:r>
+        <w:rPr>
+          <w:b w:val="0"/>
+        </w:rPr>
+        <w:t>, so starting at 4 checks the boundary.</w:t>
+      </w:r>
+    </w:p>
+    <w:p>
+      <w:pPr>
+        <w:spacing w:line="336" w:lineRule="auto" w:after="180"/>
+      </w:pPr>
+      <w:r>
+        <w:rPr>
+          <w:b w:val="0"/>
+        </w:rPr>
+        <w:t xml:space="preserve">Once a </w:t>
+      </w:r>
+      <w:r>
+        <w:rPr>
+          <w:b/>
+        </w:rPr>
+        <w:t>branch</w:t>
+      </w:r>
+      <w:r>
+        <w:rPr>
+          <w:b w:val="0"/>
+        </w:rPr>
+        <w:t xml:space="preserve"> finishes, the program reports; it does not reconsider the </w:t>
+      </w:r>
+      <w:r>
+        <w:rPr>
+          <w:b/>
+        </w:rPr>
+        <w:t>condition</w:t>
+      </w:r>
+      <w:r>
+        <w:rPr>
+          <w:b w:val="0"/>
+        </w:rPr>
+        <w:t xml:space="preserve"> just because doubling 5 produced 10.</w:t>
+      </w:r>
+    </w:p>
+    <w:p>
+      <w:pPr>
+        <w:spacing w:line="336" w:lineRule="auto" w:after="180"/>
+      </w:pPr>
+      <w:r>
+        <w:rPr>
+          <w:b w:val="0"/>
+        </w:rPr>
+        <w:t xml:space="preserve">Limit: A large reported value need not mean the true </w:t>
+      </w:r>
+      <w:r>
+        <w:rPr>
+          <w:b/>
+        </w:rPr>
+        <w:t>branch</w:t>
+      </w:r>
+      <w:r>
+        <w:rPr>
+          <w:b w:val="0"/>
+        </w:rPr>
+        <w:t xml:space="preserve"> ran; </w:t>
+      </w:r>
+      <w:r>
+        <w:rPr>
+          <w:b/>
+        </w:rPr>
+        <w:t>branch</w:t>
+      </w:r>
+      <w:r>
+        <w:rPr>
+          <w:b w:val="0"/>
+        </w:rPr>
+        <w:t xml:space="preserve"> choice depends on the earlier value.</w:t>
+      </w:r>
+    </w:p>
+    <w:p>
+      <w:pPr>
+        <w:spacing w:line="336" w:lineRule="auto" w:after="180"/>
+        <w:shd w:fill="F5F1FB"/>
+      </w:pPr>
+      <w:r>
+        <w:rPr>
+          <w:b w:val="0"/>
+        </w:rPr>
+        <w:t>Explain the case, then point to a limit on the claim.</w:t>
+      </w:r>
+    </w:p>
+    <w:p>
+      <w:pPr>
+        <w:pStyle w:val="Heading3"/>
+      </w:pPr>
+      <w:r>
+        <w:t>06. Make the idea visible in your project</w:t>
+      </w:r>
+    </w:p>
+    <w:p>
+      <w:r>
+        <w:drawing>
+          <wp:inline xmlns:a="http://schemas.openxmlformats.org/drawingml/2006/main" xmlns:pic="http://schemas.openxmlformats.org/drawingml/2006/picture">
+            <wp:extent cx="5486400" cy="3380232"/>
+            <wp:docPr id="28" name="Picture 28" descr="Include equality examples when reviewing sorter conditions, and trace from original input through output. Draw your input, deciding step, result and limit. Supported question: Which input detects the difference between the two written conditions? Explain its entire run."/>
+            <wp:cNvGraphicFramePr>
+              <a:graphicFrameLocks noChangeAspect="1"/>
+            </wp:cNvGraphicFramePr>
+            <a:graphic>
+              <a:graphicData uri="http://schemas.openxmlformats.org/drawingml/2006/picture">
+                <pic:pic>
+                  <pic:nvPicPr>
+                    <pic:cNvPr id="0" name="academy-story-ai-1-10-06.png"/>
+                    <pic:cNvPicPr/>
+                  </pic:nvPicPr>
+                  <pic:blipFill>
+                    <a:blip r:embed="rId36"/>
+                    <a:stretch>
+                      <a:fillRect/>
+                    </a:stretch>
+                  </pic:blipFill>
+                  <pic:spPr>
+                    <a:xfrm>
+                      <a:off x="0" y="0"/>
+                      <a:ext cx="5486400" cy="3380232"/>
+                    </a:xfrm>
+                    <a:prstGeom prst="rect"/>
+                  </pic:spPr>
+                </pic:pic>
+              </a:graphicData>
+            </a:graphic>
+          </wp:inline>
+        </w:drawing>
+      </w:r>
+    </w:p>
+    <w:p>
+      <w:pPr>
+        <w:spacing w:line="336" w:lineRule="auto" w:after="180"/>
+      </w:pPr>
+      <w:r>
+        <w:rPr>
+          <w:b w:val="0"/>
+        </w:rPr>
+        <w:t xml:space="preserve">Include equality examples when reviewing sorter </w:t>
+      </w:r>
+      <w:r>
+        <w:rPr>
+          <w:b/>
+        </w:rPr>
+        <w:t>condition</w:t>
+      </w:r>
+      <w:r>
+        <w:rPr>
+          <w:b w:val="0"/>
+        </w:rPr>
+        <w:t xml:space="preserve">s, and trace from original </w:t>
+      </w:r>
+      <w:r>
+        <w:rPr>
+          <w:b/>
+        </w:rPr>
+        <w:t>input</w:t>
+      </w:r>
+      <w:r>
+        <w:rPr>
+          <w:b w:val="0"/>
+        </w:rPr>
+        <w:t xml:space="preserve"> through </w:t>
+      </w:r>
+      <w:r>
+        <w:rPr>
+          <w:b/>
+        </w:rPr>
+        <w:t>output</w:t>
+      </w:r>
+      <w:r>
+        <w:rPr>
+          <w:b w:val="0"/>
+        </w:rPr>
+        <w:t xml:space="preserve">. Draw your </w:t>
+      </w:r>
+      <w:r>
+        <w:rPr>
+          <w:b/>
+        </w:rPr>
+        <w:t>input</w:t>
+      </w:r>
+      <w:r>
+        <w:rPr>
+          <w:b w:val="0"/>
+        </w:rPr>
+        <w:t>, deciding step, result and limit.</w:t>
+      </w:r>
+    </w:p>
+    <w:p>
+      <w:pPr>
+        <w:spacing w:line="336" w:lineRule="auto" w:after="180"/>
+      </w:pPr>
+      <w:r>
+        <w:rPr>
+          <w:b w:val="0"/>
+        </w:rPr>
+        <w:t xml:space="preserve">Supported question: Which </w:t>
+      </w:r>
+      <w:r>
+        <w:rPr>
+          <w:b/>
+        </w:rPr>
+        <w:t>input</w:t>
+      </w:r>
+      <w:r>
+        <w:rPr>
+          <w:b w:val="0"/>
+        </w:rPr>
+        <w:t xml:space="preserve"> detects the difference between the two written </w:t>
+      </w:r>
+      <w:r>
+        <w:rPr>
+          <w:b/>
+        </w:rPr>
+        <w:t>condition</w:t>
+      </w:r>
+      <w:r>
+        <w:rPr>
+          <w:b w:val="0"/>
+        </w:rPr>
+        <w:t>s? Explain its entire run.</w:t>
+      </w:r>
+    </w:p>
+    <w:p>
+      <w:pPr>
+        <w:spacing w:line="336" w:lineRule="auto" w:after="180"/>
+        <w:shd w:fill="F5F1FB"/>
+      </w:pPr>
+      <w:r>
+        <w:rPr>
+          <w:b w:val="0"/>
+        </w:rPr>
+        <w:t xml:space="preserve">Draw your project trace and justify the deciding step using </w:t>
+      </w:r>
+      <w:r>
+        <w:rPr>
+          <w:b/>
+        </w:rPr>
+        <w:t>evidence</w:t>
+      </w:r>
+      <w:r>
+        <w:rPr>
+          <w:b w:val="0"/>
+        </w:rPr>
+        <w:t>.</w:t>
       </w:r>
     </w:p>
     <w:sectPr>

--- a/downloads/student/ai-1-week-10.docx
+++ b/downloads/student/ai-1-week-10.docx
@@ -366,7 +366,7 @@
         <w:rPr>
           <w:b w:val="0"/>
         </w:rPr>
-        <w:t xml:space="preserve"> and test an including equality boundary.</w:t>
+        <w:t xml:space="preserve"> and test a boundary that includes equality.</w:t>
       </w:r>
     </w:p>
     <w:p>
